--- a/5-人员管理/运行记录类文件/050201-2025年人员管理计划.docx
+++ b/5-人员管理/运行记录类文件/050201-2025年人员管理计划.docx
@@ -2457,8 +2457,8 @@
         </w:rPr>
         <w:br w:type="page"/>
       </w:r>
-      <w:bookmarkStart w:id="2" w:name="_Toc32500"/>
-      <w:bookmarkStart w:id="3" w:name="_Toc79"/>
+      <w:bookmarkStart w:id="2" w:name="_Toc79"/>
+      <w:bookmarkStart w:id="3" w:name="_Toc32500"/>
       <w:r>
         <w:t>目的</w:t>
       </w:r>
@@ -2506,8 +2506,8 @@
           <w:lang w:val="en-US" w:eastAsia="zh-CN"/>
         </w:rPr>
       </w:pPr>
-      <w:bookmarkStart w:id="4" w:name="_Toc17046"/>
-      <w:bookmarkStart w:id="5" w:name="_Toc3684"/>
+      <w:bookmarkStart w:id="4" w:name="_Toc3684"/>
+      <w:bookmarkStart w:id="5" w:name="_Toc17046"/>
       <w:r>
         <w:rPr>
           <w:rFonts w:hint="eastAsia"/>
@@ -2621,20 +2621,9 @@
     </w:p>
     <w:p>
       <w:pPr>
-        <w:pStyle w:val="18"/>
-        <w:keepNext w:val="0"/>
-        <w:keepLines w:val="0"/>
-        <w:widowControl/>
-        <w:suppressLineNumbers w:val="0"/>
-        <w:pBdr>
-          <w:top w:val="none" w:color="auto" w:sz="0" w:space="0"/>
-          <w:left w:val="none" w:color="auto" w:sz="0" w:space="0"/>
-          <w:bottom w:val="none" w:color="auto" w:sz="0" w:space="0"/>
-          <w:right w:val="none" w:color="auto" w:sz="0" w:space="0"/>
-        </w:pBdr>
-        <w:wordWrap w:val="0"/>
-        <w:spacing w:before="0" w:beforeAutospacing="0" w:after="0" w:afterAutospacing="0" w:line="264" w:lineRule="atLeast"/>
-        <w:ind w:left="0" w:right="0" w:firstLine="0"/>
+        <w:pStyle w:val="44"/>
+        <w:bidi w:val="0"/>
+        <w:ind w:left="0" w:leftChars="0" w:right="0" w:rightChars="0" w:firstLine="0" w:firstLineChars="0"/>
         <w:jc w:val="center"/>
         <w:rPr>
           <w:rFonts w:hint="default"/>
@@ -2650,7 +2639,6 @@
       </w:r>
       <w:r>
         <w:rPr>
-          <w:rStyle w:val="40"/>
           <w:rFonts w:hint="default"/>
           <w:lang w:val="en-US" w:eastAsia="zh-CN"/>
         </w:rPr>
@@ -2658,7 +2646,6 @@
       </w:r>
       <w:r>
         <w:rPr>
-          <w:rStyle w:val="40"/>
           <w:rFonts w:hint="default"/>
           <w:lang w:val="en-US" w:eastAsia="zh-CN"/>
         </w:rPr>
@@ -2666,28 +2653,24 @@
       </w:r>
       <w:r>
         <w:rPr>
-          <w:rStyle w:val="40"/>
           <w:rFonts w:hint="default"/>
         </w:rPr>
         <w:instrText xml:space="preserve"> </w:instrText>
       </w:r>
       <w:r>
         <w:rPr>
-          <w:rStyle w:val="40"/>
           <w:rFonts w:hint="eastAsia"/>
         </w:rPr>
         <w:instrText xml:space="preserve">S</w:instrText>
       </w:r>
       <w:r>
         <w:rPr>
-          <w:rStyle w:val="40"/>
           <w:rFonts w:hint="default"/>
         </w:rPr>
         <w:instrText xml:space="preserve">TYLEREF "</w:instrText>
       </w:r>
       <w:r>
         <w:rPr>
-          <w:rStyle w:val="40"/>
           <w:rFonts w:hint="eastAsia"/>
           <w:lang w:val="en-US" w:eastAsia="zh-CN"/>
         </w:rPr>
@@ -2695,28 +2678,22 @@
       </w:r>
       <w:r>
         <w:rPr>
-          <w:rStyle w:val="40"/>
           <w:rFonts w:hint="default"/>
         </w:rPr>
         <w:instrText xml:space="preserve">" \n</w:instrText>
       </w:r>
       <w:r>
         <w:rPr>
-          <w:rStyle w:val="40"/>
           <w:rFonts w:hint="default"/>
           <w:lang w:val="en-US" w:eastAsia="zh-CN"/>
         </w:rPr>
         <w:instrText xml:space="preserve"> </w:instrText>
       </w:r>
       <w:r>
-        <w:rPr>
-          <w:rStyle w:val="40"/>
-        </w:rPr>
         <w:instrText xml:space="preserve">\* Charformat</w:instrText>
       </w:r>
       <w:r>
         <w:rPr>
-          <w:rStyle w:val="40"/>
           <w:rFonts w:hint="default"/>
           <w:lang w:val="en-US" w:eastAsia="zh-CN"/>
         </w:rPr>
@@ -2724,7 +2701,6 @@
       </w:r>
       <w:r>
         <w:rPr>
-          <w:rStyle w:val="40"/>
           <w:rFonts w:hint="eastAsia"/>
           <w:lang w:val="en-US" w:eastAsia="zh-CN"/>
         </w:rPr>
@@ -2732,7 +2708,6 @@
       </w:r>
       <w:r>
         <w:rPr>
-          <w:rStyle w:val="40"/>
           <w:rFonts w:hint="default"/>
           <w:lang w:val="en-US" w:eastAsia="zh-CN"/>
         </w:rPr>
@@ -2740,7 +2715,6 @@
       </w:r>
       <w:r>
         <w:rPr>
-          <w:rStyle w:val="40"/>
           <w:rFonts w:hint="eastAsia"/>
           <w:lang w:val="en-US" w:eastAsia="zh-CN"/>
         </w:rPr>
@@ -2748,7 +2722,6 @@
       </w:r>
       <w:r>
         <w:rPr>
-          <w:rStyle w:val="40"/>
           <w:rFonts w:hint="eastAsia"/>
           <w:lang w:val="en-US" w:eastAsia="zh-CN"/>
         </w:rPr>
@@ -2756,28 +2729,24 @@
       </w:r>
       <w:r>
         <w:rPr>
-          <w:rStyle w:val="40"/>
           <w:rFonts w:hint="default"/>
         </w:rPr>
         <w:instrText xml:space="preserve"> </w:instrText>
       </w:r>
       <w:r>
         <w:rPr>
-          <w:rStyle w:val="40"/>
           <w:rFonts w:hint="eastAsia"/>
         </w:rPr>
         <w:instrText xml:space="preserve">S</w:instrText>
       </w:r>
       <w:r>
         <w:rPr>
-          <w:rStyle w:val="40"/>
           <w:rFonts w:hint="default"/>
         </w:rPr>
         <w:instrText xml:space="preserve">EQ </w:instrText>
       </w:r>
       <w:r>
         <w:rPr>
-          <w:rStyle w:val="40"/>
           <w:rFonts w:hint="eastAsia"/>
           <w:lang w:val="en-US" w:eastAsia="zh-CN"/>
         </w:rPr>
@@ -2785,14 +2754,12 @@
       </w:r>
       <w:r>
         <w:rPr>
-          <w:rStyle w:val="40"/>
           <w:rFonts w:hint="default"/>
         </w:rPr>
         <w:instrText xml:space="preserve"> \* ARABIC \s 1</w:instrText>
       </w:r>
       <w:r>
         <w:rPr>
-          <w:rStyle w:val="40"/>
           <w:rFonts w:hint="eastAsia"/>
           <w:lang w:val="en-US" w:eastAsia="zh-CN"/>
         </w:rPr>
@@ -2800,14 +2767,12 @@
       </w:r>
       <w:r>
         <w:rPr>
-          <w:rStyle w:val="40"/>
           <w:rFonts w:hint="eastAsia"/>
         </w:rPr>
         <w:t>1</w:t>
       </w:r>
       <w:r>
         <w:rPr>
-          <w:rStyle w:val="40"/>
           <w:rFonts w:hint="eastAsia"/>
           <w:lang w:val="en-US" w:eastAsia="zh-CN"/>
         </w:rPr>
@@ -3322,7 +3287,24 @@
           <w:szCs w:val="24"/>
           <w:lang w:val="en-US" w:eastAsia="zh-CN"/>
         </w:rPr>
-        <w:t>每季度对人员综合能力进行考核，要求考核合格率达到95%以上。</w:t>
+        <w:t>每季度对人员综合能力进行考核，考核指标是人员能力合格率≥95%。考核指标计算方式为：</w:t>
+      </w:r>
+      <w:r>
+        <w:rPr>
+          <w:rStyle w:val="46"/>
+          <w:rFonts w:hint="eastAsia"/>
+        </w:rPr>
+        <w:t>人员能力合格人数/参与能力评价人员总数*100%</w:t>
+      </w:r>
+      <w:r>
+        <w:rPr>
+          <w:rFonts w:hint="eastAsia" w:ascii="宋体" w:hAnsi="宋体" w:eastAsia="宋体" w:cs="宋体"/>
+          <w:spacing w:val="-1"/>
+          <w:sz w:val="24"/>
+          <w:szCs w:val="24"/>
+          <w:lang w:val="en-US" w:eastAsia="zh-CN"/>
+        </w:rPr>
+        <w:t>。</w:t>
       </w:r>
     </w:p>
     <w:bookmarkEnd w:id="14"/>
@@ -3335,8 +3317,8 @@
           <w:lang w:val="en-US" w:eastAsia="zh-CN"/>
         </w:rPr>
       </w:pPr>
-      <w:bookmarkStart w:id="15" w:name="_Toc22022"/>
-      <w:bookmarkStart w:id="16" w:name="_Toc3941"/>
+      <w:bookmarkStart w:id="15" w:name="_Toc3941"/>
+      <w:bookmarkStart w:id="16" w:name="_Toc22022"/>
       <w:r>
         <w:rPr>
           <w:rFonts w:hint="eastAsia"/>
@@ -3370,7 +3352,22 @@
           <w:rFonts w:hint="eastAsia"/>
           <w:lang w:val="en-US" w:eastAsia="zh-CN"/>
         </w:rPr>
-        <w:t>每月对培训进度进行考核，要求培训计划完成率达到95%以上。</w:t>
+        <w:t>每月对培训进度进行考核，要求培训计划完成率达到95%以上，培训完成率的计算方式为：</w:t>
+      </w:r>
+      <w:r>
+        <w:rPr>
+          <w:rStyle w:val="47"/>
+          <w:rFonts w:hint="eastAsia"/>
+        </w:rPr>
+        <w:t>累计培训课程数/计划培训课数*100%</w:t>
+      </w:r>
+      <w:r>
+        <w:rPr>
+          <w:rStyle w:val="47"/>
+          <w:rFonts w:hint="eastAsia"/>
+          <w:lang w:val="en-US" w:eastAsia="zh-CN"/>
+        </w:rPr>
+        <w:t>。</w:t>
       </w:r>
     </w:p>
     <w:p>
@@ -3392,20 +3389,9 @@
     </w:p>
     <w:p>
       <w:pPr>
-        <w:pStyle w:val="18"/>
-        <w:keepNext w:val="0"/>
-        <w:keepLines w:val="0"/>
-        <w:widowControl/>
-        <w:suppressLineNumbers w:val="0"/>
-        <w:pBdr>
-          <w:top w:val="none" w:color="auto" w:sz="0" w:space="0"/>
-          <w:left w:val="none" w:color="auto" w:sz="0" w:space="0"/>
-          <w:bottom w:val="none" w:color="auto" w:sz="0" w:space="0"/>
-          <w:right w:val="none" w:color="auto" w:sz="0" w:space="0"/>
-        </w:pBdr>
-        <w:wordWrap w:val="0"/>
-        <w:spacing w:before="0" w:beforeAutospacing="0" w:after="0" w:afterAutospacing="0" w:line="264" w:lineRule="atLeast"/>
-        <w:ind w:left="0" w:right="0" w:firstLine="0"/>
+        <w:pStyle w:val="44"/>
+        <w:bidi w:val="0"/>
+        <w:ind w:left="0" w:leftChars="0" w:right="0" w:rightChars="0" w:firstLine="0" w:firstLineChars="0"/>
         <w:jc w:val="center"/>
         <w:rPr>
           <w:rFonts w:hint="default"/>
@@ -3421,7 +3407,6 @@
       </w:r>
       <w:r>
         <w:rPr>
-          <w:rStyle w:val="40"/>
           <w:rFonts w:hint="default"/>
           <w:lang w:val="en-US" w:eastAsia="zh-CN"/>
         </w:rPr>
@@ -3429,7 +3414,6 @@
       </w:r>
       <w:r>
         <w:rPr>
-          <w:rStyle w:val="40"/>
           <w:rFonts w:hint="default"/>
           <w:lang w:val="en-US" w:eastAsia="zh-CN"/>
         </w:rPr>
@@ -3437,28 +3421,24 @@
       </w:r>
       <w:r>
         <w:rPr>
-          <w:rStyle w:val="40"/>
           <w:rFonts w:hint="default"/>
         </w:rPr>
         <w:instrText xml:space="preserve"> </w:instrText>
       </w:r>
       <w:r>
         <w:rPr>
-          <w:rStyle w:val="40"/>
           <w:rFonts w:hint="eastAsia"/>
         </w:rPr>
         <w:instrText xml:space="preserve">S</w:instrText>
       </w:r>
       <w:r>
         <w:rPr>
-          <w:rStyle w:val="40"/>
           <w:rFonts w:hint="default"/>
         </w:rPr>
         <w:instrText xml:space="preserve">TYLEREF "</w:instrText>
       </w:r>
       <w:r>
         <w:rPr>
-          <w:rStyle w:val="40"/>
           <w:rFonts w:hint="eastAsia"/>
           <w:lang w:val="en-US" w:eastAsia="zh-CN"/>
         </w:rPr>
@@ -3466,28 +3446,22 @@
       </w:r>
       <w:r>
         <w:rPr>
-          <w:rStyle w:val="40"/>
           <w:rFonts w:hint="default"/>
         </w:rPr>
         <w:instrText xml:space="preserve">" \n</w:instrText>
       </w:r>
       <w:r>
         <w:rPr>
-          <w:rStyle w:val="40"/>
           <w:rFonts w:hint="default"/>
           <w:lang w:val="en-US" w:eastAsia="zh-CN"/>
         </w:rPr>
         <w:instrText xml:space="preserve"> </w:instrText>
       </w:r>
       <w:r>
-        <w:rPr>
-          <w:rStyle w:val="40"/>
-        </w:rPr>
         <w:instrText xml:space="preserve">\* Charformat</w:instrText>
       </w:r>
       <w:r>
         <w:rPr>
-          <w:rStyle w:val="40"/>
           <w:rFonts w:hint="default"/>
           <w:lang w:val="en-US" w:eastAsia="zh-CN"/>
         </w:rPr>
@@ -3495,7 +3469,6 @@
       </w:r>
       <w:r>
         <w:rPr>
-          <w:rStyle w:val="40"/>
           <w:rFonts w:hint="eastAsia"/>
           <w:lang w:val="en-US" w:eastAsia="zh-CN"/>
         </w:rPr>
@@ -3503,7 +3476,6 @@
       </w:r>
       <w:r>
         <w:rPr>
-          <w:rStyle w:val="40"/>
           <w:rFonts w:hint="default"/>
           <w:lang w:val="en-US" w:eastAsia="zh-CN"/>
         </w:rPr>
@@ -3511,7 +3483,6 @@
       </w:r>
       <w:r>
         <w:rPr>
-          <w:rStyle w:val="40"/>
           <w:rFonts w:hint="eastAsia"/>
           <w:lang w:val="en-US" w:eastAsia="zh-CN"/>
         </w:rPr>
@@ -3519,7 +3490,6 @@
       </w:r>
       <w:r>
         <w:rPr>
-          <w:rStyle w:val="40"/>
           <w:rFonts w:hint="eastAsia"/>
           <w:lang w:val="en-US" w:eastAsia="zh-CN"/>
         </w:rPr>
@@ -3527,28 +3497,24 @@
       </w:r>
       <w:r>
         <w:rPr>
-          <w:rStyle w:val="40"/>
           <w:rFonts w:hint="default"/>
         </w:rPr>
         <w:instrText xml:space="preserve"> </w:instrText>
       </w:r>
       <w:r>
         <w:rPr>
-          <w:rStyle w:val="40"/>
           <w:rFonts w:hint="eastAsia"/>
         </w:rPr>
         <w:instrText xml:space="preserve">S</w:instrText>
       </w:r>
       <w:r>
         <w:rPr>
-          <w:rStyle w:val="40"/>
           <w:rFonts w:hint="default"/>
         </w:rPr>
         <w:instrText xml:space="preserve">EQ </w:instrText>
       </w:r>
       <w:r>
         <w:rPr>
-          <w:rStyle w:val="40"/>
           <w:rFonts w:hint="eastAsia"/>
           <w:lang w:val="en-US" w:eastAsia="zh-CN"/>
         </w:rPr>
@@ -3556,14 +3522,12 @@
       </w:r>
       <w:r>
         <w:rPr>
-          <w:rStyle w:val="40"/>
           <w:rFonts w:hint="default"/>
         </w:rPr>
         <w:instrText xml:space="preserve"> \* ARABIC \s 1</w:instrText>
       </w:r>
       <w:r>
         <w:rPr>
-          <w:rStyle w:val="40"/>
           <w:rFonts w:hint="eastAsia"/>
           <w:lang w:val="en-US" w:eastAsia="zh-CN"/>
         </w:rPr>
@@ -3571,14 +3535,12 @@
       </w:r>
       <w:r>
         <w:rPr>
-          <w:rStyle w:val="40"/>
           <w:rFonts w:hint="eastAsia"/>
         </w:rPr>
         <w:t>2</w:t>
       </w:r>
       <w:r>
         <w:rPr>
-          <w:rStyle w:val="40"/>
           <w:rFonts w:hint="eastAsia"/>
           <w:lang w:val="en-US" w:eastAsia="zh-CN"/>
         </w:rPr>
@@ -3897,6 +3859,7 @@
             <w:insideH w:val="none" w:color="auto" w:sz="0" w:space="0"/>
             <w:insideV w:val="none" w:color="auto" w:sz="0" w:space="0"/>
           </w:tblBorders>
+          <w:shd w:val="clear" w:color="auto" w:fill="auto"/>
           <w:tblCellMar>
             <w:top w:w="0" w:type="dxa"/>
             <w:left w:w="108" w:type="dxa"/>
@@ -4660,6 +4623,7 @@
             <w:insideH w:val="none" w:color="auto" w:sz="0" w:space="0"/>
             <w:insideV w:val="none" w:color="auto" w:sz="0" w:space="0"/>
           </w:tblBorders>
+          <w:shd w:val="clear" w:color="auto" w:fill="auto"/>
           <w:tblCellMar>
             <w:top w:w="0" w:type="dxa"/>
             <w:left w:w="108" w:type="dxa"/>
@@ -5965,6 +5929,7 @@
             <w:insideH w:val="none" w:color="auto" w:sz="0" w:space="0"/>
             <w:insideV w:val="none" w:color="auto" w:sz="0" w:space="0"/>
           </w:tblBorders>
+          <w:shd w:val="clear" w:color="auto" w:fill="auto"/>
           <w:tblCellMar>
             <w:top w:w="0" w:type="dxa"/>
             <w:left w:w="108" w:type="dxa"/>
@@ -7040,6 +7005,7 @@
             <w:insideH w:val="none" w:color="auto" w:sz="0" w:space="0"/>
             <w:insideV w:val="none" w:color="auto" w:sz="0" w:space="0"/>
           </w:tblBorders>
+          <w:shd w:val="clear" w:color="auto" w:fill="auto"/>
           <w:tblCellMar>
             <w:top w:w="0" w:type="dxa"/>
             <w:left w:w="108" w:type="dxa"/>
@@ -7406,16 +7372,7 @@
                 <w:u w:val="none"/>
                 <w:lang w:val="en-US" w:eastAsia="zh-CN"/>
               </w:rPr>
-              <w:t>Antd</w:t>
-            </w:r>
-            <w:r>
-              <w:rPr>
-                <w:rStyle w:val="42"/>
-                <w:snapToGrid w:val="0"/>
-                <w:color w:val="000000"/>
-                <w:lang w:val="en-US" w:eastAsia="zh-CN"/>
-              </w:rPr>
-              <w:t>前端框架介绍</w:t>
+              <w:t>硬件运维服务技能</w:t>
             </w:r>
           </w:p>
         </w:tc>
@@ -7440,30 +7397,48 @@
               <w:jc w:val="left"/>
               <w:textAlignment w:val="center"/>
               <w:rPr>
-                <w:rFonts w:hint="eastAsia" w:ascii="宋体" w:hAnsi="宋体" w:eastAsia="宋体" w:cs="宋体"/>
-                <w:i w:val="0"/>
-                <w:iCs w:val="0"/>
-                <w:color w:val="000000"/>
-                <w:sz w:val="16"/>
-                <w:szCs w:val="16"/>
-                <w:u w:val="none"/>
-              </w:rPr>
-            </w:pPr>
-            <w:r>
-              <w:rPr>
-                <w:rFonts w:hint="eastAsia" w:ascii="宋体" w:hAnsi="宋体" w:eastAsia="宋体" w:cs="宋体"/>
-                <w:i w:val="0"/>
-                <w:iCs w:val="0"/>
-                <w:snapToGrid w:val="0"/>
-                <w:color w:val="000000"/>
-                <w:kern w:val="0"/>
-                <w:sz w:val="16"/>
-                <w:szCs w:val="16"/>
-                <w:u w:val="none"/>
-                <w:lang w:val="en-US" w:eastAsia="zh-CN"/>
-              </w:rPr>
-              <w:t>研发组全员</w:t>
-            </w:r>
+                <w:rFonts w:hint="default" w:ascii="宋体" w:hAnsi="宋体" w:eastAsia="宋体" w:cs="宋体"/>
+                <w:i w:val="0"/>
+                <w:iCs w:val="0"/>
+                <w:color w:val="000000"/>
+                <w:sz w:val="16"/>
+                <w:szCs w:val="16"/>
+                <w:u w:val="none"/>
+                <w:lang w:val="en-US"/>
+              </w:rPr>
+            </w:pPr>
+            <w:r>
+              <w:rPr>
+                <w:rFonts w:hint="eastAsia" w:ascii="宋体" w:hAnsi="宋体" w:eastAsia="宋体" w:cs="宋体"/>
+                <w:i w:val="0"/>
+                <w:iCs w:val="0"/>
+                <w:snapToGrid w:val="0"/>
+                <w:color w:val="000000"/>
+                <w:kern w:val="0"/>
+                <w:sz w:val="16"/>
+                <w:szCs w:val="16"/>
+                <w:u w:val="none"/>
+                <w:lang w:val="en-US" w:eastAsia="zh-CN"/>
+              </w:rPr>
+              <w:t>平台运维组</w:t>
+            </w:r>
+            <w:r>
+              <w:rPr>
+                <w:rFonts w:hint="eastAsia" w:ascii="宋体" w:hAnsi="宋体" w:cs="宋体"/>
+                <w:i w:val="0"/>
+                <w:iCs w:val="0"/>
+                <w:snapToGrid w:val="0"/>
+                <w:color w:val="000000"/>
+                <w:kern w:val="0"/>
+                <w:sz w:val="16"/>
+                <w:szCs w:val="16"/>
+                <w:u w:val="none"/>
+                <w:lang w:val="en-US" w:eastAsia="zh-CN"/>
+              </w:rPr>
+              <w:t>全员</w:t>
+            </w:r>
+            <w:bookmarkStart w:id="28" w:name="_GoBack"/>
+            <w:bookmarkEnd w:id="28"/>
           </w:p>
         </w:tc>
         <w:tc>
@@ -7834,6 +7809,7 @@
             <w:insideH w:val="none" w:color="auto" w:sz="0" w:space="0"/>
             <w:insideV w:val="none" w:color="auto" w:sz="0" w:space="0"/>
           </w:tblBorders>
+          <w:shd w:val="clear" w:color="auto" w:fill="auto"/>
           <w:tblCellMar>
             <w:top w:w="0" w:type="dxa"/>
             <w:left w:w="108" w:type="dxa"/>
@@ -8066,515 +8042,6 @@
                 <w:szCs w:val="16"/>
                 <w:u w:val="none"/>
                 <w:lang w:val="en-US" w:eastAsia="zh-CN"/>
-              </w:rPr>
-            </w:pPr>
-            <w:r>
-              <w:rPr>
-                <w:rFonts w:hint="eastAsia" w:ascii="宋体" w:hAnsi="宋体" w:eastAsia="宋体" w:cs="宋体"/>
-                <w:i w:val="0"/>
-                <w:iCs w:val="0"/>
-                <w:snapToGrid w:val="0"/>
-                <w:color w:val="000000"/>
-                <w:kern w:val="0"/>
-                <w:sz w:val="16"/>
-                <w:szCs w:val="16"/>
-                <w:u w:val="none"/>
-                <w:lang w:val="en-US" w:eastAsia="zh-CN"/>
-              </w:rPr>
-              <w:t>6月</w:t>
-            </w:r>
-          </w:p>
-        </w:tc>
-      </w:tr>
-      <w:tr>
-        <w:tblPrEx>
-          <w:tblBorders>
-            <w:top w:val="none" w:color="auto" w:sz="0" w:space="0"/>
-            <w:left w:val="none" w:color="auto" w:sz="0" w:space="0"/>
-            <w:bottom w:val="none" w:color="auto" w:sz="0" w:space="0"/>
-            <w:right w:val="none" w:color="auto" w:sz="0" w:space="0"/>
-            <w:insideH w:val="none" w:color="auto" w:sz="0" w:space="0"/>
-            <w:insideV w:val="none" w:color="auto" w:sz="0" w:space="0"/>
-          </w:tblBorders>
-          <w:tblCellMar>
-            <w:top w:w="0" w:type="dxa"/>
-            <w:left w:w="108" w:type="dxa"/>
-            <w:bottom w:w="0" w:type="dxa"/>
-            <w:right w:w="108" w:type="dxa"/>
-          </w:tblCellMar>
-        </w:tblPrEx>
-        <w:trPr>
-          <w:trHeight w:val="384" w:hRule="atLeast"/>
-          <w:jc w:val="center"/>
-        </w:trPr>
-        <w:tc>
-          <w:tcPr>
-            <w:tcW w:w="661" w:type="dxa"/>
-            <w:tcBorders>
-              <w:top w:val="single" w:color="000000" w:sz="4" w:space="0"/>
-              <w:left w:val="single" w:color="000000" w:sz="4" w:space="0"/>
-              <w:bottom w:val="single" w:color="000000" w:sz="4" w:space="0"/>
-              <w:right w:val="single" w:color="000000" w:sz="4" w:space="0"/>
-            </w:tcBorders>
-            <w:shd w:val="clear" w:color="auto" w:fill="auto"/>
-            <w:vAlign w:val="center"/>
-          </w:tcPr>
-          <w:p>
-            <w:pPr>
-              <w:keepNext w:val="0"/>
-              <w:keepLines w:val="0"/>
-              <w:widowControl/>
-              <w:numPr>
-                <w:ilvl w:val="0"/>
-                <w:numId w:val="2"/>
-              </w:numPr>
-              <w:suppressLineNumbers w:val="0"/>
-              <w:ind w:left="425" w:leftChars="0" w:hanging="425" w:firstLineChars="0"/>
-              <w:jc w:val="left"/>
-              <w:textAlignment w:val="center"/>
-              <w:rPr>
-                <w:rFonts w:hint="eastAsia" w:ascii="宋体" w:hAnsi="宋体" w:eastAsia="宋体" w:cs="宋体"/>
-                <w:i w:val="0"/>
-                <w:iCs w:val="0"/>
-                <w:snapToGrid w:val="0"/>
-                <w:color w:val="000000"/>
-                <w:kern w:val="0"/>
-                <w:sz w:val="16"/>
-                <w:szCs w:val="16"/>
-                <w:u w:val="none"/>
-                <w:lang w:val="en-US" w:eastAsia="zh-CN"/>
-              </w:rPr>
-            </w:pPr>
-          </w:p>
-        </w:tc>
-        <w:tc>
-          <w:tcPr>
-            <w:tcW w:w="2100" w:type="dxa"/>
-            <w:tcBorders>
-              <w:top w:val="single" w:color="000000" w:sz="4" w:space="0"/>
-              <w:left w:val="single" w:color="000000" w:sz="4" w:space="0"/>
-              <w:bottom w:val="single" w:color="000000" w:sz="4" w:space="0"/>
-              <w:right w:val="single" w:color="000000" w:sz="4" w:space="0"/>
-            </w:tcBorders>
-            <w:shd w:val="clear" w:color="auto" w:fill="auto"/>
-            <w:vAlign w:val="center"/>
-          </w:tcPr>
-          <w:p>
-            <w:pPr>
-              <w:keepNext w:val="0"/>
-              <w:keepLines w:val="0"/>
-              <w:widowControl/>
-              <w:suppressLineNumbers w:val="0"/>
-              <w:jc w:val="left"/>
-              <w:textAlignment w:val="center"/>
-              <w:rPr>
-                <w:rFonts w:hint="eastAsia" w:ascii="宋体" w:hAnsi="宋体" w:eastAsia="宋体" w:cs="宋体"/>
-                <w:i w:val="0"/>
-                <w:iCs w:val="0"/>
-                <w:color w:val="000000"/>
-                <w:sz w:val="16"/>
-                <w:szCs w:val="16"/>
-                <w:u w:val="none"/>
-              </w:rPr>
-            </w:pPr>
-            <w:r>
-              <w:rPr>
-                <w:rFonts w:hint="eastAsia" w:ascii="宋体" w:hAnsi="宋体" w:eastAsia="宋体" w:cs="宋体"/>
-                <w:i w:val="0"/>
-                <w:iCs w:val="0"/>
-                <w:snapToGrid w:val="0"/>
-                <w:color w:val="000000"/>
-                <w:kern w:val="0"/>
-                <w:sz w:val="16"/>
-                <w:szCs w:val="16"/>
-                <w:u w:val="none"/>
-                <w:lang w:val="en-US" w:eastAsia="zh-CN"/>
-              </w:rPr>
-              <w:t>数据库规范介绍</w:t>
-            </w:r>
-          </w:p>
-        </w:tc>
-        <w:tc>
-          <w:tcPr>
-            <w:tcW w:w="1850" w:type="dxa"/>
-            <w:tcBorders>
-              <w:top w:val="single" w:color="000000" w:sz="4" w:space="0"/>
-              <w:left w:val="single" w:color="000000" w:sz="4" w:space="0"/>
-              <w:bottom w:val="single" w:color="000000" w:sz="4" w:space="0"/>
-              <w:right w:val="single" w:color="000000" w:sz="4" w:space="0"/>
-            </w:tcBorders>
-            <w:shd w:val="clear" w:color="auto" w:fill="auto"/>
-            <w:vAlign w:val="center"/>
-          </w:tcPr>
-          <w:p>
-            <w:pPr>
-              <w:keepNext w:val="0"/>
-              <w:keepLines w:val="0"/>
-              <w:widowControl/>
-              <w:suppressLineNumbers w:val="0"/>
-              <w:jc w:val="left"/>
-              <w:textAlignment w:val="center"/>
-              <w:rPr>
-                <w:rFonts w:hint="eastAsia" w:ascii="宋体" w:hAnsi="宋体" w:eastAsia="宋体" w:cs="宋体"/>
-                <w:i w:val="0"/>
-                <w:iCs w:val="0"/>
-                <w:color w:val="000000"/>
-                <w:sz w:val="16"/>
-                <w:szCs w:val="16"/>
-                <w:u w:val="none"/>
-              </w:rPr>
-            </w:pPr>
-            <w:r>
-              <w:rPr>
-                <w:rFonts w:hint="eastAsia" w:ascii="宋体" w:hAnsi="宋体" w:eastAsia="宋体" w:cs="宋体"/>
-                <w:i w:val="0"/>
-                <w:iCs w:val="0"/>
-                <w:snapToGrid w:val="0"/>
-                <w:color w:val="000000"/>
-                <w:kern w:val="0"/>
-                <w:sz w:val="16"/>
-                <w:szCs w:val="16"/>
-                <w:u w:val="none"/>
-                <w:lang w:val="en-US" w:eastAsia="zh-CN"/>
-              </w:rPr>
-              <w:t>平台运维组、研发组</w:t>
-            </w:r>
-          </w:p>
-        </w:tc>
-        <w:tc>
-          <w:tcPr>
-            <w:tcW w:w="750" w:type="dxa"/>
-            <w:tcBorders>
-              <w:top w:val="single" w:color="000000" w:sz="4" w:space="0"/>
-              <w:left w:val="single" w:color="000000" w:sz="4" w:space="0"/>
-              <w:bottom w:val="single" w:color="000000" w:sz="4" w:space="0"/>
-              <w:right w:val="single" w:color="000000" w:sz="4" w:space="0"/>
-            </w:tcBorders>
-            <w:shd w:val="clear" w:color="auto" w:fill="auto"/>
-            <w:vAlign w:val="center"/>
-          </w:tcPr>
-          <w:p>
-            <w:pPr>
-              <w:keepNext w:val="0"/>
-              <w:keepLines w:val="0"/>
-              <w:widowControl/>
-              <w:suppressLineNumbers w:val="0"/>
-              <w:jc w:val="both"/>
-              <w:textAlignment w:val="center"/>
-              <w:rPr>
-                <w:rFonts w:hint="eastAsia" w:ascii="宋体" w:hAnsi="宋体" w:eastAsia="宋体" w:cs="宋体"/>
-                <w:i w:val="0"/>
-                <w:iCs w:val="0"/>
-                <w:color w:val="000000"/>
-                <w:sz w:val="16"/>
-                <w:szCs w:val="16"/>
-                <w:u w:val="none"/>
-              </w:rPr>
-            </w:pPr>
-            <w:r>
-              <w:rPr>
-                <w:rFonts w:hint="eastAsia" w:ascii="宋体" w:hAnsi="宋体" w:eastAsia="宋体" w:cs="宋体"/>
-                <w:i w:val="0"/>
-                <w:iCs w:val="0"/>
-                <w:snapToGrid w:val="0"/>
-                <w:color w:val="000000"/>
-                <w:kern w:val="0"/>
-                <w:sz w:val="16"/>
-                <w:szCs w:val="16"/>
-                <w:u w:val="none"/>
-                <w:lang w:val="en-US" w:eastAsia="zh-CN"/>
-              </w:rPr>
-              <w:t>张秀才</w:t>
-            </w:r>
-          </w:p>
-        </w:tc>
-        <w:tc>
-          <w:tcPr>
-            <w:tcW w:w="1189" w:type="dxa"/>
-            <w:tcBorders>
-              <w:top w:val="single" w:color="000000" w:sz="4" w:space="0"/>
-              <w:left w:val="single" w:color="000000" w:sz="4" w:space="0"/>
-              <w:bottom w:val="single" w:color="000000" w:sz="4" w:space="0"/>
-              <w:right w:val="single" w:color="000000" w:sz="4" w:space="0"/>
-            </w:tcBorders>
-            <w:shd w:val="clear" w:color="auto" w:fill="auto"/>
-            <w:vAlign w:val="center"/>
-          </w:tcPr>
-          <w:p>
-            <w:pPr>
-              <w:keepNext w:val="0"/>
-              <w:keepLines w:val="0"/>
-              <w:widowControl/>
-              <w:suppressLineNumbers w:val="0"/>
-              <w:jc w:val="both"/>
-              <w:textAlignment w:val="center"/>
-              <w:rPr>
-                <w:rFonts w:hint="eastAsia" w:ascii="宋体" w:hAnsi="宋体" w:eastAsia="宋体" w:cs="宋体"/>
-                <w:i w:val="0"/>
-                <w:iCs w:val="0"/>
-                <w:color w:val="000000"/>
-                <w:sz w:val="16"/>
-                <w:szCs w:val="16"/>
-                <w:u w:val="none"/>
-              </w:rPr>
-            </w:pPr>
-            <w:r>
-              <w:rPr>
-                <w:rFonts w:hint="eastAsia" w:ascii="宋体" w:hAnsi="宋体" w:eastAsia="宋体" w:cs="宋体"/>
-                <w:i w:val="0"/>
-                <w:iCs w:val="0"/>
-                <w:snapToGrid w:val="0"/>
-                <w:color w:val="000000"/>
-                <w:kern w:val="0"/>
-                <w:sz w:val="16"/>
-                <w:szCs w:val="16"/>
-                <w:u w:val="none"/>
-                <w:lang w:val="en-US" w:eastAsia="zh-CN"/>
-              </w:rPr>
-              <w:t>6月</w:t>
-            </w:r>
-          </w:p>
-        </w:tc>
-      </w:tr>
-      <w:tr>
-        <w:tblPrEx>
-          <w:tblBorders>
-            <w:top w:val="none" w:color="auto" w:sz="0" w:space="0"/>
-            <w:left w:val="none" w:color="auto" w:sz="0" w:space="0"/>
-            <w:bottom w:val="none" w:color="auto" w:sz="0" w:space="0"/>
-            <w:right w:val="none" w:color="auto" w:sz="0" w:space="0"/>
-            <w:insideH w:val="none" w:color="auto" w:sz="0" w:space="0"/>
-            <w:insideV w:val="none" w:color="auto" w:sz="0" w:space="0"/>
-          </w:tblBorders>
-          <w:tblCellMar>
-            <w:top w:w="0" w:type="dxa"/>
-            <w:left w:w="108" w:type="dxa"/>
-            <w:bottom w:w="0" w:type="dxa"/>
-            <w:right w:w="108" w:type="dxa"/>
-          </w:tblCellMar>
-        </w:tblPrEx>
-        <w:trPr>
-          <w:trHeight w:val="384" w:hRule="atLeast"/>
-          <w:jc w:val="center"/>
-        </w:trPr>
-        <w:tc>
-          <w:tcPr>
-            <w:tcW w:w="661" w:type="dxa"/>
-            <w:tcBorders>
-              <w:top w:val="single" w:color="000000" w:sz="4" w:space="0"/>
-              <w:left w:val="single" w:color="000000" w:sz="4" w:space="0"/>
-              <w:bottom w:val="single" w:color="000000" w:sz="4" w:space="0"/>
-              <w:right w:val="single" w:color="000000" w:sz="4" w:space="0"/>
-            </w:tcBorders>
-            <w:shd w:val="clear" w:color="auto" w:fill="auto"/>
-            <w:vAlign w:val="center"/>
-          </w:tcPr>
-          <w:p>
-            <w:pPr>
-              <w:keepNext w:val="0"/>
-              <w:keepLines w:val="0"/>
-              <w:widowControl/>
-              <w:numPr>
-                <w:ilvl w:val="0"/>
-                <w:numId w:val="2"/>
-              </w:numPr>
-              <w:suppressLineNumbers w:val="0"/>
-              <w:ind w:left="425" w:leftChars="0" w:hanging="425" w:firstLineChars="0"/>
-              <w:jc w:val="left"/>
-              <w:textAlignment w:val="center"/>
-              <w:rPr>
-                <w:rFonts w:hint="eastAsia" w:ascii="宋体" w:hAnsi="宋体" w:eastAsia="宋体" w:cs="宋体"/>
-                <w:i w:val="0"/>
-                <w:iCs w:val="0"/>
-                <w:snapToGrid w:val="0"/>
-                <w:color w:val="000000"/>
-                <w:kern w:val="0"/>
-                <w:sz w:val="16"/>
-                <w:szCs w:val="16"/>
-                <w:u w:val="none"/>
-                <w:lang w:val="en-US" w:eastAsia="zh-CN"/>
-              </w:rPr>
-            </w:pPr>
-          </w:p>
-        </w:tc>
-        <w:tc>
-          <w:tcPr>
-            <w:tcW w:w="2100" w:type="dxa"/>
-            <w:tcBorders>
-              <w:top w:val="single" w:color="000000" w:sz="4" w:space="0"/>
-              <w:left w:val="single" w:color="000000" w:sz="4" w:space="0"/>
-              <w:bottom w:val="single" w:color="000000" w:sz="4" w:space="0"/>
-              <w:right w:val="single" w:color="000000" w:sz="4" w:space="0"/>
-            </w:tcBorders>
-            <w:shd w:val="clear" w:color="auto" w:fill="auto"/>
-            <w:vAlign w:val="center"/>
-          </w:tcPr>
-          <w:p>
-            <w:pPr>
-              <w:keepNext w:val="0"/>
-              <w:keepLines w:val="0"/>
-              <w:widowControl/>
-              <w:suppressLineNumbers w:val="0"/>
-              <w:jc w:val="left"/>
-              <w:textAlignment w:val="center"/>
-              <w:rPr>
-                <w:rFonts w:hint="eastAsia" w:ascii="宋体" w:hAnsi="宋体" w:eastAsia="宋体" w:cs="宋体"/>
-                <w:i w:val="0"/>
-                <w:iCs w:val="0"/>
-                <w:color w:val="000000"/>
-                <w:sz w:val="16"/>
-                <w:szCs w:val="16"/>
-                <w:u w:val="none"/>
-              </w:rPr>
-            </w:pPr>
-            <w:r>
-              <w:rPr>
-                <w:rFonts w:hint="eastAsia" w:ascii="宋体" w:hAnsi="宋体" w:eastAsia="宋体" w:cs="宋体"/>
-                <w:i w:val="0"/>
-                <w:iCs w:val="0"/>
-                <w:snapToGrid w:val="0"/>
-                <w:color w:val="000000"/>
-                <w:kern w:val="0"/>
-                <w:sz w:val="16"/>
-                <w:szCs w:val="16"/>
-                <w:u w:val="none"/>
-                <w:lang w:val="en-US" w:eastAsia="zh-CN"/>
-              </w:rPr>
-              <w:t>IT</w:t>
-            </w:r>
-            <w:r>
-              <w:rPr>
-                <w:rStyle w:val="42"/>
-                <w:snapToGrid w:val="0"/>
-                <w:color w:val="000000"/>
-                <w:lang w:val="en-US" w:eastAsia="zh-CN"/>
-              </w:rPr>
-              <w:t>服务项目经理</w:t>
-            </w:r>
-          </w:p>
-        </w:tc>
-        <w:tc>
-          <w:tcPr>
-            <w:tcW w:w="1850" w:type="dxa"/>
-            <w:tcBorders>
-              <w:top w:val="single" w:color="000000" w:sz="4" w:space="0"/>
-              <w:left w:val="single" w:color="000000" w:sz="4" w:space="0"/>
-              <w:bottom w:val="single" w:color="000000" w:sz="4" w:space="0"/>
-              <w:right w:val="single" w:color="000000" w:sz="4" w:space="0"/>
-            </w:tcBorders>
-            <w:shd w:val="clear" w:color="auto" w:fill="auto"/>
-            <w:vAlign w:val="center"/>
-          </w:tcPr>
-          <w:p>
-            <w:pPr>
-              <w:keepNext w:val="0"/>
-              <w:keepLines w:val="0"/>
-              <w:widowControl/>
-              <w:suppressLineNumbers w:val="0"/>
-              <w:jc w:val="left"/>
-              <w:textAlignment w:val="center"/>
-              <w:rPr>
-                <w:rFonts w:hint="eastAsia" w:ascii="宋体" w:hAnsi="宋体" w:eastAsia="宋体" w:cs="宋体"/>
-                <w:i w:val="0"/>
-                <w:iCs w:val="0"/>
-                <w:color w:val="000000"/>
-                <w:sz w:val="16"/>
-                <w:szCs w:val="16"/>
-                <w:u w:val="none"/>
-              </w:rPr>
-            </w:pPr>
-            <w:r>
-              <w:rPr>
-                <w:rFonts w:hint="eastAsia" w:ascii="宋体" w:hAnsi="宋体" w:eastAsia="宋体" w:cs="宋体"/>
-                <w:i w:val="0"/>
-                <w:iCs w:val="0"/>
-                <w:snapToGrid w:val="0"/>
-                <w:color w:val="000000"/>
-                <w:kern w:val="0"/>
-                <w:sz w:val="16"/>
-                <w:szCs w:val="16"/>
-                <w:u w:val="none"/>
-                <w:lang w:val="en-US" w:eastAsia="zh-CN"/>
-              </w:rPr>
-              <w:t>部分人员</w:t>
-            </w:r>
-          </w:p>
-        </w:tc>
-        <w:tc>
-          <w:tcPr>
-            <w:tcW w:w="750" w:type="dxa"/>
-            <w:tcBorders>
-              <w:top w:val="single" w:color="000000" w:sz="4" w:space="0"/>
-              <w:left w:val="single" w:color="000000" w:sz="4" w:space="0"/>
-              <w:bottom w:val="single" w:color="000000" w:sz="4" w:space="0"/>
-              <w:right w:val="single" w:color="000000" w:sz="4" w:space="0"/>
-            </w:tcBorders>
-            <w:shd w:val="clear" w:color="auto" w:fill="auto"/>
-            <w:vAlign w:val="center"/>
-          </w:tcPr>
-          <w:p>
-            <w:pPr>
-              <w:keepNext w:val="0"/>
-              <w:keepLines w:val="0"/>
-              <w:widowControl/>
-              <w:suppressLineNumbers w:val="0"/>
-              <w:jc w:val="both"/>
-              <w:textAlignment w:val="center"/>
-              <w:rPr>
-                <w:rFonts w:hint="eastAsia" w:ascii="宋体" w:hAnsi="宋体" w:eastAsia="宋体" w:cs="宋体"/>
-                <w:i w:val="0"/>
-                <w:iCs w:val="0"/>
-                <w:color w:val="000000"/>
-                <w:sz w:val="16"/>
-                <w:szCs w:val="16"/>
-                <w:u w:val="none"/>
-              </w:rPr>
-            </w:pPr>
-            <w:r>
-              <w:rPr>
-                <w:rFonts w:hint="eastAsia" w:ascii="宋体" w:hAnsi="宋体" w:eastAsia="宋体" w:cs="宋体"/>
-                <w:i w:val="0"/>
-                <w:iCs w:val="0"/>
-                <w:snapToGrid w:val="0"/>
-                <w:color w:val="000000"/>
-                <w:kern w:val="0"/>
-                <w:sz w:val="16"/>
-                <w:szCs w:val="16"/>
-                <w:u w:val="none"/>
-                <w:lang w:val="en-US" w:eastAsia="zh-CN"/>
-              </w:rPr>
-              <w:t>外聘</w:t>
-            </w:r>
-          </w:p>
-        </w:tc>
-        <w:tc>
-          <w:tcPr>
-            <w:tcW w:w="1189" w:type="dxa"/>
-            <w:tcBorders>
-              <w:top w:val="single" w:color="000000" w:sz="4" w:space="0"/>
-              <w:left w:val="single" w:color="000000" w:sz="4" w:space="0"/>
-              <w:bottom w:val="single" w:color="000000" w:sz="4" w:space="0"/>
-              <w:right w:val="single" w:color="000000" w:sz="4" w:space="0"/>
-            </w:tcBorders>
-            <w:shd w:val="clear" w:color="auto" w:fill="auto"/>
-            <w:vAlign w:val="center"/>
-          </w:tcPr>
-          <w:p>
-            <w:pPr>
-              <w:keepNext w:val="0"/>
-              <w:keepLines w:val="0"/>
-              <w:widowControl/>
-              <w:suppressLineNumbers w:val="0"/>
-              <w:jc w:val="both"/>
-              <w:textAlignment w:val="center"/>
-              <w:rPr>
-                <w:rFonts w:hint="eastAsia" w:ascii="宋体" w:hAnsi="宋体" w:eastAsia="宋体" w:cs="宋体"/>
-                <w:i w:val="0"/>
-                <w:iCs w:val="0"/>
-                <w:color w:val="000000"/>
-                <w:sz w:val="16"/>
-                <w:szCs w:val="16"/>
-                <w:u w:val="none"/>
               </w:rPr>
             </w:pPr>
             <w:r>
@@ -8681,29 +8148,26 @@
                 <w:rFonts w:hint="eastAsia" w:ascii="宋体" w:hAnsi="宋体" w:eastAsia="宋体" w:cs="宋体"/>
                 <w:i w:val="0"/>
                 <w:iCs w:val="0"/>
-                <w:snapToGrid w:val="0"/>
-                <w:color w:val="000000"/>
-                <w:kern w:val="0"/>
-                <w:sz w:val="16"/>
-                <w:szCs w:val="16"/>
-                <w:u w:val="none"/>
-                <w:lang w:val="en-US" w:eastAsia="zh-CN" w:bidi="ar-SA"/>
-              </w:rPr>
-            </w:pPr>
-            <w:r>
-              <w:rPr>
-                <w:rFonts w:hint="eastAsia" w:ascii="宋体" w:hAnsi="宋体" w:eastAsia="宋体" w:cs="宋体"/>
-                <w:i w:val="0"/>
-                <w:iCs w:val="0"/>
-                <w:snapToGrid w:val="0"/>
-                <w:color w:val="000000"/>
-                <w:kern w:val="0"/>
-                <w:sz w:val="16"/>
-                <w:szCs w:val="16"/>
-                <w:u w:val="none"/>
-                <w:lang w:val="en-US" w:eastAsia="zh-CN"/>
-              </w:rPr>
-              <w:t>运维服务工具使用</w:t>
+                <w:color w:val="000000"/>
+                <w:sz w:val="16"/>
+                <w:szCs w:val="16"/>
+                <w:u w:val="none"/>
+              </w:rPr>
+            </w:pPr>
+            <w:r>
+              <w:rPr>
+                <w:rFonts w:hint="eastAsia" w:ascii="宋体" w:hAnsi="宋体" w:eastAsia="宋体" w:cs="宋体"/>
+                <w:i w:val="0"/>
+                <w:iCs w:val="0"/>
+                <w:snapToGrid w:val="0"/>
+                <w:color w:val="000000"/>
+                <w:kern w:val="0"/>
+                <w:sz w:val="16"/>
+                <w:szCs w:val="16"/>
+                <w:u w:val="none"/>
+                <w:lang w:val="en-US" w:eastAsia="zh-CN"/>
+              </w:rPr>
+              <w:t>数据库规范介绍</w:t>
             </w:r>
           </w:p>
         </w:tc>
@@ -8731,29 +8195,26 @@
                 <w:rFonts w:hint="eastAsia" w:ascii="宋体" w:hAnsi="宋体" w:eastAsia="宋体" w:cs="宋体"/>
                 <w:i w:val="0"/>
                 <w:iCs w:val="0"/>
-                <w:snapToGrid w:val="0"/>
-                <w:color w:val="000000"/>
-                <w:kern w:val="0"/>
-                <w:sz w:val="16"/>
-                <w:szCs w:val="16"/>
-                <w:u w:val="none"/>
-                <w:lang w:val="en-US" w:eastAsia="zh-CN" w:bidi="ar-SA"/>
-              </w:rPr>
-            </w:pPr>
-            <w:r>
-              <w:rPr>
-                <w:rFonts w:hint="eastAsia" w:ascii="宋体" w:hAnsi="宋体" w:eastAsia="宋体" w:cs="宋体"/>
-                <w:i w:val="0"/>
-                <w:iCs w:val="0"/>
-                <w:snapToGrid w:val="0"/>
-                <w:color w:val="000000"/>
-                <w:kern w:val="0"/>
-                <w:sz w:val="16"/>
-                <w:szCs w:val="16"/>
-                <w:u w:val="none"/>
-                <w:lang w:val="en-US" w:eastAsia="zh-CN"/>
-              </w:rPr>
-              <w:t>平台运维组全员</w:t>
+                <w:color w:val="000000"/>
+                <w:sz w:val="16"/>
+                <w:szCs w:val="16"/>
+                <w:u w:val="none"/>
+              </w:rPr>
+            </w:pPr>
+            <w:r>
+              <w:rPr>
+                <w:rFonts w:hint="eastAsia" w:ascii="宋体" w:hAnsi="宋体" w:eastAsia="宋体" w:cs="宋体"/>
+                <w:i w:val="0"/>
+                <w:iCs w:val="0"/>
+                <w:snapToGrid w:val="0"/>
+                <w:color w:val="000000"/>
+                <w:kern w:val="0"/>
+                <w:sz w:val="16"/>
+                <w:szCs w:val="16"/>
+                <w:u w:val="none"/>
+                <w:lang w:val="en-US" w:eastAsia="zh-CN"/>
+              </w:rPr>
+              <w:t>平台运维组、研发组</w:t>
             </w:r>
           </w:p>
         </w:tc>
@@ -8781,13 +8242,10 @@
                 <w:rFonts w:hint="eastAsia" w:ascii="宋体" w:hAnsi="宋体" w:eastAsia="宋体" w:cs="宋体"/>
                 <w:i w:val="0"/>
                 <w:iCs w:val="0"/>
-                <w:snapToGrid w:val="0"/>
-                <w:color w:val="000000"/>
-                <w:kern w:val="0"/>
-                <w:sz w:val="16"/>
-                <w:szCs w:val="16"/>
-                <w:u w:val="none"/>
-                <w:lang w:val="en-US" w:eastAsia="zh-CN" w:bidi="ar-SA"/>
+                <w:color w:val="000000"/>
+                <w:sz w:val="16"/>
+                <w:szCs w:val="16"/>
+                <w:u w:val="none"/>
               </w:rPr>
             </w:pPr>
             <w:r>
@@ -8828,16 +8286,13 @@
               <w:jc w:val="both"/>
               <w:textAlignment w:val="center"/>
               <w:rPr>
-                <w:rFonts w:hint="default" w:ascii="宋体" w:hAnsi="宋体" w:eastAsia="宋体" w:cs="宋体"/>
-                <w:i w:val="0"/>
-                <w:iCs w:val="0"/>
-                <w:snapToGrid w:val="0"/>
-                <w:color w:val="000000"/>
-                <w:kern w:val="0"/>
-                <w:sz w:val="16"/>
-                <w:szCs w:val="16"/>
-                <w:u w:val="none"/>
-                <w:lang w:val="en-US" w:eastAsia="zh-CN"/>
+                <w:rFonts w:hint="eastAsia" w:ascii="宋体" w:hAnsi="宋体" w:eastAsia="宋体" w:cs="宋体"/>
+                <w:i w:val="0"/>
+                <w:iCs w:val="0"/>
+                <w:color w:val="000000"/>
+                <w:sz w:val="16"/>
+                <w:szCs w:val="16"/>
+                <w:u w:val="none"/>
               </w:rPr>
             </w:pPr>
             <w:r>
@@ -8944,29 +8399,35 @@
                 <w:rFonts w:hint="eastAsia" w:ascii="宋体" w:hAnsi="宋体" w:eastAsia="宋体" w:cs="宋体"/>
                 <w:i w:val="0"/>
                 <w:iCs w:val="0"/>
-                <w:snapToGrid w:val="0"/>
-                <w:color w:val="000000"/>
-                <w:kern w:val="0"/>
-                <w:sz w:val="16"/>
-                <w:szCs w:val="16"/>
-                <w:u w:val="none"/>
-                <w:lang w:val="en-US" w:eastAsia="zh-CN" w:bidi="ar-SA"/>
-              </w:rPr>
-            </w:pPr>
-            <w:r>
-              <w:rPr>
-                <w:rFonts w:hint="eastAsia" w:ascii="宋体" w:hAnsi="宋体" w:eastAsia="宋体" w:cs="宋体"/>
-                <w:i w:val="0"/>
-                <w:iCs w:val="0"/>
-                <w:snapToGrid w:val="0"/>
-                <w:color w:val="000000"/>
-                <w:kern w:val="0"/>
-                <w:sz w:val="16"/>
-                <w:szCs w:val="16"/>
-                <w:u w:val="none"/>
-                <w:lang w:val="en-US" w:eastAsia="zh-CN"/>
-              </w:rPr>
-              <w:t>产品服务化规范</w:t>
+                <w:color w:val="000000"/>
+                <w:sz w:val="16"/>
+                <w:szCs w:val="16"/>
+                <w:u w:val="none"/>
+              </w:rPr>
+            </w:pPr>
+            <w:r>
+              <w:rPr>
+                <w:rFonts w:hint="eastAsia" w:ascii="宋体" w:hAnsi="宋体" w:eastAsia="宋体" w:cs="宋体"/>
+                <w:i w:val="0"/>
+                <w:iCs w:val="0"/>
+                <w:snapToGrid w:val="0"/>
+                <w:color w:val="000000"/>
+                <w:kern w:val="0"/>
+                <w:sz w:val="16"/>
+                <w:szCs w:val="16"/>
+                <w:u w:val="none"/>
+                <w:lang w:val="en-US" w:eastAsia="zh-CN"/>
+              </w:rPr>
+              <w:t>IT</w:t>
+            </w:r>
+            <w:r>
+              <w:rPr>
+                <w:rStyle w:val="42"/>
+                <w:snapToGrid w:val="0"/>
+                <w:color w:val="000000"/>
+                <w:lang w:val="en-US" w:eastAsia="zh-CN"/>
+              </w:rPr>
+              <w:t>服务项目经理</w:t>
             </w:r>
           </w:p>
         </w:tc>
@@ -8994,29 +8455,26 @@
                 <w:rFonts w:hint="eastAsia" w:ascii="宋体" w:hAnsi="宋体" w:eastAsia="宋体" w:cs="宋体"/>
                 <w:i w:val="0"/>
                 <w:iCs w:val="0"/>
-                <w:snapToGrid w:val="0"/>
-                <w:color w:val="000000"/>
-                <w:kern w:val="0"/>
-                <w:sz w:val="16"/>
-                <w:szCs w:val="16"/>
-                <w:u w:val="none"/>
-                <w:lang w:val="en-US" w:eastAsia="zh-CN" w:bidi="ar-SA"/>
-              </w:rPr>
-            </w:pPr>
-            <w:r>
-              <w:rPr>
-                <w:rFonts w:hint="eastAsia" w:ascii="宋体" w:hAnsi="宋体" w:eastAsia="宋体" w:cs="宋体"/>
-                <w:i w:val="0"/>
-                <w:iCs w:val="0"/>
-                <w:snapToGrid w:val="0"/>
-                <w:color w:val="000000"/>
-                <w:kern w:val="0"/>
-                <w:sz w:val="16"/>
-                <w:szCs w:val="16"/>
-                <w:u w:val="none"/>
-                <w:lang w:val="en-US" w:eastAsia="zh-CN"/>
-              </w:rPr>
-              <w:t>平台运维组全员</w:t>
+                <w:color w:val="000000"/>
+                <w:sz w:val="16"/>
+                <w:szCs w:val="16"/>
+                <w:u w:val="none"/>
+              </w:rPr>
+            </w:pPr>
+            <w:r>
+              <w:rPr>
+                <w:rFonts w:hint="eastAsia" w:ascii="宋体" w:hAnsi="宋体" w:eastAsia="宋体" w:cs="宋体"/>
+                <w:i w:val="0"/>
+                <w:iCs w:val="0"/>
+                <w:snapToGrid w:val="0"/>
+                <w:color w:val="000000"/>
+                <w:kern w:val="0"/>
+                <w:sz w:val="16"/>
+                <w:szCs w:val="16"/>
+                <w:u w:val="none"/>
+                <w:lang w:val="en-US" w:eastAsia="zh-CN"/>
+              </w:rPr>
+              <w:t>部分人员</w:t>
             </w:r>
           </w:p>
         </w:tc>
@@ -9041,32 +8499,29 @@
               <w:jc w:val="both"/>
               <w:textAlignment w:val="center"/>
               <w:rPr>
-                <w:rFonts w:hint="default" w:ascii="宋体" w:hAnsi="宋体" w:eastAsia="宋体" w:cs="宋体"/>
-                <w:i w:val="0"/>
-                <w:iCs w:val="0"/>
-                <w:snapToGrid w:val="0"/>
-                <w:color w:val="000000"/>
-                <w:kern w:val="0"/>
-                <w:sz w:val="16"/>
-                <w:szCs w:val="16"/>
-                <w:u w:val="none"/>
-                <w:lang w:val="en-US" w:eastAsia="zh-CN" w:bidi="ar-SA"/>
-              </w:rPr>
-            </w:pPr>
-            <w:r>
-              <w:rPr>
-                <w:rFonts w:hint="eastAsia" w:ascii="宋体" w:hAnsi="宋体" w:eastAsia="宋体" w:cs="宋体"/>
-                <w:i w:val="0"/>
-                <w:iCs w:val="0"/>
-                <w:snapToGrid w:val="0"/>
-                <w:color w:val="000000"/>
-                <w:kern w:val="0"/>
-                <w:sz w:val="16"/>
-                <w:szCs w:val="16"/>
-                <w:u w:val="none"/>
-                <w:lang w:val="en-US" w:eastAsia="zh-CN" w:bidi="ar-SA"/>
-              </w:rPr>
-              <w:t>张秀才</w:t>
+                <w:rFonts w:hint="eastAsia" w:ascii="宋体" w:hAnsi="宋体" w:eastAsia="宋体" w:cs="宋体"/>
+                <w:i w:val="0"/>
+                <w:iCs w:val="0"/>
+                <w:color w:val="000000"/>
+                <w:sz w:val="16"/>
+                <w:szCs w:val="16"/>
+                <w:u w:val="none"/>
+              </w:rPr>
+            </w:pPr>
+            <w:r>
+              <w:rPr>
+                <w:rFonts w:hint="eastAsia" w:ascii="宋体" w:hAnsi="宋体" w:eastAsia="宋体" w:cs="宋体"/>
+                <w:i w:val="0"/>
+                <w:iCs w:val="0"/>
+                <w:snapToGrid w:val="0"/>
+                <w:color w:val="000000"/>
+                <w:kern w:val="0"/>
+                <w:sz w:val="16"/>
+                <w:szCs w:val="16"/>
+                <w:u w:val="none"/>
+                <w:lang w:val="en-US" w:eastAsia="zh-CN"/>
+              </w:rPr>
+              <w:t>外聘</w:t>
             </w:r>
           </w:p>
         </w:tc>
@@ -9094,29 +8549,26 @@
                 <w:rFonts w:hint="eastAsia" w:ascii="宋体" w:hAnsi="宋体" w:eastAsia="宋体" w:cs="宋体"/>
                 <w:i w:val="0"/>
                 <w:iCs w:val="0"/>
-                <w:snapToGrid w:val="0"/>
-                <w:color w:val="000000"/>
-                <w:kern w:val="0"/>
-                <w:sz w:val="16"/>
-                <w:szCs w:val="16"/>
-                <w:u w:val="none"/>
-                <w:lang w:val="en-US" w:eastAsia="zh-CN" w:bidi="ar-SA"/>
-              </w:rPr>
-            </w:pPr>
-            <w:r>
-              <w:rPr>
-                <w:rFonts w:hint="eastAsia" w:ascii="宋体" w:hAnsi="宋体" w:eastAsia="宋体" w:cs="宋体"/>
-                <w:i w:val="0"/>
-                <w:iCs w:val="0"/>
-                <w:snapToGrid w:val="0"/>
-                <w:color w:val="000000"/>
-                <w:kern w:val="0"/>
-                <w:sz w:val="16"/>
-                <w:szCs w:val="16"/>
-                <w:u w:val="none"/>
-                <w:lang w:val="en-US" w:eastAsia="zh-CN"/>
-              </w:rPr>
-              <w:t>7月</w:t>
+                <w:color w:val="000000"/>
+                <w:sz w:val="16"/>
+                <w:szCs w:val="16"/>
+                <w:u w:val="none"/>
+              </w:rPr>
+            </w:pPr>
+            <w:r>
+              <w:rPr>
+                <w:rFonts w:hint="eastAsia" w:ascii="宋体" w:hAnsi="宋体" w:eastAsia="宋体" w:cs="宋体"/>
+                <w:i w:val="0"/>
+                <w:iCs w:val="0"/>
+                <w:snapToGrid w:val="0"/>
+                <w:color w:val="000000"/>
+                <w:kern w:val="0"/>
+                <w:sz w:val="16"/>
+                <w:szCs w:val="16"/>
+                <w:u w:val="none"/>
+                <w:lang w:val="en-US" w:eastAsia="zh-CN"/>
+              </w:rPr>
+              <w:t>6月</w:t>
             </w:r>
           </w:p>
         </w:tc>
@@ -9213,23 +8665,23 @@
                 <w:sz w:val="16"/>
                 <w:szCs w:val="16"/>
                 <w:u w:val="none"/>
-                <w:lang w:val="en-US" w:eastAsia="en-US" w:bidi="ar-SA"/>
-              </w:rPr>
-            </w:pPr>
-            <w:r>
-              <w:rPr>
-                <w:rFonts w:hint="eastAsia" w:ascii="宋体" w:hAnsi="宋体" w:eastAsia="宋体" w:cs="宋体"/>
-                <w:i w:val="0"/>
-                <w:iCs w:val="0"/>
-                <w:snapToGrid w:val="0"/>
-                <w:color w:val="000000"/>
-                <w:kern w:val="0"/>
-                <w:sz w:val="16"/>
-                <w:szCs w:val="16"/>
-                <w:u w:val="none"/>
-                <w:lang w:val="en-US" w:eastAsia="zh-CN"/>
-              </w:rPr>
-              <w:t>云数据中心建设模式和网络安全</w:t>
+                <w:lang w:val="en-US" w:eastAsia="zh-CN" w:bidi="ar-SA"/>
+              </w:rPr>
+            </w:pPr>
+            <w:r>
+              <w:rPr>
+                <w:rFonts w:hint="eastAsia" w:ascii="宋体" w:hAnsi="宋体" w:eastAsia="宋体" w:cs="宋体"/>
+                <w:i w:val="0"/>
+                <w:iCs w:val="0"/>
+                <w:snapToGrid w:val="0"/>
+                <w:color w:val="000000"/>
+                <w:kern w:val="0"/>
+                <w:sz w:val="16"/>
+                <w:szCs w:val="16"/>
+                <w:u w:val="none"/>
+                <w:lang w:val="en-US" w:eastAsia="zh-CN"/>
+              </w:rPr>
+              <w:t>运维服务工具使用</w:t>
             </w:r>
           </w:p>
         </w:tc>
@@ -9263,32 +8715,23 @@
                 <w:sz w:val="16"/>
                 <w:szCs w:val="16"/>
                 <w:u w:val="none"/>
-                <w:lang w:val="en-US" w:eastAsia="en-US" w:bidi="ar-SA"/>
-              </w:rPr>
-            </w:pPr>
-            <w:r>
-              <w:rPr>
-                <w:rFonts w:hint="eastAsia" w:ascii="宋体" w:hAnsi="宋体" w:eastAsia="宋体" w:cs="宋体"/>
-                <w:i w:val="0"/>
-                <w:iCs w:val="0"/>
-                <w:snapToGrid w:val="0"/>
-                <w:color w:val="000000"/>
-                <w:kern w:val="0"/>
-                <w:sz w:val="16"/>
-                <w:szCs w:val="16"/>
-                <w:u w:val="none"/>
-                <w:lang w:val="en-US" w:eastAsia="zh-CN"/>
-              </w:rPr>
-              <w:t>运维项目经理、安全检</w:t>
-            </w:r>
-            <w:r>
-              <w:rPr>
-                <w:rStyle w:val="42"/>
-                <w:snapToGrid w:val="0"/>
-                <w:color w:val="000000"/>
-                <w:lang w:val="en-US" w:eastAsia="zh-CN"/>
-              </w:rPr>
-              <w:t>测工程师</w:t>
+                <w:lang w:val="en-US" w:eastAsia="zh-CN" w:bidi="ar-SA"/>
+              </w:rPr>
+            </w:pPr>
+            <w:r>
+              <w:rPr>
+                <w:rFonts w:hint="eastAsia" w:ascii="宋体" w:hAnsi="宋体" w:eastAsia="宋体" w:cs="宋体"/>
+                <w:i w:val="0"/>
+                <w:iCs w:val="0"/>
+                <w:snapToGrid w:val="0"/>
+                <w:color w:val="000000"/>
+                <w:kern w:val="0"/>
+                <w:sz w:val="16"/>
+                <w:szCs w:val="16"/>
+                <w:u w:val="none"/>
+                <w:lang w:val="en-US" w:eastAsia="zh-CN"/>
+              </w:rPr>
+              <w:t>平台运维组全员</w:t>
             </w:r>
           </w:p>
         </w:tc>
@@ -9322,7 +8765,7 @@
                 <w:sz w:val="16"/>
                 <w:szCs w:val="16"/>
                 <w:u w:val="none"/>
-                <w:lang w:val="en-US" w:eastAsia="en-US" w:bidi="ar-SA"/>
+                <w:lang w:val="en-US" w:eastAsia="zh-CN" w:bidi="ar-SA"/>
               </w:rPr>
             </w:pPr>
             <w:r>
@@ -9363,548 +8806,6 @@
               <w:jc w:val="both"/>
               <w:textAlignment w:val="center"/>
               <w:rPr>
-                <w:rFonts w:hint="eastAsia" w:ascii="宋体" w:hAnsi="宋体" w:eastAsia="宋体" w:cs="宋体"/>
-                <w:i w:val="0"/>
-                <w:iCs w:val="0"/>
-                <w:snapToGrid w:val="0"/>
-                <w:color w:val="000000"/>
-                <w:kern w:val="0"/>
-                <w:sz w:val="16"/>
-                <w:szCs w:val="16"/>
-                <w:u w:val="none"/>
-                <w:lang w:val="en-US" w:eastAsia="en-US" w:bidi="ar-SA"/>
-              </w:rPr>
-            </w:pPr>
-            <w:r>
-              <w:rPr>
-                <w:rFonts w:hint="eastAsia" w:ascii="宋体" w:hAnsi="宋体" w:eastAsia="宋体" w:cs="宋体"/>
-                <w:i w:val="0"/>
-                <w:iCs w:val="0"/>
-                <w:snapToGrid w:val="0"/>
-                <w:color w:val="000000"/>
-                <w:kern w:val="0"/>
-                <w:sz w:val="16"/>
-                <w:szCs w:val="16"/>
-                <w:u w:val="none"/>
-                <w:lang w:val="en-US" w:eastAsia="zh-CN"/>
-              </w:rPr>
-              <w:t>7月</w:t>
-            </w:r>
-          </w:p>
-        </w:tc>
-      </w:tr>
-      <w:tr>
-        <w:tblPrEx>
-          <w:tblBorders>
-            <w:top w:val="none" w:color="auto" w:sz="0" w:space="0"/>
-            <w:left w:val="none" w:color="auto" w:sz="0" w:space="0"/>
-            <w:bottom w:val="none" w:color="auto" w:sz="0" w:space="0"/>
-            <w:right w:val="none" w:color="auto" w:sz="0" w:space="0"/>
-            <w:insideH w:val="none" w:color="auto" w:sz="0" w:space="0"/>
-            <w:insideV w:val="none" w:color="auto" w:sz="0" w:space="0"/>
-          </w:tblBorders>
-          <w:tblCellMar>
-            <w:top w:w="0" w:type="dxa"/>
-            <w:left w:w="108" w:type="dxa"/>
-            <w:bottom w:w="0" w:type="dxa"/>
-            <w:right w:w="108" w:type="dxa"/>
-          </w:tblCellMar>
-        </w:tblPrEx>
-        <w:trPr>
-          <w:trHeight w:val="576" w:hRule="atLeast"/>
-          <w:jc w:val="center"/>
-        </w:trPr>
-        <w:tc>
-          <w:tcPr>
-            <w:tcW w:w="661" w:type="dxa"/>
-            <w:tcBorders>
-              <w:top w:val="single" w:color="000000" w:sz="4" w:space="0"/>
-              <w:left w:val="single" w:color="000000" w:sz="4" w:space="0"/>
-              <w:bottom w:val="single" w:color="000000" w:sz="4" w:space="0"/>
-              <w:right w:val="single" w:color="000000" w:sz="4" w:space="0"/>
-            </w:tcBorders>
-            <w:shd w:val="clear" w:color="auto" w:fill="auto"/>
-            <w:vAlign w:val="center"/>
-          </w:tcPr>
-          <w:p>
-            <w:pPr>
-              <w:keepNext w:val="0"/>
-              <w:keepLines w:val="0"/>
-              <w:widowControl/>
-              <w:numPr>
-                <w:ilvl w:val="0"/>
-                <w:numId w:val="2"/>
-              </w:numPr>
-              <w:suppressLineNumbers w:val="0"/>
-              <w:ind w:left="425" w:leftChars="0" w:hanging="425" w:firstLineChars="0"/>
-              <w:jc w:val="left"/>
-              <w:textAlignment w:val="center"/>
-              <w:rPr>
-                <w:rFonts w:hint="eastAsia" w:ascii="宋体" w:hAnsi="宋体" w:eastAsia="宋体" w:cs="宋体"/>
-                <w:i w:val="0"/>
-                <w:iCs w:val="0"/>
-                <w:snapToGrid w:val="0"/>
-                <w:color w:val="000000"/>
-                <w:kern w:val="0"/>
-                <w:sz w:val="16"/>
-                <w:szCs w:val="16"/>
-                <w:u w:val="none"/>
-                <w:lang w:val="en-US" w:eastAsia="zh-CN"/>
-              </w:rPr>
-            </w:pPr>
-          </w:p>
-        </w:tc>
-        <w:tc>
-          <w:tcPr>
-            <w:tcW w:w="2100" w:type="dxa"/>
-            <w:tcBorders>
-              <w:top w:val="single" w:color="000000" w:sz="4" w:space="0"/>
-              <w:left w:val="single" w:color="000000" w:sz="4" w:space="0"/>
-              <w:bottom w:val="single" w:color="000000" w:sz="4" w:space="0"/>
-              <w:right w:val="single" w:color="000000" w:sz="4" w:space="0"/>
-            </w:tcBorders>
-            <w:shd w:val="clear" w:color="auto" w:fill="auto"/>
-            <w:vAlign w:val="center"/>
-          </w:tcPr>
-          <w:p>
-            <w:pPr>
-              <w:keepNext w:val="0"/>
-              <w:keepLines w:val="0"/>
-              <w:widowControl/>
-              <w:suppressLineNumbers w:val="0"/>
-              <w:jc w:val="left"/>
-              <w:textAlignment w:val="center"/>
-              <w:rPr>
-                <w:rFonts w:hint="eastAsia" w:ascii="宋体" w:hAnsi="宋体" w:eastAsia="宋体" w:cs="宋体"/>
-                <w:i w:val="0"/>
-                <w:iCs w:val="0"/>
-                <w:snapToGrid w:val="0"/>
-                <w:color w:val="000000"/>
-                <w:kern w:val="0"/>
-                <w:sz w:val="16"/>
-                <w:szCs w:val="16"/>
-                <w:u w:val="none"/>
-                <w:lang w:val="en-US" w:eastAsia="en-US" w:bidi="ar-SA"/>
-              </w:rPr>
-            </w:pPr>
-            <w:r>
-              <w:rPr>
-                <w:rFonts w:hint="eastAsia" w:ascii="宋体" w:hAnsi="宋体" w:eastAsia="宋体" w:cs="宋体"/>
-                <w:i w:val="0"/>
-                <w:iCs w:val="0"/>
-                <w:snapToGrid w:val="0"/>
-                <w:color w:val="000000"/>
-                <w:kern w:val="0"/>
-                <w:sz w:val="16"/>
-                <w:szCs w:val="16"/>
-                <w:u w:val="none"/>
-                <w:lang w:val="en-US" w:eastAsia="zh-CN"/>
-              </w:rPr>
-              <w:t>交付规范</w:t>
-            </w:r>
-          </w:p>
-        </w:tc>
-        <w:tc>
-          <w:tcPr>
-            <w:tcW w:w="1850" w:type="dxa"/>
-            <w:tcBorders>
-              <w:top w:val="single" w:color="000000" w:sz="4" w:space="0"/>
-              <w:left w:val="single" w:color="000000" w:sz="4" w:space="0"/>
-              <w:bottom w:val="single" w:color="000000" w:sz="4" w:space="0"/>
-              <w:right w:val="single" w:color="000000" w:sz="4" w:space="0"/>
-            </w:tcBorders>
-            <w:shd w:val="clear" w:color="auto" w:fill="auto"/>
-            <w:vAlign w:val="center"/>
-          </w:tcPr>
-          <w:p>
-            <w:pPr>
-              <w:keepNext w:val="0"/>
-              <w:keepLines w:val="0"/>
-              <w:widowControl/>
-              <w:suppressLineNumbers w:val="0"/>
-              <w:jc w:val="left"/>
-              <w:textAlignment w:val="center"/>
-              <w:rPr>
-                <w:rFonts w:hint="eastAsia" w:ascii="宋体" w:hAnsi="宋体" w:eastAsia="宋体" w:cs="宋体"/>
-                <w:i w:val="0"/>
-                <w:iCs w:val="0"/>
-                <w:snapToGrid w:val="0"/>
-                <w:color w:val="000000"/>
-                <w:kern w:val="0"/>
-                <w:sz w:val="16"/>
-                <w:szCs w:val="16"/>
-                <w:u w:val="none"/>
-                <w:lang w:val="en-US" w:eastAsia="en-US" w:bidi="ar-SA"/>
-              </w:rPr>
-            </w:pPr>
-            <w:r>
-              <w:rPr>
-                <w:rFonts w:hint="eastAsia" w:ascii="宋体" w:hAnsi="宋体" w:eastAsia="宋体" w:cs="宋体"/>
-                <w:i w:val="0"/>
-                <w:iCs w:val="0"/>
-                <w:snapToGrid w:val="0"/>
-                <w:color w:val="000000"/>
-                <w:kern w:val="0"/>
-                <w:sz w:val="16"/>
-                <w:szCs w:val="16"/>
-                <w:u w:val="none"/>
-                <w:lang w:val="en-US" w:eastAsia="zh-CN"/>
-              </w:rPr>
-              <w:t>平台运维组全员</w:t>
-            </w:r>
-          </w:p>
-        </w:tc>
-        <w:tc>
-          <w:tcPr>
-            <w:tcW w:w="750" w:type="dxa"/>
-            <w:tcBorders>
-              <w:top w:val="single" w:color="000000" w:sz="4" w:space="0"/>
-              <w:left w:val="single" w:color="000000" w:sz="4" w:space="0"/>
-              <w:bottom w:val="single" w:color="000000" w:sz="4" w:space="0"/>
-              <w:right w:val="single" w:color="000000" w:sz="4" w:space="0"/>
-            </w:tcBorders>
-            <w:shd w:val="clear" w:color="auto" w:fill="auto"/>
-            <w:vAlign w:val="center"/>
-          </w:tcPr>
-          <w:p>
-            <w:pPr>
-              <w:keepNext w:val="0"/>
-              <w:keepLines w:val="0"/>
-              <w:widowControl/>
-              <w:suppressLineNumbers w:val="0"/>
-              <w:jc w:val="both"/>
-              <w:textAlignment w:val="center"/>
-              <w:rPr>
-                <w:rFonts w:hint="eastAsia" w:ascii="宋体" w:hAnsi="宋体" w:eastAsia="宋体" w:cs="宋体"/>
-                <w:i w:val="0"/>
-                <w:iCs w:val="0"/>
-                <w:snapToGrid w:val="0"/>
-                <w:color w:val="000000"/>
-                <w:kern w:val="0"/>
-                <w:sz w:val="16"/>
-                <w:szCs w:val="16"/>
-                <w:u w:val="none"/>
-                <w:lang w:val="en-US" w:eastAsia="en-US" w:bidi="ar-SA"/>
-              </w:rPr>
-            </w:pPr>
-            <w:r>
-              <w:rPr>
-                <w:rFonts w:hint="eastAsia" w:ascii="宋体" w:hAnsi="宋体" w:eastAsia="宋体" w:cs="宋体"/>
-                <w:i w:val="0"/>
-                <w:iCs w:val="0"/>
-                <w:snapToGrid w:val="0"/>
-                <w:color w:val="000000"/>
-                <w:kern w:val="0"/>
-                <w:sz w:val="16"/>
-                <w:szCs w:val="16"/>
-                <w:u w:val="none"/>
-                <w:lang w:val="en-US" w:eastAsia="zh-CN"/>
-              </w:rPr>
-              <w:t>张秀才</w:t>
-            </w:r>
-          </w:p>
-        </w:tc>
-        <w:tc>
-          <w:tcPr>
-            <w:tcW w:w="1189" w:type="dxa"/>
-            <w:tcBorders>
-              <w:top w:val="single" w:color="000000" w:sz="4" w:space="0"/>
-              <w:left w:val="single" w:color="000000" w:sz="4" w:space="0"/>
-              <w:bottom w:val="single" w:color="000000" w:sz="4" w:space="0"/>
-              <w:right w:val="single" w:color="000000" w:sz="4" w:space="0"/>
-            </w:tcBorders>
-            <w:shd w:val="clear" w:color="auto" w:fill="auto"/>
-            <w:vAlign w:val="center"/>
-          </w:tcPr>
-          <w:p>
-            <w:pPr>
-              <w:keepNext w:val="0"/>
-              <w:keepLines w:val="0"/>
-              <w:widowControl/>
-              <w:suppressLineNumbers w:val="0"/>
-              <w:jc w:val="both"/>
-              <w:textAlignment w:val="center"/>
-              <w:rPr>
-                <w:rFonts w:hint="eastAsia" w:ascii="宋体" w:hAnsi="宋体" w:eastAsia="宋体" w:cs="宋体"/>
-                <w:i w:val="0"/>
-                <w:iCs w:val="0"/>
-                <w:snapToGrid w:val="0"/>
-                <w:color w:val="000000"/>
-                <w:kern w:val="0"/>
-                <w:sz w:val="16"/>
-                <w:szCs w:val="16"/>
-                <w:u w:val="none"/>
-                <w:lang w:val="en-US" w:eastAsia="en-US" w:bidi="ar-SA"/>
-              </w:rPr>
-            </w:pPr>
-            <w:r>
-              <w:rPr>
-                <w:rFonts w:hint="eastAsia" w:ascii="宋体" w:hAnsi="宋体" w:eastAsia="宋体" w:cs="宋体"/>
-                <w:i w:val="0"/>
-                <w:iCs w:val="0"/>
-                <w:snapToGrid w:val="0"/>
-                <w:color w:val="000000"/>
-                <w:kern w:val="0"/>
-                <w:sz w:val="16"/>
-                <w:szCs w:val="16"/>
-                <w:u w:val="none"/>
-                <w:lang w:val="en-US" w:eastAsia="zh-CN"/>
-              </w:rPr>
-              <w:t>7月</w:t>
-            </w:r>
-          </w:p>
-        </w:tc>
-      </w:tr>
-      <w:tr>
-        <w:tblPrEx>
-          <w:tblBorders>
-            <w:top w:val="none" w:color="auto" w:sz="0" w:space="0"/>
-            <w:left w:val="none" w:color="auto" w:sz="0" w:space="0"/>
-            <w:bottom w:val="none" w:color="auto" w:sz="0" w:space="0"/>
-            <w:right w:val="none" w:color="auto" w:sz="0" w:space="0"/>
-            <w:insideH w:val="none" w:color="auto" w:sz="0" w:space="0"/>
-            <w:insideV w:val="none" w:color="auto" w:sz="0" w:space="0"/>
-          </w:tblBorders>
-          <w:tblCellMar>
-            <w:top w:w="0" w:type="dxa"/>
-            <w:left w:w="108" w:type="dxa"/>
-            <w:bottom w:w="0" w:type="dxa"/>
-            <w:right w:w="108" w:type="dxa"/>
-          </w:tblCellMar>
-        </w:tblPrEx>
-        <w:trPr>
-          <w:trHeight w:val="384" w:hRule="atLeast"/>
-          <w:jc w:val="center"/>
-        </w:trPr>
-        <w:tc>
-          <w:tcPr>
-            <w:tcW w:w="661" w:type="dxa"/>
-            <w:tcBorders>
-              <w:top w:val="single" w:color="000000" w:sz="4" w:space="0"/>
-              <w:left w:val="single" w:color="000000" w:sz="4" w:space="0"/>
-              <w:bottom w:val="single" w:color="000000" w:sz="4" w:space="0"/>
-              <w:right w:val="single" w:color="000000" w:sz="4" w:space="0"/>
-            </w:tcBorders>
-            <w:shd w:val="clear" w:color="auto" w:fill="auto"/>
-            <w:vAlign w:val="center"/>
-          </w:tcPr>
-          <w:p>
-            <w:pPr>
-              <w:keepNext w:val="0"/>
-              <w:keepLines w:val="0"/>
-              <w:widowControl/>
-              <w:numPr>
-                <w:ilvl w:val="0"/>
-                <w:numId w:val="2"/>
-              </w:numPr>
-              <w:suppressLineNumbers w:val="0"/>
-              <w:ind w:left="425" w:leftChars="0" w:hanging="425" w:firstLineChars="0"/>
-              <w:jc w:val="left"/>
-              <w:textAlignment w:val="center"/>
-              <w:rPr>
-                <w:rFonts w:hint="eastAsia" w:ascii="宋体" w:hAnsi="宋体" w:eastAsia="宋体" w:cs="宋体"/>
-                <w:i w:val="0"/>
-                <w:iCs w:val="0"/>
-                <w:snapToGrid w:val="0"/>
-                <w:color w:val="000000"/>
-                <w:kern w:val="0"/>
-                <w:sz w:val="16"/>
-                <w:szCs w:val="16"/>
-                <w:u w:val="none"/>
-                <w:lang w:val="en-US" w:eastAsia="zh-CN"/>
-              </w:rPr>
-            </w:pPr>
-          </w:p>
-        </w:tc>
-        <w:tc>
-          <w:tcPr>
-            <w:tcW w:w="2100" w:type="dxa"/>
-            <w:tcBorders>
-              <w:top w:val="single" w:color="000000" w:sz="4" w:space="0"/>
-              <w:left w:val="single" w:color="000000" w:sz="4" w:space="0"/>
-              <w:bottom w:val="single" w:color="000000" w:sz="4" w:space="0"/>
-              <w:right w:val="single" w:color="000000" w:sz="4" w:space="0"/>
-            </w:tcBorders>
-            <w:shd w:val="clear" w:color="auto" w:fill="auto"/>
-            <w:vAlign w:val="center"/>
-          </w:tcPr>
-          <w:p>
-            <w:pPr>
-              <w:keepNext w:val="0"/>
-              <w:keepLines w:val="0"/>
-              <w:widowControl/>
-              <w:suppressLineNumbers w:val="0"/>
-              <w:tabs>
-                <w:tab w:val="center" w:pos="1320"/>
-              </w:tabs>
-              <w:jc w:val="left"/>
-              <w:textAlignment w:val="center"/>
-              <w:rPr>
-                <w:rFonts w:hint="eastAsia" w:ascii="宋体" w:hAnsi="宋体" w:eastAsia="宋体" w:cs="宋体"/>
-                <w:i w:val="0"/>
-                <w:iCs w:val="0"/>
-                <w:snapToGrid w:val="0"/>
-                <w:color w:val="000000"/>
-                <w:kern w:val="0"/>
-                <w:sz w:val="16"/>
-                <w:szCs w:val="16"/>
-                <w:u w:val="none"/>
-                <w:lang w:val="en-US" w:eastAsia="zh-CN" w:bidi="ar-SA"/>
-              </w:rPr>
-            </w:pPr>
-            <w:r>
-              <w:rPr>
-                <w:rFonts w:hint="eastAsia" w:ascii="宋体" w:hAnsi="宋体" w:eastAsia="宋体" w:cs="宋体"/>
-                <w:i w:val="0"/>
-                <w:iCs w:val="0"/>
-                <w:snapToGrid w:val="0"/>
-                <w:color w:val="000000"/>
-                <w:kern w:val="0"/>
-                <w:sz w:val="16"/>
-                <w:szCs w:val="16"/>
-                <w:u w:val="none"/>
-                <w:lang w:val="en-US" w:eastAsia="zh-CN"/>
-              </w:rPr>
-              <w:t>运维服务制度</w:t>
-            </w:r>
-            <w:r>
-              <w:rPr>
-                <w:rFonts w:hint="eastAsia" w:ascii="宋体" w:hAnsi="宋体" w:eastAsia="宋体" w:cs="宋体"/>
-                <w:i w:val="0"/>
-                <w:iCs w:val="0"/>
-                <w:snapToGrid w:val="0"/>
-                <w:color w:val="000000"/>
-                <w:kern w:val="0"/>
-                <w:sz w:val="16"/>
-                <w:szCs w:val="16"/>
-                <w:u w:val="none"/>
-                <w:lang w:val="en-US" w:eastAsia="zh-CN"/>
-              </w:rPr>
-              <w:tab/>
-            </w:r>
-          </w:p>
-        </w:tc>
-        <w:tc>
-          <w:tcPr>
-            <w:tcW w:w="1850" w:type="dxa"/>
-            <w:tcBorders>
-              <w:top w:val="single" w:color="000000" w:sz="4" w:space="0"/>
-              <w:left w:val="single" w:color="000000" w:sz="4" w:space="0"/>
-              <w:bottom w:val="single" w:color="000000" w:sz="4" w:space="0"/>
-              <w:right w:val="single" w:color="000000" w:sz="4" w:space="0"/>
-            </w:tcBorders>
-            <w:shd w:val="clear" w:color="auto" w:fill="auto"/>
-            <w:vAlign w:val="center"/>
-          </w:tcPr>
-          <w:p>
-            <w:pPr>
-              <w:keepNext w:val="0"/>
-              <w:keepLines w:val="0"/>
-              <w:widowControl/>
-              <w:suppressLineNumbers w:val="0"/>
-              <w:jc w:val="left"/>
-              <w:textAlignment w:val="center"/>
-              <w:rPr>
-                <w:rFonts w:hint="eastAsia" w:ascii="宋体" w:hAnsi="宋体" w:eastAsia="宋体" w:cs="宋体"/>
-                <w:i w:val="0"/>
-                <w:iCs w:val="0"/>
-                <w:snapToGrid w:val="0"/>
-                <w:color w:val="000000"/>
-                <w:kern w:val="0"/>
-                <w:sz w:val="16"/>
-                <w:szCs w:val="16"/>
-                <w:u w:val="none"/>
-                <w:lang w:val="en-US" w:eastAsia="zh-CN" w:bidi="ar-SA"/>
-              </w:rPr>
-            </w:pPr>
-            <w:r>
-              <w:rPr>
-                <w:rFonts w:hint="eastAsia" w:ascii="宋体" w:hAnsi="宋体" w:eastAsia="宋体" w:cs="宋体"/>
-                <w:i w:val="0"/>
-                <w:iCs w:val="0"/>
-                <w:snapToGrid w:val="0"/>
-                <w:color w:val="000000"/>
-                <w:kern w:val="0"/>
-                <w:sz w:val="16"/>
-                <w:szCs w:val="16"/>
-                <w:u w:val="none"/>
-                <w:lang w:val="en-US" w:eastAsia="zh-CN"/>
-              </w:rPr>
-              <w:t>各相关部门</w:t>
-            </w:r>
-          </w:p>
-        </w:tc>
-        <w:tc>
-          <w:tcPr>
-            <w:tcW w:w="750" w:type="dxa"/>
-            <w:tcBorders>
-              <w:top w:val="single" w:color="000000" w:sz="4" w:space="0"/>
-              <w:left w:val="single" w:color="000000" w:sz="4" w:space="0"/>
-              <w:bottom w:val="single" w:color="000000" w:sz="4" w:space="0"/>
-              <w:right w:val="single" w:color="000000" w:sz="4" w:space="0"/>
-            </w:tcBorders>
-            <w:shd w:val="clear" w:color="auto" w:fill="auto"/>
-            <w:vAlign w:val="center"/>
-          </w:tcPr>
-          <w:p>
-            <w:pPr>
-              <w:keepNext w:val="0"/>
-              <w:keepLines w:val="0"/>
-              <w:widowControl/>
-              <w:suppressLineNumbers w:val="0"/>
-              <w:jc w:val="both"/>
-              <w:textAlignment w:val="center"/>
-              <w:rPr>
-                <w:rFonts w:hint="eastAsia" w:ascii="宋体" w:hAnsi="宋体" w:eastAsia="宋体" w:cs="宋体"/>
-                <w:i w:val="0"/>
-                <w:iCs w:val="0"/>
-                <w:snapToGrid w:val="0"/>
-                <w:color w:val="000000"/>
-                <w:kern w:val="0"/>
-                <w:sz w:val="16"/>
-                <w:szCs w:val="16"/>
-                <w:u w:val="none"/>
-                <w:lang w:val="en-US" w:eastAsia="zh-CN" w:bidi="ar-SA"/>
-              </w:rPr>
-            </w:pPr>
-            <w:r>
-              <w:rPr>
-                <w:rFonts w:hint="eastAsia" w:ascii="宋体" w:hAnsi="宋体" w:eastAsia="宋体" w:cs="宋体"/>
-                <w:i w:val="0"/>
-                <w:iCs w:val="0"/>
-                <w:snapToGrid w:val="0"/>
-                <w:color w:val="000000"/>
-                <w:kern w:val="0"/>
-                <w:sz w:val="16"/>
-                <w:szCs w:val="16"/>
-                <w:u w:val="none"/>
-                <w:lang w:val="en-US" w:eastAsia="zh-CN"/>
-              </w:rPr>
-              <w:t>张秀才</w:t>
-            </w:r>
-          </w:p>
-        </w:tc>
-        <w:tc>
-          <w:tcPr>
-            <w:tcW w:w="1189" w:type="dxa"/>
-            <w:tcBorders>
-              <w:top w:val="single" w:color="000000" w:sz="4" w:space="0"/>
-              <w:left w:val="single" w:color="000000" w:sz="4" w:space="0"/>
-              <w:bottom w:val="single" w:color="000000" w:sz="4" w:space="0"/>
-              <w:right w:val="single" w:color="000000" w:sz="4" w:space="0"/>
-            </w:tcBorders>
-            <w:shd w:val="clear" w:color="auto" w:fill="auto"/>
-            <w:vAlign w:val="center"/>
-          </w:tcPr>
-          <w:p>
-            <w:pPr>
-              <w:keepNext w:val="0"/>
-              <w:keepLines w:val="0"/>
-              <w:widowControl/>
-              <w:suppressLineNumbers w:val="0"/>
-              <w:jc w:val="both"/>
-              <w:textAlignment w:val="center"/>
-              <w:rPr>
                 <w:rFonts w:hint="default" w:ascii="宋体" w:hAnsi="宋体" w:eastAsia="宋体" w:cs="宋体"/>
                 <w:i w:val="0"/>
                 <w:iCs w:val="0"/>
@@ -9930,7 +8831,7 @@
                 <w:u w:val="none"/>
                 <w:lang w:val="en-US" w:eastAsia="zh-CN"/>
               </w:rPr>
-              <w:t>7月</w:t>
+              <w:t>6月</w:t>
             </w:r>
           </w:p>
         </w:tc>
@@ -10043,6 +8944,1085 @@
                 <w:u w:val="none"/>
                 <w:lang w:val="en-US" w:eastAsia="zh-CN"/>
               </w:rPr>
+              <w:t>产品服务化规范</w:t>
+            </w:r>
+          </w:p>
+        </w:tc>
+        <w:tc>
+          <w:tcPr>
+            <w:tcW w:w="1850" w:type="dxa"/>
+            <w:tcBorders>
+              <w:top w:val="single" w:color="000000" w:sz="4" w:space="0"/>
+              <w:left w:val="single" w:color="000000" w:sz="4" w:space="0"/>
+              <w:bottom w:val="single" w:color="000000" w:sz="4" w:space="0"/>
+              <w:right w:val="single" w:color="000000" w:sz="4" w:space="0"/>
+            </w:tcBorders>
+            <w:shd w:val="clear" w:color="auto" w:fill="auto"/>
+            <w:vAlign w:val="center"/>
+          </w:tcPr>
+          <w:p>
+            <w:pPr>
+              <w:keepNext w:val="0"/>
+              <w:keepLines w:val="0"/>
+              <w:widowControl/>
+              <w:suppressLineNumbers w:val="0"/>
+              <w:jc w:val="left"/>
+              <w:textAlignment w:val="center"/>
+              <w:rPr>
+                <w:rFonts w:hint="eastAsia" w:ascii="宋体" w:hAnsi="宋体" w:eastAsia="宋体" w:cs="宋体"/>
+                <w:i w:val="0"/>
+                <w:iCs w:val="0"/>
+                <w:snapToGrid w:val="0"/>
+                <w:color w:val="000000"/>
+                <w:kern w:val="0"/>
+                <w:sz w:val="16"/>
+                <w:szCs w:val="16"/>
+                <w:u w:val="none"/>
+                <w:lang w:val="en-US" w:eastAsia="zh-CN" w:bidi="ar-SA"/>
+              </w:rPr>
+            </w:pPr>
+            <w:r>
+              <w:rPr>
+                <w:rFonts w:hint="eastAsia" w:ascii="宋体" w:hAnsi="宋体" w:eastAsia="宋体" w:cs="宋体"/>
+                <w:i w:val="0"/>
+                <w:iCs w:val="0"/>
+                <w:snapToGrid w:val="0"/>
+                <w:color w:val="000000"/>
+                <w:kern w:val="0"/>
+                <w:sz w:val="16"/>
+                <w:szCs w:val="16"/>
+                <w:u w:val="none"/>
+                <w:lang w:val="en-US" w:eastAsia="zh-CN"/>
+              </w:rPr>
+              <w:t>平台运维组全员</w:t>
+            </w:r>
+          </w:p>
+        </w:tc>
+        <w:tc>
+          <w:tcPr>
+            <w:tcW w:w="750" w:type="dxa"/>
+            <w:tcBorders>
+              <w:top w:val="single" w:color="000000" w:sz="4" w:space="0"/>
+              <w:left w:val="single" w:color="000000" w:sz="4" w:space="0"/>
+              <w:bottom w:val="single" w:color="000000" w:sz="4" w:space="0"/>
+              <w:right w:val="single" w:color="000000" w:sz="4" w:space="0"/>
+            </w:tcBorders>
+            <w:shd w:val="clear" w:color="auto" w:fill="auto"/>
+            <w:vAlign w:val="center"/>
+          </w:tcPr>
+          <w:p>
+            <w:pPr>
+              <w:keepNext w:val="0"/>
+              <w:keepLines w:val="0"/>
+              <w:widowControl/>
+              <w:suppressLineNumbers w:val="0"/>
+              <w:jc w:val="both"/>
+              <w:textAlignment w:val="center"/>
+              <w:rPr>
+                <w:rFonts w:hint="default" w:ascii="宋体" w:hAnsi="宋体" w:eastAsia="宋体" w:cs="宋体"/>
+                <w:i w:val="0"/>
+                <w:iCs w:val="0"/>
+                <w:snapToGrid w:val="0"/>
+                <w:color w:val="000000"/>
+                <w:kern w:val="0"/>
+                <w:sz w:val="16"/>
+                <w:szCs w:val="16"/>
+                <w:u w:val="none"/>
+                <w:lang w:val="en-US" w:eastAsia="zh-CN" w:bidi="ar-SA"/>
+              </w:rPr>
+            </w:pPr>
+            <w:r>
+              <w:rPr>
+                <w:rFonts w:hint="eastAsia" w:ascii="宋体" w:hAnsi="宋体" w:eastAsia="宋体" w:cs="宋体"/>
+                <w:i w:val="0"/>
+                <w:iCs w:val="0"/>
+                <w:snapToGrid w:val="0"/>
+                <w:color w:val="000000"/>
+                <w:kern w:val="0"/>
+                <w:sz w:val="16"/>
+                <w:szCs w:val="16"/>
+                <w:u w:val="none"/>
+                <w:lang w:val="en-US" w:eastAsia="zh-CN" w:bidi="ar-SA"/>
+              </w:rPr>
+              <w:t>张秀才</w:t>
+            </w:r>
+          </w:p>
+        </w:tc>
+        <w:tc>
+          <w:tcPr>
+            <w:tcW w:w="1189" w:type="dxa"/>
+            <w:tcBorders>
+              <w:top w:val="single" w:color="000000" w:sz="4" w:space="0"/>
+              <w:left w:val="single" w:color="000000" w:sz="4" w:space="0"/>
+              <w:bottom w:val="single" w:color="000000" w:sz="4" w:space="0"/>
+              <w:right w:val="single" w:color="000000" w:sz="4" w:space="0"/>
+            </w:tcBorders>
+            <w:shd w:val="clear" w:color="auto" w:fill="auto"/>
+            <w:vAlign w:val="center"/>
+          </w:tcPr>
+          <w:p>
+            <w:pPr>
+              <w:keepNext w:val="0"/>
+              <w:keepLines w:val="0"/>
+              <w:widowControl/>
+              <w:suppressLineNumbers w:val="0"/>
+              <w:jc w:val="both"/>
+              <w:textAlignment w:val="center"/>
+              <w:rPr>
+                <w:rFonts w:hint="eastAsia" w:ascii="宋体" w:hAnsi="宋体" w:eastAsia="宋体" w:cs="宋体"/>
+                <w:i w:val="0"/>
+                <w:iCs w:val="0"/>
+                <w:snapToGrid w:val="0"/>
+                <w:color w:val="000000"/>
+                <w:kern w:val="0"/>
+                <w:sz w:val="16"/>
+                <w:szCs w:val="16"/>
+                <w:u w:val="none"/>
+                <w:lang w:val="en-US" w:eastAsia="zh-CN" w:bidi="ar-SA"/>
+              </w:rPr>
+            </w:pPr>
+            <w:r>
+              <w:rPr>
+                <w:rFonts w:hint="eastAsia" w:ascii="宋体" w:hAnsi="宋体" w:eastAsia="宋体" w:cs="宋体"/>
+                <w:i w:val="0"/>
+                <w:iCs w:val="0"/>
+                <w:snapToGrid w:val="0"/>
+                <w:color w:val="000000"/>
+                <w:kern w:val="0"/>
+                <w:sz w:val="16"/>
+                <w:szCs w:val="16"/>
+                <w:u w:val="none"/>
+                <w:lang w:val="en-US" w:eastAsia="zh-CN"/>
+              </w:rPr>
+              <w:t>7月</w:t>
+            </w:r>
+          </w:p>
+        </w:tc>
+      </w:tr>
+      <w:tr>
+        <w:tblPrEx>
+          <w:tblBorders>
+            <w:top w:val="none" w:color="auto" w:sz="0" w:space="0"/>
+            <w:left w:val="none" w:color="auto" w:sz="0" w:space="0"/>
+            <w:bottom w:val="none" w:color="auto" w:sz="0" w:space="0"/>
+            <w:right w:val="none" w:color="auto" w:sz="0" w:space="0"/>
+            <w:insideH w:val="none" w:color="auto" w:sz="0" w:space="0"/>
+            <w:insideV w:val="none" w:color="auto" w:sz="0" w:space="0"/>
+          </w:tblBorders>
+          <w:shd w:val="clear" w:color="auto" w:fill="auto"/>
+          <w:tblCellMar>
+            <w:top w:w="0" w:type="dxa"/>
+            <w:left w:w="108" w:type="dxa"/>
+            <w:bottom w:w="0" w:type="dxa"/>
+            <w:right w:w="108" w:type="dxa"/>
+          </w:tblCellMar>
+        </w:tblPrEx>
+        <w:trPr>
+          <w:trHeight w:val="384" w:hRule="atLeast"/>
+          <w:jc w:val="center"/>
+        </w:trPr>
+        <w:tc>
+          <w:tcPr>
+            <w:tcW w:w="661" w:type="dxa"/>
+            <w:tcBorders>
+              <w:top w:val="single" w:color="000000" w:sz="4" w:space="0"/>
+              <w:left w:val="single" w:color="000000" w:sz="4" w:space="0"/>
+              <w:bottom w:val="single" w:color="000000" w:sz="4" w:space="0"/>
+              <w:right w:val="single" w:color="000000" w:sz="4" w:space="0"/>
+            </w:tcBorders>
+            <w:shd w:val="clear" w:color="auto" w:fill="auto"/>
+            <w:vAlign w:val="center"/>
+          </w:tcPr>
+          <w:p>
+            <w:pPr>
+              <w:keepNext w:val="0"/>
+              <w:keepLines w:val="0"/>
+              <w:widowControl/>
+              <w:numPr>
+                <w:ilvl w:val="0"/>
+                <w:numId w:val="2"/>
+              </w:numPr>
+              <w:suppressLineNumbers w:val="0"/>
+              <w:ind w:left="425" w:leftChars="0" w:hanging="425" w:firstLineChars="0"/>
+              <w:jc w:val="left"/>
+              <w:textAlignment w:val="center"/>
+              <w:rPr>
+                <w:rFonts w:hint="eastAsia" w:ascii="宋体" w:hAnsi="宋体" w:eastAsia="宋体" w:cs="宋体"/>
+                <w:i w:val="0"/>
+                <w:iCs w:val="0"/>
+                <w:snapToGrid w:val="0"/>
+                <w:color w:val="000000"/>
+                <w:kern w:val="0"/>
+                <w:sz w:val="16"/>
+                <w:szCs w:val="16"/>
+                <w:u w:val="none"/>
+                <w:lang w:val="en-US" w:eastAsia="zh-CN"/>
+              </w:rPr>
+            </w:pPr>
+          </w:p>
+        </w:tc>
+        <w:tc>
+          <w:tcPr>
+            <w:tcW w:w="2100" w:type="dxa"/>
+            <w:tcBorders>
+              <w:top w:val="single" w:color="000000" w:sz="4" w:space="0"/>
+              <w:left w:val="single" w:color="000000" w:sz="4" w:space="0"/>
+              <w:bottom w:val="single" w:color="000000" w:sz="4" w:space="0"/>
+              <w:right w:val="single" w:color="000000" w:sz="4" w:space="0"/>
+            </w:tcBorders>
+            <w:shd w:val="clear" w:color="auto" w:fill="auto"/>
+            <w:vAlign w:val="center"/>
+          </w:tcPr>
+          <w:p>
+            <w:pPr>
+              <w:keepNext w:val="0"/>
+              <w:keepLines w:val="0"/>
+              <w:widowControl/>
+              <w:suppressLineNumbers w:val="0"/>
+              <w:jc w:val="left"/>
+              <w:textAlignment w:val="center"/>
+              <w:rPr>
+                <w:rFonts w:hint="eastAsia" w:ascii="宋体" w:hAnsi="宋体" w:eastAsia="宋体" w:cs="宋体"/>
+                <w:i w:val="0"/>
+                <w:iCs w:val="0"/>
+                <w:snapToGrid w:val="0"/>
+                <w:color w:val="000000"/>
+                <w:kern w:val="0"/>
+                <w:sz w:val="16"/>
+                <w:szCs w:val="16"/>
+                <w:u w:val="none"/>
+                <w:lang w:val="en-US" w:eastAsia="en-US" w:bidi="ar-SA"/>
+              </w:rPr>
+            </w:pPr>
+            <w:r>
+              <w:rPr>
+                <w:rFonts w:hint="eastAsia" w:ascii="宋体" w:hAnsi="宋体" w:eastAsia="宋体" w:cs="宋体"/>
+                <w:i w:val="0"/>
+                <w:iCs w:val="0"/>
+                <w:snapToGrid w:val="0"/>
+                <w:color w:val="000000"/>
+                <w:kern w:val="0"/>
+                <w:sz w:val="16"/>
+                <w:szCs w:val="16"/>
+                <w:u w:val="none"/>
+                <w:lang w:val="en-US" w:eastAsia="zh-CN"/>
+              </w:rPr>
+              <w:t>云数据中心建设模式和网络安全</w:t>
+            </w:r>
+          </w:p>
+        </w:tc>
+        <w:tc>
+          <w:tcPr>
+            <w:tcW w:w="1850" w:type="dxa"/>
+            <w:tcBorders>
+              <w:top w:val="single" w:color="000000" w:sz="4" w:space="0"/>
+              <w:left w:val="single" w:color="000000" w:sz="4" w:space="0"/>
+              <w:bottom w:val="single" w:color="000000" w:sz="4" w:space="0"/>
+              <w:right w:val="single" w:color="000000" w:sz="4" w:space="0"/>
+            </w:tcBorders>
+            <w:shd w:val="clear" w:color="auto" w:fill="auto"/>
+            <w:vAlign w:val="center"/>
+          </w:tcPr>
+          <w:p>
+            <w:pPr>
+              <w:keepNext w:val="0"/>
+              <w:keepLines w:val="0"/>
+              <w:widowControl/>
+              <w:suppressLineNumbers w:val="0"/>
+              <w:jc w:val="left"/>
+              <w:textAlignment w:val="center"/>
+              <w:rPr>
+                <w:rFonts w:hint="eastAsia" w:ascii="宋体" w:hAnsi="宋体" w:eastAsia="宋体" w:cs="宋体"/>
+                <w:i w:val="0"/>
+                <w:iCs w:val="0"/>
+                <w:snapToGrid w:val="0"/>
+                <w:color w:val="000000"/>
+                <w:kern w:val="0"/>
+                <w:sz w:val="16"/>
+                <w:szCs w:val="16"/>
+                <w:u w:val="none"/>
+                <w:lang w:val="en-US" w:eastAsia="en-US" w:bidi="ar-SA"/>
+              </w:rPr>
+            </w:pPr>
+            <w:r>
+              <w:rPr>
+                <w:rFonts w:hint="eastAsia" w:ascii="宋体" w:hAnsi="宋体" w:eastAsia="宋体" w:cs="宋体"/>
+                <w:i w:val="0"/>
+                <w:iCs w:val="0"/>
+                <w:snapToGrid w:val="0"/>
+                <w:color w:val="000000"/>
+                <w:kern w:val="0"/>
+                <w:sz w:val="16"/>
+                <w:szCs w:val="16"/>
+                <w:u w:val="none"/>
+                <w:lang w:val="en-US" w:eastAsia="zh-CN"/>
+              </w:rPr>
+              <w:t>运维项目经理、安全检</w:t>
+            </w:r>
+            <w:r>
+              <w:rPr>
+                <w:rStyle w:val="42"/>
+                <w:snapToGrid w:val="0"/>
+                <w:color w:val="000000"/>
+                <w:lang w:val="en-US" w:eastAsia="zh-CN"/>
+              </w:rPr>
+              <w:t>测工程师</w:t>
+            </w:r>
+          </w:p>
+        </w:tc>
+        <w:tc>
+          <w:tcPr>
+            <w:tcW w:w="750" w:type="dxa"/>
+            <w:tcBorders>
+              <w:top w:val="single" w:color="000000" w:sz="4" w:space="0"/>
+              <w:left w:val="single" w:color="000000" w:sz="4" w:space="0"/>
+              <w:bottom w:val="single" w:color="000000" w:sz="4" w:space="0"/>
+              <w:right w:val="single" w:color="000000" w:sz="4" w:space="0"/>
+            </w:tcBorders>
+            <w:shd w:val="clear" w:color="auto" w:fill="auto"/>
+            <w:vAlign w:val="center"/>
+          </w:tcPr>
+          <w:p>
+            <w:pPr>
+              <w:keepNext w:val="0"/>
+              <w:keepLines w:val="0"/>
+              <w:widowControl/>
+              <w:suppressLineNumbers w:val="0"/>
+              <w:jc w:val="both"/>
+              <w:textAlignment w:val="center"/>
+              <w:rPr>
+                <w:rFonts w:hint="eastAsia" w:ascii="宋体" w:hAnsi="宋体" w:eastAsia="宋体" w:cs="宋体"/>
+                <w:i w:val="0"/>
+                <w:iCs w:val="0"/>
+                <w:snapToGrid w:val="0"/>
+                <w:color w:val="000000"/>
+                <w:kern w:val="0"/>
+                <w:sz w:val="16"/>
+                <w:szCs w:val="16"/>
+                <w:u w:val="none"/>
+                <w:lang w:val="en-US" w:eastAsia="en-US" w:bidi="ar-SA"/>
+              </w:rPr>
+            </w:pPr>
+            <w:r>
+              <w:rPr>
+                <w:rFonts w:hint="eastAsia" w:ascii="宋体" w:hAnsi="宋体" w:eastAsia="宋体" w:cs="宋体"/>
+                <w:i w:val="0"/>
+                <w:iCs w:val="0"/>
+                <w:snapToGrid w:val="0"/>
+                <w:color w:val="000000"/>
+                <w:kern w:val="0"/>
+                <w:sz w:val="16"/>
+                <w:szCs w:val="16"/>
+                <w:u w:val="none"/>
+                <w:lang w:val="en-US" w:eastAsia="zh-CN"/>
+              </w:rPr>
+              <w:t>张秀才</w:t>
+            </w:r>
+          </w:p>
+        </w:tc>
+        <w:tc>
+          <w:tcPr>
+            <w:tcW w:w="1189" w:type="dxa"/>
+            <w:tcBorders>
+              <w:top w:val="single" w:color="000000" w:sz="4" w:space="0"/>
+              <w:left w:val="single" w:color="000000" w:sz="4" w:space="0"/>
+              <w:bottom w:val="single" w:color="000000" w:sz="4" w:space="0"/>
+              <w:right w:val="single" w:color="000000" w:sz="4" w:space="0"/>
+            </w:tcBorders>
+            <w:shd w:val="clear" w:color="auto" w:fill="auto"/>
+            <w:vAlign w:val="center"/>
+          </w:tcPr>
+          <w:p>
+            <w:pPr>
+              <w:keepNext w:val="0"/>
+              <w:keepLines w:val="0"/>
+              <w:widowControl/>
+              <w:suppressLineNumbers w:val="0"/>
+              <w:jc w:val="both"/>
+              <w:textAlignment w:val="center"/>
+              <w:rPr>
+                <w:rFonts w:hint="eastAsia" w:ascii="宋体" w:hAnsi="宋体" w:eastAsia="宋体" w:cs="宋体"/>
+                <w:i w:val="0"/>
+                <w:iCs w:val="0"/>
+                <w:snapToGrid w:val="0"/>
+                <w:color w:val="000000"/>
+                <w:kern w:val="0"/>
+                <w:sz w:val="16"/>
+                <w:szCs w:val="16"/>
+                <w:u w:val="none"/>
+                <w:lang w:val="en-US" w:eastAsia="en-US" w:bidi="ar-SA"/>
+              </w:rPr>
+            </w:pPr>
+            <w:r>
+              <w:rPr>
+                <w:rFonts w:hint="eastAsia" w:ascii="宋体" w:hAnsi="宋体" w:eastAsia="宋体" w:cs="宋体"/>
+                <w:i w:val="0"/>
+                <w:iCs w:val="0"/>
+                <w:snapToGrid w:val="0"/>
+                <w:color w:val="000000"/>
+                <w:kern w:val="0"/>
+                <w:sz w:val="16"/>
+                <w:szCs w:val="16"/>
+                <w:u w:val="none"/>
+                <w:lang w:val="en-US" w:eastAsia="zh-CN"/>
+              </w:rPr>
+              <w:t>7月</w:t>
+            </w:r>
+          </w:p>
+        </w:tc>
+      </w:tr>
+      <w:tr>
+        <w:tblPrEx>
+          <w:tblBorders>
+            <w:top w:val="none" w:color="auto" w:sz="0" w:space="0"/>
+            <w:left w:val="none" w:color="auto" w:sz="0" w:space="0"/>
+            <w:bottom w:val="none" w:color="auto" w:sz="0" w:space="0"/>
+            <w:right w:val="none" w:color="auto" w:sz="0" w:space="0"/>
+            <w:insideH w:val="none" w:color="auto" w:sz="0" w:space="0"/>
+            <w:insideV w:val="none" w:color="auto" w:sz="0" w:space="0"/>
+          </w:tblBorders>
+          <w:shd w:val="clear" w:color="auto" w:fill="auto"/>
+          <w:tblCellMar>
+            <w:top w:w="0" w:type="dxa"/>
+            <w:left w:w="108" w:type="dxa"/>
+            <w:bottom w:w="0" w:type="dxa"/>
+            <w:right w:w="108" w:type="dxa"/>
+          </w:tblCellMar>
+        </w:tblPrEx>
+        <w:trPr>
+          <w:trHeight w:val="576" w:hRule="atLeast"/>
+          <w:jc w:val="center"/>
+        </w:trPr>
+        <w:tc>
+          <w:tcPr>
+            <w:tcW w:w="661" w:type="dxa"/>
+            <w:tcBorders>
+              <w:top w:val="single" w:color="000000" w:sz="4" w:space="0"/>
+              <w:left w:val="single" w:color="000000" w:sz="4" w:space="0"/>
+              <w:bottom w:val="single" w:color="000000" w:sz="4" w:space="0"/>
+              <w:right w:val="single" w:color="000000" w:sz="4" w:space="0"/>
+            </w:tcBorders>
+            <w:shd w:val="clear" w:color="auto" w:fill="auto"/>
+            <w:vAlign w:val="center"/>
+          </w:tcPr>
+          <w:p>
+            <w:pPr>
+              <w:keepNext w:val="0"/>
+              <w:keepLines w:val="0"/>
+              <w:widowControl/>
+              <w:numPr>
+                <w:ilvl w:val="0"/>
+                <w:numId w:val="2"/>
+              </w:numPr>
+              <w:suppressLineNumbers w:val="0"/>
+              <w:ind w:left="425" w:leftChars="0" w:hanging="425" w:firstLineChars="0"/>
+              <w:jc w:val="left"/>
+              <w:textAlignment w:val="center"/>
+              <w:rPr>
+                <w:rFonts w:hint="eastAsia" w:ascii="宋体" w:hAnsi="宋体" w:eastAsia="宋体" w:cs="宋体"/>
+                <w:i w:val="0"/>
+                <w:iCs w:val="0"/>
+                <w:snapToGrid w:val="0"/>
+                <w:color w:val="000000"/>
+                <w:kern w:val="0"/>
+                <w:sz w:val="16"/>
+                <w:szCs w:val="16"/>
+                <w:u w:val="none"/>
+                <w:lang w:val="en-US" w:eastAsia="zh-CN"/>
+              </w:rPr>
+            </w:pPr>
+          </w:p>
+        </w:tc>
+        <w:tc>
+          <w:tcPr>
+            <w:tcW w:w="2100" w:type="dxa"/>
+            <w:tcBorders>
+              <w:top w:val="single" w:color="000000" w:sz="4" w:space="0"/>
+              <w:left w:val="single" w:color="000000" w:sz="4" w:space="0"/>
+              <w:bottom w:val="single" w:color="000000" w:sz="4" w:space="0"/>
+              <w:right w:val="single" w:color="000000" w:sz="4" w:space="0"/>
+            </w:tcBorders>
+            <w:shd w:val="clear" w:color="auto" w:fill="auto"/>
+            <w:vAlign w:val="center"/>
+          </w:tcPr>
+          <w:p>
+            <w:pPr>
+              <w:keepNext w:val="0"/>
+              <w:keepLines w:val="0"/>
+              <w:widowControl/>
+              <w:suppressLineNumbers w:val="0"/>
+              <w:jc w:val="left"/>
+              <w:textAlignment w:val="center"/>
+              <w:rPr>
+                <w:rFonts w:hint="eastAsia" w:ascii="宋体" w:hAnsi="宋体" w:eastAsia="宋体" w:cs="宋体"/>
+                <w:i w:val="0"/>
+                <w:iCs w:val="0"/>
+                <w:snapToGrid w:val="0"/>
+                <w:color w:val="000000"/>
+                <w:kern w:val="0"/>
+                <w:sz w:val="16"/>
+                <w:szCs w:val="16"/>
+                <w:u w:val="none"/>
+                <w:lang w:val="en-US" w:eastAsia="en-US" w:bidi="ar-SA"/>
+              </w:rPr>
+            </w:pPr>
+            <w:r>
+              <w:rPr>
+                <w:rFonts w:hint="eastAsia" w:ascii="宋体" w:hAnsi="宋体" w:eastAsia="宋体" w:cs="宋体"/>
+                <w:i w:val="0"/>
+                <w:iCs w:val="0"/>
+                <w:snapToGrid w:val="0"/>
+                <w:color w:val="000000"/>
+                <w:kern w:val="0"/>
+                <w:sz w:val="16"/>
+                <w:szCs w:val="16"/>
+                <w:u w:val="none"/>
+                <w:lang w:val="en-US" w:eastAsia="zh-CN"/>
+              </w:rPr>
+              <w:t>交付规范</w:t>
+            </w:r>
+          </w:p>
+        </w:tc>
+        <w:tc>
+          <w:tcPr>
+            <w:tcW w:w="1850" w:type="dxa"/>
+            <w:tcBorders>
+              <w:top w:val="single" w:color="000000" w:sz="4" w:space="0"/>
+              <w:left w:val="single" w:color="000000" w:sz="4" w:space="0"/>
+              <w:bottom w:val="single" w:color="000000" w:sz="4" w:space="0"/>
+              <w:right w:val="single" w:color="000000" w:sz="4" w:space="0"/>
+            </w:tcBorders>
+            <w:shd w:val="clear" w:color="auto" w:fill="auto"/>
+            <w:vAlign w:val="center"/>
+          </w:tcPr>
+          <w:p>
+            <w:pPr>
+              <w:keepNext w:val="0"/>
+              <w:keepLines w:val="0"/>
+              <w:widowControl/>
+              <w:suppressLineNumbers w:val="0"/>
+              <w:jc w:val="left"/>
+              <w:textAlignment w:val="center"/>
+              <w:rPr>
+                <w:rFonts w:hint="eastAsia" w:ascii="宋体" w:hAnsi="宋体" w:eastAsia="宋体" w:cs="宋体"/>
+                <w:i w:val="0"/>
+                <w:iCs w:val="0"/>
+                <w:snapToGrid w:val="0"/>
+                <w:color w:val="000000"/>
+                <w:kern w:val="0"/>
+                <w:sz w:val="16"/>
+                <w:szCs w:val="16"/>
+                <w:u w:val="none"/>
+                <w:lang w:val="en-US" w:eastAsia="en-US" w:bidi="ar-SA"/>
+              </w:rPr>
+            </w:pPr>
+            <w:r>
+              <w:rPr>
+                <w:rFonts w:hint="eastAsia" w:ascii="宋体" w:hAnsi="宋体" w:eastAsia="宋体" w:cs="宋体"/>
+                <w:i w:val="0"/>
+                <w:iCs w:val="0"/>
+                <w:snapToGrid w:val="0"/>
+                <w:color w:val="000000"/>
+                <w:kern w:val="0"/>
+                <w:sz w:val="16"/>
+                <w:szCs w:val="16"/>
+                <w:u w:val="none"/>
+                <w:lang w:val="en-US" w:eastAsia="zh-CN"/>
+              </w:rPr>
+              <w:t>平台运维组全员</w:t>
+            </w:r>
+          </w:p>
+        </w:tc>
+        <w:tc>
+          <w:tcPr>
+            <w:tcW w:w="750" w:type="dxa"/>
+            <w:tcBorders>
+              <w:top w:val="single" w:color="000000" w:sz="4" w:space="0"/>
+              <w:left w:val="single" w:color="000000" w:sz="4" w:space="0"/>
+              <w:bottom w:val="single" w:color="000000" w:sz="4" w:space="0"/>
+              <w:right w:val="single" w:color="000000" w:sz="4" w:space="0"/>
+            </w:tcBorders>
+            <w:shd w:val="clear" w:color="auto" w:fill="auto"/>
+            <w:vAlign w:val="center"/>
+          </w:tcPr>
+          <w:p>
+            <w:pPr>
+              <w:keepNext w:val="0"/>
+              <w:keepLines w:val="0"/>
+              <w:widowControl/>
+              <w:suppressLineNumbers w:val="0"/>
+              <w:jc w:val="both"/>
+              <w:textAlignment w:val="center"/>
+              <w:rPr>
+                <w:rFonts w:hint="eastAsia" w:ascii="宋体" w:hAnsi="宋体" w:eastAsia="宋体" w:cs="宋体"/>
+                <w:i w:val="0"/>
+                <w:iCs w:val="0"/>
+                <w:snapToGrid w:val="0"/>
+                <w:color w:val="000000"/>
+                <w:kern w:val="0"/>
+                <w:sz w:val="16"/>
+                <w:szCs w:val="16"/>
+                <w:u w:val="none"/>
+                <w:lang w:val="en-US" w:eastAsia="en-US" w:bidi="ar-SA"/>
+              </w:rPr>
+            </w:pPr>
+            <w:r>
+              <w:rPr>
+                <w:rFonts w:hint="eastAsia" w:ascii="宋体" w:hAnsi="宋体" w:eastAsia="宋体" w:cs="宋体"/>
+                <w:i w:val="0"/>
+                <w:iCs w:val="0"/>
+                <w:snapToGrid w:val="0"/>
+                <w:color w:val="000000"/>
+                <w:kern w:val="0"/>
+                <w:sz w:val="16"/>
+                <w:szCs w:val="16"/>
+                <w:u w:val="none"/>
+                <w:lang w:val="en-US" w:eastAsia="zh-CN"/>
+              </w:rPr>
+              <w:t>张秀才</w:t>
+            </w:r>
+          </w:p>
+        </w:tc>
+        <w:tc>
+          <w:tcPr>
+            <w:tcW w:w="1189" w:type="dxa"/>
+            <w:tcBorders>
+              <w:top w:val="single" w:color="000000" w:sz="4" w:space="0"/>
+              <w:left w:val="single" w:color="000000" w:sz="4" w:space="0"/>
+              <w:bottom w:val="single" w:color="000000" w:sz="4" w:space="0"/>
+              <w:right w:val="single" w:color="000000" w:sz="4" w:space="0"/>
+            </w:tcBorders>
+            <w:shd w:val="clear" w:color="auto" w:fill="auto"/>
+            <w:vAlign w:val="center"/>
+          </w:tcPr>
+          <w:p>
+            <w:pPr>
+              <w:keepNext w:val="0"/>
+              <w:keepLines w:val="0"/>
+              <w:widowControl/>
+              <w:suppressLineNumbers w:val="0"/>
+              <w:jc w:val="both"/>
+              <w:textAlignment w:val="center"/>
+              <w:rPr>
+                <w:rFonts w:hint="eastAsia" w:ascii="宋体" w:hAnsi="宋体" w:eastAsia="宋体" w:cs="宋体"/>
+                <w:i w:val="0"/>
+                <w:iCs w:val="0"/>
+                <w:snapToGrid w:val="0"/>
+                <w:color w:val="000000"/>
+                <w:kern w:val="0"/>
+                <w:sz w:val="16"/>
+                <w:szCs w:val="16"/>
+                <w:u w:val="none"/>
+                <w:lang w:val="en-US" w:eastAsia="en-US" w:bidi="ar-SA"/>
+              </w:rPr>
+            </w:pPr>
+            <w:r>
+              <w:rPr>
+                <w:rFonts w:hint="eastAsia" w:ascii="宋体" w:hAnsi="宋体" w:eastAsia="宋体" w:cs="宋体"/>
+                <w:i w:val="0"/>
+                <w:iCs w:val="0"/>
+                <w:snapToGrid w:val="0"/>
+                <w:color w:val="000000"/>
+                <w:kern w:val="0"/>
+                <w:sz w:val="16"/>
+                <w:szCs w:val="16"/>
+                <w:u w:val="none"/>
+                <w:lang w:val="en-US" w:eastAsia="zh-CN"/>
+              </w:rPr>
+              <w:t>7月</w:t>
+            </w:r>
+          </w:p>
+        </w:tc>
+      </w:tr>
+      <w:tr>
+        <w:tblPrEx>
+          <w:tblBorders>
+            <w:top w:val="none" w:color="auto" w:sz="0" w:space="0"/>
+            <w:left w:val="none" w:color="auto" w:sz="0" w:space="0"/>
+            <w:bottom w:val="none" w:color="auto" w:sz="0" w:space="0"/>
+            <w:right w:val="none" w:color="auto" w:sz="0" w:space="0"/>
+            <w:insideH w:val="none" w:color="auto" w:sz="0" w:space="0"/>
+            <w:insideV w:val="none" w:color="auto" w:sz="0" w:space="0"/>
+          </w:tblBorders>
+          <w:shd w:val="clear" w:color="auto" w:fill="auto"/>
+          <w:tblCellMar>
+            <w:top w:w="0" w:type="dxa"/>
+            <w:left w:w="108" w:type="dxa"/>
+            <w:bottom w:w="0" w:type="dxa"/>
+            <w:right w:w="108" w:type="dxa"/>
+          </w:tblCellMar>
+        </w:tblPrEx>
+        <w:trPr>
+          <w:trHeight w:val="384" w:hRule="atLeast"/>
+          <w:jc w:val="center"/>
+        </w:trPr>
+        <w:tc>
+          <w:tcPr>
+            <w:tcW w:w="661" w:type="dxa"/>
+            <w:tcBorders>
+              <w:top w:val="single" w:color="000000" w:sz="4" w:space="0"/>
+              <w:left w:val="single" w:color="000000" w:sz="4" w:space="0"/>
+              <w:bottom w:val="single" w:color="000000" w:sz="4" w:space="0"/>
+              <w:right w:val="single" w:color="000000" w:sz="4" w:space="0"/>
+            </w:tcBorders>
+            <w:shd w:val="clear" w:color="auto" w:fill="auto"/>
+            <w:vAlign w:val="center"/>
+          </w:tcPr>
+          <w:p>
+            <w:pPr>
+              <w:keepNext w:val="0"/>
+              <w:keepLines w:val="0"/>
+              <w:widowControl/>
+              <w:numPr>
+                <w:ilvl w:val="0"/>
+                <w:numId w:val="2"/>
+              </w:numPr>
+              <w:suppressLineNumbers w:val="0"/>
+              <w:ind w:left="425" w:leftChars="0" w:hanging="425" w:firstLineChars="0"/>
+              <w:jc w:val="left"/>
+              <w:textAlignment w:val="center"/>
+              <w:rPr>
+                <w:rFonts w:hint="eastAsia" w:ascii="宋体" w:hAnsi="宋体" w:eastAsia="宋体" w:cs="宋体"/>
+                <w:i w:val="0"/>
+                <w:iCs w:val="0"/>
+                <w:snapToGrid w:val="0"/>
+                <w:color w:val="000000"/>
+                <w:kern w:val="0"/>
+                <w:sz w:val="16"/>
+                <w:szCs w:val="16"/>
+                <w:u w:val="none"/>
+                <w:lang w:val="en-US" w:eastAsia="zh-CN"/>
+              </w:rPr>
+            </w:pPr>
+          </w:p>
+        </w:tc>
+        <w:tc>
+          <w:tcPr>
+            <w:tcW w:w="2100" w:type="dxa"/>
+            <w:tcBorders>
+              <w:top w:val="single" w:color="000000" w:sz="4" w:space="0"/>
+              <w:left w:val="single" w:color="000000" w:sz="4" w:space="0"/>
+              <w:bottom w:val="single" w:color="000000" w:sz="4" w:space="0"/>
+              <w:right w:val="single" w:color="000000" w:sz="4" w:space="0"/>
+            </w:tcBorders>
+            <w:shd w:val="clear" w:color="auto" w:fill="auto"/>
+            <w:vAlign w:val="center"/>
+          </w:tcPr>
+          <w:p>
+            <w:pPr>
+              <w:keepNext w:val="0"/>
+              <w:keepLines w:val="0"/>
+              <w:widowControl/>
+              <w:suppressLineNumbers w:val="0"/>
+              <w:tabs>
+                <w:tab w:val="center" w:pos="1320"/>
+              </w:tabs>
+              <w:jc w:val="left"/>
+              <w:textAlignment w:val="center"/>
+              <w:rPr>
+                <w:rFonts w:hint="eastAsia" w:ascii="宋体" w:hAnsi="宋体" w:eastAsia="宋体" w:cs="宋体"/>
+                <w:i w:val="0"/>
+                <w:iCs w:val="0"/>
+                <w:snapToGrid w:val="0"/>
+                <w:color w:val="000000"/>
+                <w:kern w:val="0"/>
+                <w:sz w:val="16"/>
+                <w:szCs w:val="16"/>
+                <w:u w:val="none"/>
+                <w:lang w:val="en-US" w:eastAsia="zh-CN" w:bidi="ar-SA"/>
+              </w:rPr>
+            </w:pPr>
+            <w:r>
+              <w:rPr>
+                <w:rFonts w:hint="eastAsia" w:ascii="宋体" w:hAnsi="宋体" w:eastAsia="宋体" w:cs="宋体"/>
+                <w:i w:val="0"/>
+                <w:iCs w:val="0"/>
+                <w:snapToGrid w:val="0"/>
+                <w:color w:val="000000"/>
+                <w:kern w:val="0"/>
+                <w:sz w:val="16"/>
+                <w:szCs w:val="16"/>
+                <w:u w:val="none"/>
+                <w:lang w:val="en-US" w:eastAsia="zh-CN"/>
+              </w:rPr>
+              <w:t>运维服务制度</w:t>
+            </w:r>
+            <w:r>
+              <w:rPr>
+                <w:rFonts w:hint="eastAsia" w:ascii="宋体" w:hAnsi="宋体" w:eastAsia="宋体" w:cs="宋体"/>
+                <w:i w:val="0"/>
+                <w:iCs w:val="0"/>
+                <w:snapToGrid w:val="0"/>
+                <w:color w:val="000000"/>
+                <w:kern w:val="0"/>
+                <w:sz w:val="16"/>
+                <w:szCs w:val="16"/>
+                <w:u w:val="none"/>
+                <w:lang w:val="en-US" w:eastAsia="zh-CN"/>
+              </w:rPr>
+              <w:tab/>
+            </w:r>
+          </w:p>
+        </w:tc>
+        <w:tc>
+          <w:tcPr>
+            <w:tcW w:w="1850" w:type="dxa"/>
+            <w:tcBorders>
+              <w:top w:val="single" w:color="000000" w:sz="4" w:space="0"/>
+              <w:left w:val="single" w:color="000000" w:sz="4" w:space="0"/>
+              <w:bottom w:val="single" w:color="000000" w:sz="4" w:space="0"/>
+              <w:right w:val="single" w:color="000000" w:sz="4" w:space="0"/>
+            </w:tcBorders>
+            <w:shd w:val="clear" w:color="auto" w:fill="auto"/>
+            <w:vAlign w:val="center"/>
+          </w:tcPr>
+          <w:p>
+            <w:pPr>
+              <w:keepNext w:val="0"/>
+              <w:keepLines w:val="0"/>
+              <w:widowControl/>
+              <w:suppressLineNumbers w:val="0"/>
+              <w:jc w:val="left"/>
+              <w:textAlignment w:val="center"/>
+              <w:rPr>
+                <w:rFonts w:hint="eastAsia" w:ascii="宋体" w:hAnsi="宋体" w:eastAsia="宋体" w:cs="宋体"/>
+                <w:i w:val="0"/>
+                <w:iCs w:val="0"/>
+                <w:snapToGrid w:val="0"/>
+                <w:color w:val="000000"/>
+                <w:kern w:val="0"/>
+                <w:sz w:val="16"/>
+                <w:szCs w:val="16"/>
+                <w:u w:val="none"/>
+                <w:lang w:val="en-US" w:eastAsia="zh-CN" w:bidi="ar-SA"/>
+              </w:rPr>
+            </w:pPr>
+            <w:r>
+              <w:rPr>
+                <w:rFonts w:hint="eastAsia" w:ascii="宋体" w:hAnsi="宋体" w:eastAsia="宋体" w:cs="宋体"/>
+                <w:i w:val="0"/>
+                <w:iCs w:val="0"/>
+                <w:snapToGrid w:val="0"/>
+                <w:color w:val="000000"/>
+                <w:kern w:val="0"/>
+                <w:sz w:val="16"/>
+                <w:szCs w:val="16"/>
+                <w:u w:val="none"/>
+                <w:lang w:val="en-US" w:eastAsia="zh-CN"/>
+              </w:rPr>
+              <w:t>各相关部门</w:t>
+            </w:r>
+          </w:p>
+        </w:tc>
+        <w:tc>
+          <w:tcPr>
+            <w:tcW w:w="750" w:type="dxa"/>
+            <w:tcBorders>
+              <w:top w:val="single" w:color="000000" w:sz="4" w:space="0"/>
+              <w:left w:val="single" w:color="000000" w:sz="4" w:space="0"/>
+              <w:bottom w:val="single" w:color="000000" w:sz="4" w:space="0"/>
+              <w:right w:val="single" w:color="000000" w:sz="4" w:space="0"/>
+            </w:tcBorders>
+            <w:shd w:val="clear" w:color="auto" w:fill="auto"/>
+            <w:vAlign w:val="center"/>
+          </w:tcPr>
+          <w:p>
+            <w:pPr>
+              <w:keepNext w:val="0"/>
+              <w:keepLines w:val="0"/>
+              <w:widowControl/>
+              <w:suppressLineNumbers w:val="0"/>
+              <w:jc w:val="both"/>
+              <w:textAlignment w:val="center"/>
+              <w:rPr>
+                <w:rFonts w:hint="eastAsia" w:ascii="宋体" w:hAnsi="宋体" w:eastAsia="宋体" w:cs="宋体"/>
+                <w:i w:val="0"/>
+                <w:iCs w:val="0"/>
+                <w:snapToGrid w:val="0"/>
+                <w:color w:val="000000"/>
+                <w:kern w:val="0"/>
+                <w:sz w:val="16"/>
+                <w:szCs w:val="16"/>
+                <w:u w:val="none"/>
+                <w:lang w:val="en-US" w:eastAsia="zh-CN" w:bidi="ar-SA"/>
+              </w:rPr>
+            </w:pPr>
+            <w:r>
+              <w:rPr>
+                <w:rFonts w:hint="eastAsia" w:ascii="宋体" w:hAnsi="宋体" w:eastAsia="宋体" w:cs="宋体"/>
+                <w:i w:val="0"/>
+                <w:iCs w:val="0"/>
+                <w:snapToGrid w:val="0"/>
+                <w:color w:val="000000"/>
+                <w:kern w:val="0"/>
+                <w:sz w:val="16"/>
+                <w:szCs w:val="16"/>
+                <w:u w:val="none"/>
+                <w:lang w:val="en-US" w:eastAsia="zh-CN"/>
+              </w:rPr>
+              <w:t>张秀才</w:t>
+            </w:r>
+          </w:p>
+        </w:tc>
+        <w:tc>
+          <w:tcPr>
+            <w:tcW w:w="1189" w:type="dxa"/>
+            <w:tcBorders>
+              <w:top w:val="single" w:color="000000" w:sz="4" w:space="0"/>
+              <w:left w:val="single" w:color="000000" w:sz="4" w:space="0"/>
+              <w:bottom w:val="single" w:color="000000" w:sz="4" w:space="0"/>
+              <w:right w:val="single" w:color="000000" w:sz="4" w:space="0"/>
+            </w:tcBorders>
+            <w:shd w:val="clear" w:color="auto" w:fill="auto"/>
+            <w:vAlign w:val="center"/>
+          </w:tcPr>
+          <w:p>
+            <w:pPr>
+              <w:keepNext w:val="0"/>
+              <w:keepLines w:val="0"/>
+              <w:widowControl/>
+              <w:suppressLineNumbers w:val="0"/>
+              <w:jc w:val="both"/>
+              <w:textAlignment w:val="center"/>
+              <w:rPr>
+                <w:rFonts w:hint="default" w:ascii="宋体" w:hAnsi="宋体" w:eastAsia="宋体" w:cs="宋体"/>
+                <w:i w:val="0"/>
+                <w:iCs w:val="0"/>
+                <w:snapToGrid w:val="0"/>
+                <w:color w:val="000000"/>
+                <w:kern w:val="0"/>
+                <w:sz w:val="16"/>
+                <w:szCs w:val="16"/>
+                <w:u w:val="none"/>
+                <w:lang w:val="en-US" w:eastAsia="zh-CN"/>
+              </w:rPr>
+            </w:pPr>
+            <w:r>
+              <w:rPr>
+                <w:rFonts w:hint="eastAsia" w:ascii="宋体" w:hAnsi="宋体" w:eastAsia="宋体" w:cs="宋体"/>
+                <w:i w:val="0"/>
+                <w:iCs w:val="0"/>
+                <w:snapToGrid w:val="0"/>
+                <w:color w:val="000000"/>
+                <w:kern w:val="0"/>
+                <w:sz w:val="16"/>
+                <w:szCs w:val="16"/>
+                <w:u w:val="none"/>
+                <w:lang w:val="en-US" w:eastAsia="zh-CN"/>
+              </w:rPr>
+              <w:t>7月</w:t>
+            </w:r>
+          </w:p>
+        </w:tc>
+      </w:tr>
+      <w:tr>
+        <w:tblPrEx>
+          <w:tblBorders>
+            <w:top w:val="none" w:color="auto" w:sz="0" w:space="0"/>
+            <w:left w:val="none" w:color="auto" w:sz="0" w:space="0"/>
+            <w:bottom w:val="none" w:color="auto" w:sz="0" w:space="0"/>
+            <w:right w:val="none" w:color="auto" w:sz="0" w:space="0"/>
+            <w:insideH w:val="none" w:color="auto" w:sz="0" w:space="0"/>
+            <w:insideV w:val="none" w:color="auto" w:sz="0" w:space="0"/>
+          </w:tblBorders>
+          <w:shd w:val="clear" w:color="auto" w:fill="auto"/>
+          <w:tblCellMar>
+            <w:top w:w="0" w:type="dxa"/>
+            <w:left w:w="108" w:type="dxa"/>
+            <w:bottom w:w="0" w:type="dxa"/>
+            <w:right w:w="108" w:type="dxa"/>
+          </w:tblCellMar>
+        </w:tblPrEx>
+        <w:trPr>
+          <w:trHeight w:val="384" w:hRule="atLeast"/>
+          <w:jc w:val="center"/>
+        </w:trPr>
+        <w:tc>
+          <w:tcPr>
+            <w:tcW w:w="661" w:type="dxa"/>
+            <w:tcBorders>
+              <w:top w:val="single" w:color="000000" w:sz="4" w:space="0"/>
+              <w:left w:val="single" w:color="000000" w:sz="4" w:space="0"/>
+              <w:bottom w:val="single" w:color="000000" w:sz="4" w:space="0"/>
+              <w:right w:val="single" w:color="000000" w:sz="4" w:space="0"/>
+            </w:tcBorders>
+            <w:shd w:val="clear" w:color="auto" w:fill="auto"/>
+            <w:vAlign w:val="center"/>
+          </w:tcPr>
+          <w:p>
+            <w:pPr>
+              <w:keepNext w:val="0"/>
+              <w:keepLines w:val="0"/>
+              <w:widowControl/>
+              <w:numPr>
+                <w:ilvl w:val="0"/>
+                <w:numId w:val="2"/>
+              </w:numPr>
+              <w:suppressLineNumbers w:val="0"/>
+              <w:ind w:left="425" w:leftChars="0" w:hanging="425" w:firstLineChars="0"/>
+              <w:jc w:val="left"/>
+              <w:textAlignment w:val="center"/>
+              <w:rPr>
+                <w:rFonts w:hint="eastAsia" w:ascii="宋体" w:hAnsi="宋体" w:eastAsia="宋体" w:cs="宋体"/>
+                <w:i w:val="0"/>
+                <w:iCs w:val="0"/>
+                <w:snapToGrid w:val="0"/>
+                <w:color w:val="000000"/>
+                <w:kern w:val="0"/>
+                <w:sz w:val="16"/>
+                <w:szCs w:val="16"/>
+                <w:u w:val="none"/>
+                <w:lang w:val="en-US" w:eastAsia="zh-CN"/>
+              </w:rPr>
+            </w:pPr>
+          </w:p>
+        </w:tc>
+        <w:tc>
+          <w:tcPr>
+            <w:tcW w:w="2100" w:type="dxa"/>
+            <w:tcBorders>
+              <w:top w:val="single" w:color="000000" w:sz="4" w:space="0"/>
+              <w:left w:val="single" w:color="000000" w:sz="4" w:space="0"/>
+              <w:bottom w:val="single" w:color="000000" w:sz="4" w:space="0"/>
+              <w:right w:val="single" w:color="000000" w:sz="4" w:space="0"/>
+            </w:tcBorders>
+            <w:shd w:val="clear" w:color="auto" w:fill="auto"/>
+            <w:vAlign w:val="center"/>
+          </w:tcPr>
+          <w:p>
+            <w:pPr>
+              <w:keepNext w:val="0"/>
+              <w:keepLines w:val="0"/>
+              <w:widowControl/>
+              <w:suppressLineNumbers w:val="0"/>
+              <w:jc w:val="left"/>
+              <w:textAlignment w:val="center"/>
+              <w:rPr>
+                <w:rFonts w:hint="eastAsia" w:ascii="宋体" w:hAnsi="宋体" w:eastAsia="宋体" w:cs="宋体"/>
+                <w:i w:val="0"/>
+                <w:iCs w:val="0"/>
+                <w:snapToGrid w:val="0"/>
+                <w:color w:val="000000"/>
+                <w:kern w:val="0"/>
+                <w:sz w:val="16"/>
+                <w:szCs w:val="16"/>
+                <w:u w:val="none"/>
+                <w:lang w:val="en-US" w:eastAsia="zh-CN" w:bidi="ar-SA"/>
+              </w:rPr>
+            </w:pPr>
+            <w:r>
+              <w:rPr>
+                <w:rFonts w:hint="eastAsia" w:ascii="宋体" w:hAnsi="宋体" w:eastAsia="宋体" w:cs="宋体"/>
+                <w:i w:val="0"/>
+                <w:iCs w:val="0"/>
+                <w:snapToGrid w:val="0"/>
+                <w:color w:val="000000"/>
+                <w:kern w:val="0"/>
+                <w:sz w:val="16"/>
+                <w:szCs w:val="16"/>
+                <w:u w:val="none"/>
+                <w:lang w:val="en-US" w:eastAsia="zh-CN"/>
+              </w:rPr>
               <w:t>高级开发培训</w:t>
             </w:r>
           </w:p>
@@ -10468,6 +10448,7 @@
             <w:insideH w:val="none" w:color="auto" w:sz="0" w:space="0"/>
             <w:insideV w:val="none" w:color="auto" w:sz="0" w:space="0"/>
           </w:tblBorders>
+          <w:shd w:val="clear" w:color="auto" w:fill="auto"/>
           <w:tblCellMar>
             <w:top w:w="0" w:type="dxa"/>
             <w:left w:w="108" w:type="dxa"/>
@@ -10993,6 +10974,7 @@
             <w:insideH w:val="none" w:color="auto" w:sz="0" w:space="0"/>
             <w:insideV w:val="none" w:color="auto" w:sz="0" w:space="0"/>
           </w:tblBorders>
+          <w:shd w:val="clear" w:color="auto" w:fill="auto"/>
           <w:tblCellMar>
             <w:top w:w="0" w:type="dxa"/>
             <w:left w:w="108" w:type="dxa"/>
@@ -11273,6 +11255,7 @@
             <w:insideH w:val="none" w:color="auto" w:sz="0" w:space="0"/>
             <w:insideV w:val="none" w:color="auto" w:sz="0" w:space="0"/>
           </w:tblBorders>
+          <w:shd w:val="clear" w:color="auto" w:fill="auto"/>
           <w:tblCellMar>
             <w:top w:w="0" w:type="dxa"/>
             <w:left w:w="108" w:type="dxa"/>
@@ -11798,6 +11781,7 @@
             <w:insideH w:val="none" w:color="auto" w:sz="0" w:space="0"/>
             <w:insideV w:val="none" w:color="auto" w:sz="0" w:space="0"/>
           </w:tblBorders>
+          <w:shd w:val="clear" w:color="auto" w:fill="auto"/>
           <w:tblCellMar>
             <w:top w:w="0" w:type="dxa"/>
             <w:left w:w="108" w:type="dxa"/>
@@ -12332,6 +12316,7 @@
             <w:insideH w:val="none" w:color="auto" w:sz="0" w:space="0"/>
             <w:insideV w:val="none" w:color="auto" w:sz="0" w:space="0"/>
           </w:tblBorders>
+          <w:shd w:val="clear" w:color="auto" w:fill="auto"/>
           <w:tblCellMar>
             <w:top w:w="0" w:type="dxa"/>
             <w:left w:w="108" w:type="dxa"/>
@@ -12603,6 +12588,7 @@
             <w:insideH w:val="none" w:color="auto" w:sz="0" w:space="0"/>
             <w:insideV w:val="none" w:color="auto" w:sz="0" w:space="0"/>
           </w:tblBorders>
+          <w:shd w:val="clear" w:color="auto" w:fill="auto"/>
           <w:tblCellMar>
             <w:top w:w="0" w:type="dxa"/>
             <w:left w:w="108" w:type="dxa"/>
@@ -12865,6 +12851,7 @@
             <w:insideH w:val="none" w:color="auto" w:sz="0" w:space="0"/>
             <w:insideV w:val="none" w:color="auto" w:sz="0" w:space="0"/>
           </w:tblBorders>
+          <w:shd w:val="clear" w:color="auto" w:fill="auto"/>
           <w:tblCellMar>
             <w:top w:w="0" w:type="dxa"/>
             <w:left w:w="108" w:type="dxa"/>
@@ -13127,6 +13114,7 @@
             <w:insideH w:val="none" w:color="auto" w:sz="0" w:space="0"/>
             <w:insideV w:val="none" w:color="auto" w:sz="0" w:space="0"/>
           </w:tblBorders>
+          <w:shd w:val="clear" w:color="auto" w:fill="auto"/>
           <w:tblCellMar>
             <w:top w:w="0" w:type="dxa"/>
             <w:left w:w="108" w:type="dxa"/>
@@ -13465,21 +13453,6 @@
     </w:p>
     <w:p>
       <w:pPr>
-        <w:pStyle w:val="18"/>
-        <w:keepNext w:val="0"/>
-        <w:keepLines w:val="0"/>
-        <w:widowControl/>
-        <w:suppressLineNumbers w:val="0"/>
-        <w:pBdr>
-          <w:top w:val="none" w:color="auto" w:sz="0" w:space="0"/>
-          <w:left w:val="none" w:color="auto" w:sz="0" w:space="0"/>
-          <w:bottom w:val="none" w:color="auto" w:sz="0" w:space="0"/>
-          <w:right w:val="none" w:color="auto" w:sz="0" w:space="0"/>
-        </w:pBdr>
-        <w:wordWrap w:val="0"/>
-        <w:spacing w:before="0" w:beforeAutospacing="0" w:after="0" w:afterAutospacing="0" w:line="264" w:lineRule="atLeast"/>
-        <w:ind w:left="0" w:right="0" w:firstLine="0"/>
-        <w:jc w:val="center"/>
         <w:rPr>
           <w:rFonts w:hint="eastAsia"/>
           <w:lang w:val="en-US" w:eastAsia="zh-CN"/>
@@ -13490,11 +13463,29 @@
           <w:rFonts w:hint="eastAsia"/>
           <w:lang w:val="en-US" w:eastAsia="zh-CN"/>
         </w:rPr>
+        <w:br w:type="page"/>
+      </w:r>
+    </w:p>
+    <w:p>
+      <w:pPr>
+        <w:pStyle w:val="44"/>
+        <w:bidi w:val="0"/>
+        <w:ind w:left="0" w:leftChars="0" w:right="0" w:rightChars="0" w:firstLine="0" w:firstLineChars="0"/>
+        <w:jc w:val="center"/>
+        <w:rPr>
+          <w:rFonts w:hint="eastAsia"/>
+          <w:lang w:val="en-US" w:eastAsia="zh-CN"/>
+        </w:rPr>
+      </w:pPr>
+      <w:r>
+        <w:rPr>
+          <w:rFonts w:hint="eastAsia"/>
+          <w:lang w:val="en-US" w:eastAsia="zh-CN"/>
+        </w:rPr>
         <w:t xml:space="preserve">表 </w:t>
       </w:r>
       <w:r>
         <w:rPr>
-          <w:rStyle w:val="40"/>
           <w:rFonts w:hint="default"/>
           <w:lang w:val="en-US" w:eastAsia="zh-CN"/>
         </w:rPr>
@@ -13502,7 +13493,6 @@
       </w:r>
       <w:r>
         <w:rPr>
-          <w:rStyle w:val="40"/>
           <w:rFonts w:hint="default"/>
           <w:lang w:val="en-US" w:eastAsia="zh-CN"/>
         </w:rPr>
@@ -13510,28 +13500,24 @@
       </w:r>
       <w:r>
         <w:rPr>
-          <w:rStyle w:val="40"/>
           <w:rFonts w:hint="default"/>
         </w:rPr>
         <w:instrText xml:space="preserve"> </w:instrText>
       </w:r>
       <w:r>
         <w:rPr>
-          <w:rStyle w:val="40"/>
           <w:rFonts w:hint="eastAsia"/>
         </w:rPr>
         <w:instrText xml:space="preserve">S</w:instrText>
       </w:r>
       <w:r>
         <w:rPr>
-          <w:rStyle w:val="40"/>
           <w:rFonts w:hint="default"/>
         </w:rPr>
         <w:instrText xml:space="preserve">TYLEREF "</w:instrText>
       </w:r>
       <w:r>
         <w:rPr>
-          <w:rStyle w:val="40"/>
           <w:rFonts w:hint="eastAsia"/>
           <w:lang w:val="en-US" w:eastAsia="zh-CN"/>
         </w:rPr>
@@ -13539,28 +13525,22 @@
       </w:r>
       <w:r>
         <w:rPr>
-          <w:rStyle w:val="40"/>
           <w:rFonts w:hint="default"/>
         </w:rPr>
         <w:instrText xml:space="preserve">" \n</w:instrText>
       </w:r>
       <w:r>
         <w:rPr>
-          <w:rStyle w:val="40"/>
           <w:rFonts w:hint="default"/>
           <w:lang w:val="en-US" w:eastAsia="zh-CN"/>
         </w:rPr>
         <w:instrText xml:space="preserve"> </w:instrText>
       </w:r>
       <w:r>
-        <w:rPr>
-          <w:rStyle w:val="40"/>
-        </w:rPr>
         <w:instrText xml:space="preserve">\* Charformat</w:instrText>
       </w:r>
       <w:r>
         <w:rPr>
-          <w:rStyle w:val="40"/>
           <w:rFonts w:hint="default"/>
           <w:lang w:val="en-US" w:eastAsia="zh-CN"/>
         </w:rPr>
@@ -13568,7 +13548,6 @@
       </w:r>
       <w:r>
         <w:rPr>
-          <w:rStyle w:val="40"/>
           <w:rFonts w:hint="eastAsia"/>
           <w:lang w:val="en-US" w:eastAsia="zh-CN"/>
         </w:rPr>
@@ -13576,7 +13555,6 @@
       </w:r>
       <w:r>
         <w:rPr>
-          <w:rStyle w:val="40"/>
           <w:rFonts w:hint="default"/>
           <w:lang w:val="en-US" w:eastAsia="zh-CN"/>
         </w:rPr>
@@ -13584,7 +13562,6 @@
       </w:r>
       <w:r>
         <w:rPr>
-          <w:rStyle w:val="40"/>
           <w:rFonts w:hint="eastAsia"/>
           <w:lang w:val="en-US" w:eastAsia="zh-CN"/>
         </w:rPr>
@@ -13592,7 +13569,6 @@
       </w:r>
       <w:r>
         <w:rPr>
-          <w:rStyle w:val="40"/>
           <w:rFonts w:hint="eastAsia"/>
           <w:lang w:val="en-US" w:eastAsia="zh-CN"/>
         </w:rPr>
@@ -13600,28 +13576,24 @@
       </w:r>
       <w:r>
         <w:rPr>
-          <w:rStyle w:val="40"/>
           <w:rFonts w:hint="default"/>
         </w:rPr>
         <w:instrText xml:space="preserve"> </w:instrText>
       </w:r>
       <w:r>
         <w:rPr>
-          <w:rStyle w:val="40"/>
           <w:rFonts w:hint="eastAsia"/>
         </w:rPr>
         <w:instrText xml:space="preserve">S</w:instrText>
       </w:r>
       <w:r>
         <w:rPr>
-          <w:rStyle w:val="40"/>
           <w:rFonts w:hint="default"/>
         </w:rPr>
         <w:instrText xml:space="preserve">EQ </w:instrText>
       </w:r>
       <w:r>
         <w:rPr>
-          <w:rStyle w:val="40"/>
           <w:rFonts w:hint="eastAsia"/>
           <w:lang w:val="en-US" w:eastAsia="zh-CN"/>
         </w:rPr>
@@ -13629,14 +13601,12 @@
       </w:r>
       <w:r>
         <w:rPr>
-          <w:rStyle w:val="40"/>
           <w:rFonts w:hint="default"/>
         </w:rPr>
         <w:instrText xml:space="preserve"> \* ARABIC \s 1</w:instrText>
       </w:r>
       <w:r>
         <w:rPr>
-          <w:rStyle w:val="40"/>
           <w:rFonts w:hint="eastAsia"/>
           <w:lang w:val="en-US" w:eastAsia="zh-CN"/>
         </w:rPr>
@@ -13644,14 +13614,12 @@
       </w:r>
       <w:r>
         <w:rPr>
-          <w:rStyle w:val="40"/>
           <w:rFonts w:hint="eastAsia"/>
         </w:rPr>
         <w:t>3</w:t>
       </w:r>
       <w:r>
         <w:rPr>
-          <w:rStyle w:val="40"/>
           <w:rFonts w:hint="eastAsia"/>
           <w:lang w:val="en-US" w:eastAsia="zh-CN"/>
         </w:rPr>
@@ -13668,7 +13636,7 @@
     <w:tbl>
       <w:tblPr>
         <w:tblStyle w:val="27"/>
-        <w:tblW w:w="9434" w:type="dxa"/>
+        <w:tblW w:w="8225" w:type="dxa"/>
         <w:tblInd w:w="2" w:type="dxa"/>
         <w:tblBorders>
           <w:top w:val="single" w:color="000000" w:sz="2" w:space="0"/>
@@ -13688,11 +13656,11 @@
       </w:tblPr>
       <w:tblGrid>
         <w:gridCol w:w="640"/>
-        <w:gridCol w:w="2328"/>
-        <w:gridCol w:w="1486"/>
-        <w:gridCol w:w="1463"/>
-        <w:gridCol w:w="1948"/>
-        <w:gridCol w:w="1569"/>
+        <w:gridCol w:w="1705"/>
+        <w:gridCol w:w="1188"/>
+        <w:gridCol w:w="1272"/>
+        <w:gridCol w:w="1728"/>
+        <w:gridCol w:w="1692"/>
       </w:tblGrid>
       <w:tr>
         <w:tblPrEx>
@@ -13722,7 +13690,8 @@
           <w:p>
             <w:pPr>
               <w:spacing w:before="182" w:line="229" w:lineRule="auto"/>
-              <w:ind w:left="158" w:leftChars="0"/>
+              <w:ind w:left="0" w:leftChars="0" w:right="0" w:rightChars="0" w:firstLine="0" w:firstLineChars="0"/>
+              <w:jc w:val="center"/>
               <w:rPr>
                 <w:rFonts w:ascii="宋体" w:hAnsi="宋体" w:eastAsia="宋体" w:cs="宋体"/>
                 <w:snapToGrid w:val="0"/>
@@ -13748,13 +13717,14 @@
         </w:tc>
         <w:tc>
           <w:tcPr>
-            <w:tcW w:w="2328" w:type="dxa"/>
+            <w:tcW w:w="1705" w:type="dxa"/>
             <w:shd w:val="clear" w:color="auto" w:fill="auto"/>
           </w:tcPr>
           <w:p>
             <w:pPr>
               <w:spacing w:before="183" w:line="228" w:lineRule="auto"/>
-              <w:ind w:left="487" w:leftChars="0"/>
+              <w:ind w:left="0" w:leftChars="0" w:right="0" w:rightChars="0" w:firstLine="0" w:firstLineChars="0"/>
+              <w:jc w:val="center"/>
               <w:rPr>
                 <w:rFonts w:ascii="宋体" w:hAnsi="宋体" w:eastAsia="宋体" w:cs="宋体"/>
                 <w:snapToGrid w:val="0"/>
@@ -13779,13 +13749,14 @@
         </w:tc>
         <w:tc>
           <w:tcPr>
-            <w:tcW w:w="1486" w:type="dxa"/>
+            <w:tcW w:w="1188" w:type="dxa"/>
             <w:shd w:val="clear" w:color="auto" w:fill="auto"/>
           </w:tcPr>
           <w:p>
             <w:pPr>
               <w:spacing w:before="183" w:line="228" w:lineRule="auto"/>
-              <w:ind w:left="569" w:leftChars="0"/>
+              <w:ind w:left="0" w:leftChars="0" w:right="0" w:rightChars="0" w:firstLine="0" w:firstLineChars="0"/>
+              <w:jc w:val="center"/>
               <w:rPr>
                 <w:rFonts w:ascii="宋体" w:hAnsi="宋体" w:eastAsia="宋体" w:cs="宋体"/>
                 <w:snapToGrid w:val="0"/>
@@ -13811,13 +13782,14 @@
         </w:tc>
         <w:tc>
           <w:tcPr>
-            <w:tcW w:w="1463" w:type="dxa"/>
+            <w:tcW w:w="1272" w:type="dxa"/>
             <w:shd w:val="clear" w:color="auto" w:fill="auto"/>
           </w:tcPr>
           <w:p>
             <w:pPr>
               <w:spacing w:before="182" w:line="227" w:lineRule="auto"/>
-              <w:ind w:left="219" w:leftChars="0"/>
+              <w:ind w:left="0" w:leftChars="0" w:right="0" w:rightChars="0" w:firstLine="0" w:firstLineChars="0"/>
+              <w:jc w:val="center"/>
               <w:rPr>
                 <w:rFonts w:ascii="宋体" w:hAnsi="宋体" w:eastAsia="宋体" w:cs="宋体"/>
                 <w:snapToGrid w:val="0"/>
@@ -13842,13 +13814,14 @@
         </w:tc>
         <w:tc>
           <w:tcPr>
-            <w:tcW w:w="1948" w:type="dxa"/>
+            <w:tcW w:w="1728" w:type="dxa"/>
             <w:shd w:val="clear" w:color="auto" w:fill="auto"/>
           </w:tcPr>
           <w:p>
             <w:pPr>
               <w:spacing w:before="182" w:line="229" w:lineRule="auto"/>
-              <w:ind w:left="579" w:leftChars="0"/>
+              <w:ind w:left="0" w:leftChars="0" w:right="0" w:rightChars="0" w:firstLine="0" w:firstLineChars="0"/>
+              <w:jc w:val="center"/>
               <w:rPr>
                 <w:rFonts w:ascii="宋体" w:hAnsi="宋体" w:eastAsia="宋体" w:cs="宋体"/>
                 <w:snapToGrid w:val="0"/>
@@ -13874,13 +13847,14 @@
         </w:tc>
         <w:tc>
           <w:tcPr>
-            <w:tcW w:w="1569" w:type="dxa"/>
+            <w:tcW w:w="1692" w:type="dxa"/>
             <w:shd w:val="clear" w:color="auto" w:fill="auto"/>
           </w:tcPr>
           <w:p>
             <w:pPr>
               <w:spacing w:before="183" w:line="228" w:lineRule="auto"/>
-              <w:ind w:left="376" w:leftChars="0"/>
+              <w:ind w:left="0" w:leftChars="0" w:right="0" w:rightChars="0" w:firstLine="0" w:firstLineChars="0"/>
+              <w:jc w:val="center"/>
               <w:rPr>
                 <w:rFonts w:ascii="宋体" w:hAnsi="宋体" w:eastAsia="宋体" w:cs="宋体"/>
                 <w:snapToGrid w:val="0"/>
@@ -13930,8 +13904,59 @@
           </w:tcPr>
           <w:p>
             <w:pPr>
+              <w:numPr>
+                <w:ilvl w:val="0"/>
+                <w:numId w:val="3"/>
+              </w:numPr>
+              <w:ind w:left="425" w:leftChars="0" w:right="0" w:rightChars="0" w:hanging="425" w:firstLineChars="0"/>
               <w:jc w:val="center"/>
             </w:pPr>
+          </w:p>
+        </w:tc>
+        <w:tc>
+          <w:tcPr>
+            <w:tcW w:w="1705" w:type="dxa"/>
+          </w:tcPr>
+          <w:p>
+            <w:pPr>
+              <w:ind w:left="0" w:leftChars="0" w:right="0" w:rightChars="0" w:firstLine="0" w:firstLineChars="0"/>
+              <w:jc w:val="center"/>
+            </w:pPr>
+            <w:r>
+              <w:t>软件运维工程师</w:t>
+            </w:r>
+          </w:p>
+        </w:tc>
+        <w:tc>
+          <w:tcPr>
+            <w:tcW w:w="1188" w:type="dxa"/>
+          </w:tcPr>
+          <w:p>
+            <w:pPr>
+              <w:ind w:left="0" w:leftChars="0" w:right="0" w:rightChars="0" w:firstLine="0" w:firstLineChars="0"/>
+              <w:jc w:val="center"/>
+            </w:pPr>
+            <w:r>
+              <w:rPr>
+                <w:rFonts w:hint="eastAsia" w:eastAsia="宋体"/>
+                <w:lang w:val="en-US" w:eastAsia="zh-CN"/>
+              </w:rPr>
+              <w:t>青岛</w:t>
+            </w:r>
+            <w:r>
+              <w:t>市</w:t>
+            </w:r>
+          </w:p>
+        </w:tc>
+        <w:tc>
+          <w:tcPr>
+            <w:tcW w:w="1272" w:type="dxa"/>
+          </w:tcPr>
+          <w:p>
+            <w:pPr>
+              <w:ind w:left="0" w:leftChars="0" w:right="0" w:rightChars="0" w:firstLine="0" w:firstLineChars="0"/>
+              <w:jc w:val="center"/>
+            </w:pPr>
             <w:r>
               <w:t>1</w:t>
             </w:r>
@@ -13939,69 +13964,25 @@
         </w:tc>
         <w:tc>
           <w:tcPr>
-            <w:tcW w:w="2328" w:type="dxa"/>
-          </w:tcPr>
-          <w:p>
-            <w:pPr>
+            <w:tcW w:w="1728" w:type="dxa"/>
+          </w:tcPr>
+          <w:p>
+            <w:pPr>
+              <w:ind w:left="0" w:leftChars="0" w:right="0" w:rightChars="0" w:firstLine="0" w:firstLineChars="0"/>
               <w:jc w:val="center"/>
             </w:pPr>
             <w:r>
-              <w:t>软件运维工程师</w:t>
-            </w:r>
-          </w:p>
-        </w:tc>
-        <w:tc>
-          <w:tcPr>
-            <w:tcW w:w="1486" w:type="dxa"/>
-          </w:tcPr>
-          <w:p>
-            <w:pPr>
-              <w:jc w:val="center"/>
-            </w:pPr>
-            <w:r>
-              <w:rPr>
-                <w:rFonts w:hint="eastAsia" w:eastAsia="宋体"/>
-                <w:lang w:val="en-US" w:eastAsia="zh-CN"/>
-              </w:rPr>
-              <w:t>青岛</w:t>
-            </w:r>
-            <w:r>
-              <w:t>市</w:t>
-            </w:r>
-          </w:p>
-        </w:tc>
-        <w:tc>
-          <w:tcPr>
-            <w:tcW w:w="1463" w:type="dxa"/>
-          </w:tcPr>
-          <w:p>
-            <w:pPr>
-              <w:jc w:val="center"/>
-            </w:pPr>
-            <w:r>
-              <w:t>1</w:t>
-            </w:r>
-          </w:p>
-        </w:tc>
-        <w:tc>
-          <w:tcPr>
-            <w:tcW w:w="1948" w:type="dxa"/>
-          </w:tcPr>
-          <w:p>
-            <w:pPr>
-              <w:jc w:val="center"/>
-            </w:pPr>
-            <w:r>
               <w:t>专科及以上学历</w:t>
             </w:r>
           </w:p>
         </w:tc>
         <w:tc>
           <w:tcPr>
-            <w:tcW w:w="1569" w:type="dxa"/>
-          </w:tcPr>
-          <w:p>
-            <w:pPr>
+            <w:tcW w:w="1692" w:type="dxa"/>
+          </w:tcPr>
+          <w:p>
+            <w:pPr>
+              <w:ind w:left="0" w:leftChars="0" w:right="0" w:rightChars="0" w:firstLine="0" w:firstLineChars="0"/>
               <w:jc w:val="center"/>
             </w:pPr>
             <w:r>
@@ -14036,19 +14017,22 @@
           </w:tcPr>
           <w:p>
             <w:pPr>
+              <w:numPr>
+                <w:ilvl w:val="0"/>
+                <w:numId w:val="3"/>
+              </w:numPr>
+              <w:ind w:left="425" w:leftChars="0" w:right="0" w:rightChars="0" w:hanging="425" w:firstLineChars="0"/>
               <w:jc w:val="center"/>
             </w:pPr>
-            <w:r>
-              <w:t>2</w:t>
-            </w:r>
-          </w:p>
-        </w:tc>
-        <w:tc>
-          <w:tcPr>
-            <w:tcW w:w="2328" w:type="dxa"/>
-          </w:tcPr>
-          <w:p>
-            <w:pPr>
+          </w:p>
+        </w:tc>
+        <w:tc>
+          <w:tcPr>
+            <w:tcW w:w="1705" w:type="dxa"/>
+          </w:tcPr>
+          <w:p>
+            <w:pPr>
+              <w:ind w:left="0" w:leftChars="0" w:right="0" w:rightChars="0" w:firstLine="0" w:firstLineChars="0"/>
               <w:jc w:val="center"/>
             </w:pPr>
             <w:r>
@@ -14058,10 +14042,11 @@
         </w:tc>
         <w:tc>
           <w:tcPr>
-            <w:tcW w:w="1486" w:type="dxa"/>
-          </w:tcPr>
-          <w:p>
-            <w:pPr>
+            <w:tcW w:w="1188" w:type="dxa"/>
+          </w:tcPr>
+          <w:p>
+            <w:pPr>
+              <w:ind w:left="0" w:leftChars="0" w:right="0" w:rightChars="0" w:firstLine="0" w:firstLineChars="0"/>
               <w:jc w:val="center"/>
             </w:pPr>
             <w:r>
@@ -14078,10 +14063,11 @@
         </w:tc>
         <w:tc>
           <w:tcPr>
-            <w:tcW w:w="1463" w:type="dxa"/>
-          </w:tcPr>
-          <w:p>
-            <w:pPr>
+            <w:tcW w:w="1272" w:type="dxa"/>
+          </w:tcPr>
+          <w:p>
+            <w:pPr>
+              <w:ind w:left="0" w:leftChars="0" w:right="0" w:rightChars="0" w:firstLine="0" w:firstLineChars="0"/>
               <w:jc w:val="center"/>
             </w:pPr>
             <w:r>
@@ -14091,10 +14077,11 @@
         </w:tc>
         <w:tc>
           <w:tcPr>
-            <w:tcW w:w="1948" w:type="dxa"/>
-          </w:tcPr>
-          <w:p>
-            <w:pPr>
+            <w:tcW w:w="1728" w:type="dxa"/>
+          </w:tcPr>
+          <w:p>
+            <w:pPr>
+              <w:ind w:left="0" w:leftChars="0" w:right="0" w:rightChars="0" w:firstLine="0" w:firstLineChars="0"/>
               <w:jc w:val="center"/>
             </w:pPr>
             <w:r>
@@ -14104,10 +14091,11 @@
         </w:tc>
         <w:tc>
           <w:tcPr>
-            <w:tcW w:w="1569" w:type="dxa"/>
-          </w:tcPr>
-          <w:p>
-            <w:pPr>
+            <w:tcW w:w="1692" w:type="dxa"/>
+          </w:tcPr>
+          <w:p>
+            <w:pPr>
+              <w:ind w:left="0" w:leftChars="0" w:right="0" w:rightChars="0" w:firstLine="0" w:firstLineChars="0"/>
               <w:jc w:val="center"/>
             </w:pPr>
             <w:r>
@@ -14117,21 +14105,6 @@
         </w:tc>
       </w:tr>
     </w:tbl>
-    <w:p>
-      <w:pPr>
-        <w:rPr>
-          <w:rFonts w:hint="default"/>
-          <w:lang w:val="en-US" w:eastAsia="zh-CN"/>
-        </w:rPr>
-      </w:pPr>
-      <w:r>
-        <w:rPr>
-          <w:rFonts w:hint="eastAsia"/>
-          <w:lang w:val="en-US" w:eastAsia="zh-CN"/>
-        </w:rPr>
-        <w:br w:type="page"/>
-      </w:r>
-    </w:p>
     <w:p>
       <w:pPr>
         <w:pStyle w:val="31"/>
@@ -14156,21 +14129,866 @@
       <w:pPr>
         <w:pStyle w:val="30"/>
         <w:bidi w:val="0"/>
-      </w:pPr>
-      <w:r>
-        <w:t>人员备份工作由</w:t>
-      </w:r>
-      <w:r>
         <w:rPr>
           <w:rFonts w:hint="eastAsia"/>
           <w:lang w:val="en-US" w:eastAsia="zh-CN"/>
         </w:rPr>
+      </w:pPr>
+      <w:r>
+        <w:t>人员备份工作由</w:t>
+      </w:r>
+      <w:r>
+        <w:rPr>
+          <w:rFonts w:hint="eastAsia"/>
+          <w:lang w:val="en-US" w:eastAsia="zh-CN"/>
+        </w:rPr>
         <w:t>综合办公室</w:t>
       </w:r>
       <w:r>
-        <w:t>负责开展，根据公司年度经营计划和战略发展目标，2025年1月份公司通过对平台运维组经理、运维项目经理、软件运维工程师、研发项目经理等运维关键岗位人员进行AB岗备份，以解决因A岗由于休假、请假等原因不在岗时，由熟悉A岗业务的B岗代替其工作。</w:t>
+        <w:t>负责开展，根据公司年度经营计划和战略发展目标，2025年1月份公司通过对平台运维组经理、运维项目经理、软件运维工程师、研发项目经理</w:t>
+      </w:r>
+      <w:r>
+        <w:rPr>
+          <w:rFonts w:hint="eastAsia"/>
+          <w:lang w:val="en-US" w:eastAsia="zh-CN"/>
+        </w:rPr>
+        <w:t>4个</w:t>
+      </w:r>
+      <w:r>
+        <w:t>运维关键岗位人员进行AB岗备份，以解决因A岗由于休假、请假等原因不在岗时，由熟悉A岗业务的B岗代替其工作。</w:t>
+      </w:r>
+      <w:r>
+        <w:rPr>
+          <w:rFonts w:hint="eastAsia"/>
+          <w:lang w:val="en-US" w:eastAsia="zh-CN"/>
+        </w:rPr>
+        <w:t>具体备份计划如图3-4所示</w:t>
       </w:r>
     </w:p>
+    <w:p>
+      <w:pPr>
+        <w:pStyle w:val="44"/>
+        <w:bidi w:val="0"/>
+        <w:ind w:left="0" w:leftChars="0" w:right="0" w:rightChars="0" w:firstLine="0" w:firstLineChars="0"/>
+        <w:jc w:val="center"/>
+        <w:rPr>
+          <w:rFonts w:hint="eastAsia"/>
+          <w:lang w:val="en-US" w:eastAsia="zh-CN"/>
+        </w:rPr>
+      </w:pPr>
+      <w:r>
+        <w:rPr>
+          <w:rFonts w:hint="eastAsia"/>
+          <w:lang w:val="en-US" w:eastAsia="zh-CN"/>
+        </w:rPr>
+        <w:t xml:space="preserve">表 </w:t>
+      </w:r>
+      <w:r>
+        <w:rPr>
+          <w:rFonts w:hint="default"/>
+          <w:lang w:val="en-US" w:eastAsia="zh-CN"/>
+        </w:rPr>
+        <w:fldChar w:fldCharType="begin"/>
+      </w:r>
+      <w:r>
+        <w:rPr>
+          <w:rFonts w:hint="default"/>
+          <w:lang w:val="en-US" w:eastAsia="zh-CN"/>
+        </w:rPr>
+        <w:instrText xml:space="preserve"> </w:instrText>
+      </w:r>
+      <w:r>
+        <w:rPr>
+          <w:rFonts w:hint="default"/>
+        </w:rPr>
+        <w:instrText xml:space="preserve"> </w:instrText>
+      </w:r>
+      <w:r>
+        <w:rPr>
+          <w:rFonts w:hint="eastAsia"/>
+        </w:rPr>
+        <w:instrText xml:space="preserve">S</w:instrText>
+      </w:r>
+      <w:r>
+        <w:rPr>
+          <w:rFonts w:hint="default"/>
+        </w:rPr>
+        <w:instrText xml:space="preserve">TYLEREF "</w:instrText>
+      </w:r>
+      <w:r>
+        <w:rPr>
+          <w:rFonts w:hint="eastAsia"/>
+          <w:lang w:val="en-US" w:eastAsia="zh-CN"/>
+        </w:rPr>
+        <w:instrText xml:space="preserve">柴_标题1</w:instrText>
+      </w:r>
+      <w:r>
+        <w:rPr>
+          <w:rFonts w:hint="default"/>
+        </w:rPr>
+        <w:instrText xml:space="preserve">" \n</w:instrText>
+      </w:r>
+      <w:r>
+        <w:rPr>
+          <w:rFonts w:hint="default"/>
+          <w:lang w:val="en-US" w:eastAsia="zh-CN"/>
+        </w:rPr>
+        <w:instrText xml:space="preserve"> </w:instrText>
+      </w:r>
+      <w:r>
+        <w:instrText xml:space="preserve">\* Charformat</w:instrText>
+      </w:r>
+      <w:r>
+        <w:rPr>
+          <w:rFonts w:hint="default"/>
+          <w:lang w:val="en-US" w:eastAsia="zh-CN"/>
+        </w:rPr>
+        <w:fldChar w:fldCharType="separate"/>
+      </w:r>
+      <w:r>
+        <w:rPr>
+          <w:rFonts w:hint="eastAsia"/>
+          <w:lang w:val="en-US" w:eastAsia="zh-CN"/>
+        </w:rPr>
+        <w:t>3</w:t>
+      </w:r>
+      <w:r>
+        <w:rPr>
+          <w:rFonts w:hint="default"/>
+          <w:lang w:val="en-US" w:eastAsia="zh-CN"/>
+        </w:rPr>
+        <w:fldChar w:fldCharType="end"/>
+      </w:r>
+      <w:r>
+        <w:rPr>
+          <w:rFonts w:hint="eastAsia"/>
+          <w:lang w:val="en-US" w:eastAsia="zh-CN"/>
+        </w:rPr>
+        <w:t>-</w:t>
+      </w:r>
+      <w:r>
+        <w:rPr>
+          <w:rFonts w:hint="eastAsia"/>
+          <w:lang w:val="en-US" w:eastAsia="zh-CN"/>
+        </w:rPr>
+        <w:fldChar w:fldCharType="begin"/>
+      </w:r>
+      <w:r>
+        <w:rPr>
+          <w:rFonts w:hint="default"/>
+        </w:rPr>
+        <w:instrText xml:space="preserve"> </w:instrText>
+      </w:r>
+      <w:r>
+        <w:rPr>
+          <w:rFonts w:hint="eastAsia"/>
+        </w:rPr>
+        <w:instrText xml:space="preserve">S</w:instrText>
+      </w:r>
+      <w:r>
+        <w:rPr>
+          <w:rFonts w:hint="default"/>
+        </w:rPr>
+        <w:instrText xml:space="preserve">EQ </w:instrText>
+      </w:r>
+      <w:r>
+        <w:rPr>
+          <w:rFonts w:hint="eastAsia"/>
+          <w:lang w:val="en-US" w:eastAsia="zh-CN"/>
+        </w:rPr>
+        <w:instrText xml:space="preserve">表</w:instrText>
+      </w:r>
+      <w:r>
+        <w:rPr>
+          <w:rFonts w:hint="default"/>
+        </w:rPr>
+        <w:instrText xml:space="preserve"> \* ARABIC \s 1</w:instrText>
+      </w:r>
+      <w:r>
+        <w:rPr>
+          <w:rFonts w:hint="eastAsia"/>
+          <w:lang w:val="en-US" w:eastAsia="zh-CN"/>
+        </w:rPr>
+        <w:fldChar w:fldCharType="separate"/>
+      </w:r>
+      <w:r>
+        <w:rPr>
+          <w:rFonts w:hint="eastAsia"/>
+        </w:rPr>
+        <w:t>4</w:t>
+      </w:r>
+      <w:r>
+        <w:rPr>
+          <w:rFonts w:hint="eastAsia"/>
+          <w:lang w:val="en-US" w:eastAsia="zh-CN"/>
+        </w:rPr>
+        <w:fldChar w:fldCharType="end"/>
+      </w:r>
+      <w:r>
+        <w:rPr>
+          <w:rFonts w:hint="eastAsia"/>
+          <w:lang w:val="en-US" w:eastAsia="zh-CN"/>
+        </w:rPr>
+        <w:t xml:space="preserve"> 2025年人员管理备份计划</w:t>
+      </w:r>
+    </w:p>
+    <w:tbl>
+      <w:tblPr>
+        <w:tblStyle w:val="22"/>
+        <w:tblW w:w="0" w:type="auto"/>
+        <w:jc w:val="center"/>
+        <w:tblBorders>
+          <w:top w:val="single" w:color="auto" w:sz="4" w:space="0"/>
+          <w:left w:val="single" w:color="auto" w:sz="4" w:space="0"/>
+          <w:bottom w:val="single" w:color="auto" w:sz="4" w:space="0"/>
+          <w:right w:val="single" w:color="auto" w:sz="4" w:space="0"/>
+          <w:insideH w:val="single" w:color="auto" w:sz="4" w:space="0"/>
+          <w:insideV w:val="single" w:color="auto" w:sz="4" w:space="0"/>
+        </w:tblBorders>
+        <w:tblLayout w:type="autofit"/>
+        <w:tblCellMar>
+          <w:top w:w="0" w:type="dxa"/>
+          <w:left w:w="108" w:type="dxa"/>
+          <w:bottom w:w="0" w:type="dxa"/>
+          <w:right w:w="108" w:type="dxa"/>
+        </w:tblCellMar>
+      </w:tblPr>
+      <w:tblGrid>
+        <w:gridCol w:w="787"/>
+        <w:gridCol w:w="2100"/>
+        <w:gridCol w:w="2196"/>
+        <w:gridCol w:w="1896"/>
+      </w:tblGrid>
+      <w:tr>
+        <w:tblPrEx>
+          <w:tblBorders>
+            <w:top w:val="single" w:color="auto" w:sz="4" w:space="0"/>
+            <w:left w:val="single" w:color="auto" w:sz="4" w:space="0"/>
+            <w:bottom w:val="single" w:color="auto" w:sz="4" w:space="0"/>
+            <w:right w:val="single" w:color="auto" w:sz="4" w:space="0"/>
+            <w:insideH w:val="single" w:color="auto" w:sz="4" w:space="0"/>
+            <w:insideV w:val="single" w:color="auto" w:sz="4" w:space="0"/>
+          </w:tblBorders>
+          <w:tblCellMar>
+            <w:top w:w="0" w:type="dxa"/>
+            <w:left w:w="108" w:type="dxa"/>
+            <w:bottom w:w="0" w:type="dxa"/>
+            <w:right w:w="108" w:type="dxa"/>
+          </w:tblCellMar>
+        </w:tblPrEx>
+        <w:trPr>
+          <w:jc w:val="center"/>
+        </w:trPr>
+        <w:tc>
+          <w:tcPr>
+            <w:tcW w:w="787" w:type="dxa"/>
+          </w:tcPr>
+          <w:p>
+            <w:pPr>
+              <w:pStyle w:val="30"/>
+              <w:widowControl w:val="0"/>
+              <w:bidi w:val="0"/>
+              <w:ind w:left="0" w:leftChars="0" w:right="0" w:rightChars="0" w:firstLine="0" w:firstLineChars="0"/>
+              <w:jc w:val="center"/>
+              <w:rPr>
+                <w:rFonts w:hint="default"/>
+                <w:vertAlign w:val="baseline"/>
+                <w:lang w:val="en-US" w:eastAsia="zh-CN"/>
+              </w:rPr>
+            </w:pPr>
+            <w:r>
+              <w:rPr>
+                <w:rFonts w:hint="eastAsia"/>
+                <w:vertAlign w:val="baseline"/>
+                <w:lang w:val="en-US" w:eastAsia="zh-CN"/>
+              </w:rPr>
+              <w:t>编号</w:t>
+            </w:r>
+          </w:p>
+        </w:tc>
+        <w:tc>
+          <w:tcPr>
+            <w:tcW w:w="2100" w:type="dxa"/>
+          </w:tcPr>
+          <w:p>
+            <w:pPr>
+              <w:pStyle w:val="30"/>
+              <w:widowControl w:val="0"/>
+              <w:bidi w:val="0"/>
+              <w:ind w:left="0" w:leftChars="0" w:right="0" w:rightChars="0" w:firstLine="0" w:firstLineChars="0"/>
+              <w:jc w:val="center"/>
+              <w:rPr>
+                <w:rFonts w:hint="default"/>
+                <w:vertAlign w:val="baseline"/>
+                <w:lang w:val="en-US" w:eastAsia="zh-CN"/>
+              </w:rPr>
+            </w:pPr>
+            <w:r>
+              <w:rPr>
+                <w:rFonts w:hint="eastAsia"/>
+                <w:vertAlign w:val="baseline"/>
+                <w:lang w:val="en-US" w:eastAsia="zh-CN"/>
+              </w:rPr>
+              <w:t>A岗</w:t>
+            </w:r>
+          </w:p>
+        </w:tc>
+        <w:tc>
+          <w:tcPr>
+            <w:tcW w:w="2196" w:type="dxa"/>
+          </w:tcPr>
+          <w:p>
+            <w:pPr>
+              <w:pStyle w:val="30"/>
+              <w:widowControl w:val="0"/>
+              <w:bidi w:val="0"/>
+              <w:ind w:left="0" w:leftChars="0" w:right="0" w:rightChars="0" w:firstLine="0" w:firstLineChars="0"/>
+              <w:jc w:val="center"/>
+              <w:rPr>
+                <w:rFonts w:hint="default"/>
+                <w:vertAlign w:val="baseline"/>
+                <w:lang w:val="en-US" w:eastAsia="zh-CN"/>
+              </w:rPr>
+            </w:pPr>
+            <w:r>
+              <w:rPr>
+                <w:rFonts w:hint="eastAsia"/>
+                <w:vertAlign w:val="baseline"/>
+                <w:lang w:val="en-US" w:eastAsia="zh-CN"/>
+              </w:rPr>
+              <w:t>B岗</w:t>
+            </w:r>
+          </w:p>
+        </w:tc>
+        <w:tc>
+          <w:tcPr>
+            <w:tcW w:w="1896" w:type="dxa"/>
+          </w:tcPr>
+          <w:p>
+            <w:pPr>
+              <w:pStyle w:val="30"/>
+              <w:widowControl w:val="0"/>
+              <w:bidi w:val="0"/>
+              <w:ind w:left="0" w:leftChars="0" w:right="0" w:rightChars="0" w:firstLine="0" w:firstLineChars="0"/>
+              <w:jc w:val="center"/>
+              <w:rPr>
+                <w:rFonts w:hint="default"/>
+                <w:vertAlign w:val="baseline"/>
+                <w:lang w:val="en-US" w:eastAsia="zh-CN"/>
+              </w:rPr>
+            </w:pPr>
+            <w:r>
+              <w:rPr>
+                <w:rFonts w:hint="eastAsia"/>
+                <w:vertAlign w:val="baseline"/>
+                <w:lang w:val="en-US" w:eastAsia="zh-CN"/>
+              </w:rPr>
+              <w:t>计划时间</w:t>
+            </w:r>
+          </w:p>
+        </w:tc>
+      </w:tr>
+      <w:tr>
+        <w:tblPrEx>
+          <w:tblBorders>
+            <w:top w:val="single" w:color="auto" w:sz="4" w:space="0"/>
+            <w:left w:val="single" w:color="auto" w:sz="4" w:space="0"/>
+            <w:bottom w:val="single" w:color="auto" w:sz="4" w:space="0"/>
+            <w:right w:val="single" w:color="auto" w:sz="4" w:space="0"/>
+            <w:insideH w:val="single" w:color="auto" w:sz="4" w:space="0"/>
+            <w:insideV w:val="single" w:color="auto" w:sz="4" w:space="0"/>
+          </w:tblBorders>
+          <w:tblCellMar>
+            <w:top w:w="0" w:type="dxa"/>
+            <w:left w:w="108" w:type="dxa"/>
+            <w:bottom w:w="0" w:type="dxa"/>
+            <w:right w:w="108" w:type="dxa"/>
+          </w:tblCellMar>
+        </w:tblPrEx>
+        <w:trPr>
+          <w:jc w:val="center"/>
+        </w:trPr>
+        <w:tc>
+          <w:tcPr>
+            <w:tcW w:w="787" w:type="dxa"/>
+          </w:tcPr>
+          <w:p>
+            <w:pPr>
+              <w:pStyle w:val="30"/>
+              <w:widowControl w:val="0"/>
+              <w:numPr>
+                <w:ilvl w:val="0"/>
+                <w:numId w:val="4"/>
+              </w:numPr>
+              <w:bidi w:val="0"/>
+              <w:ind w:left="0" w:leftChars="0" w:right="0" w:rightChars="0" w:firstLine="0" w:firstLineChars="0"/>
+              <w:jc w:val="center"/>
+              <w:rPr>
+                <w:rFonts w:hint="default"/>
+                <w:vertAlign w:val="baseline"/>
+                <w:lang w:val="en-US" w:eastAsia="zh-CN"/>
+              </w:rPr>
+            </w:pPr>
+          </w:p>
+        </w:tc>
+        <w:tc>
+          <w:tcPr>
+            <w:tcW w:w="2100" w:type="dxa"/>
+          </w:tcPr>
+          <w:p>
+            <w:pPr>
+              <w:pStyle w:val="30"/>
+              <w:widowControl w:val="0"/>
+              <w:bidi w:val="0"/>
+              <w:ind w:left="0" w:leftChars="0" w:right="0" w:rightChars="0" w:firstLine="0" w:firstLineChars="0"/>
+              <w:jc w:val="center"/>
+              <w:rPr>
+                <w:rFonts w:hint="default"/>
+                <w:vertAlign w:val="baseline"/>
+                <w:lang w:val="en-US" w:eastAsia="zh-CN"/>
+              </w:rPr>
+            </w:pPr>
+            <w:r>
+              <w:rPr>
+                <w:rFonts w:hint="eastAsia"/>
+                <w:vertAlign w:val="baseline"/>
+                <w:lang w:val="en-US" w:eastAsia="zh-CN"/>
+              </w:rPr>
+              <w:t>平台运维组经理</w:t>
+            </w:r>
+          </w:p>
+        </w:tc>
+        <w:tc>
+          <w:tcPr>
+            <w:tcW w:w="2196" w:type="dxa"/>
+          </w:tcPr>
+          <w:p>
+            <w:pPr>
+              <w:pStyle w:val="30"/>
+              <w:widowControl w:val="0"/>
+              <w:bidi w:val="0"/>
+              <w:ind w:left="0" w:leftChars="0" w:right="0" w:rightChars="0" w:firstLine="0" w:firstLineChars="0"/>
+              <w:jc w:val="center"/>
+              <w:rPr>
+                <w:rFonts w:hint="default"/>
+                <w:vertAlign w:val="baseline"/>
+                <w:lang w:val="en-US" w:eastAsia="zh-CN"/>
+              </w:rPr>
+            </w:pPr>
+            <w:r>
+              <w:rPr>
+                <w:rFonts w:hint="eastAsia"/>
+                <w:vertAlign w:val="baseline"/>
+                <w:lang w:val="en-US" w:eastAsia="zh-CN"/>
+              </w:rPr>
+              <w:t>运维项目经理</w:t>
+            </w:r>
+          </w:p>
+        </w:tc>
+        <w:tc>
+          <w:tcPr>
+            <w:tcW w:w="1896" w:type="dxa"/>
+          </w:tcPr>
+          <w:p>
+            <w:pPr>
+              <w:pStyle w:val="30"/>
+              <w:widowControl w:val="0"/>
+              <w:bidi w:val="0"/>
+              <w:ind w:left="0" w:leftChars="0" w:right="0" w:rightChars="0" w:firstLine="0" w:firstLineChars="0"/>
+              <w:jc w:val="center"/>
+              <w:rPr>
+                <w:rFonts w:hint="default"/>
+                <w:vertAlign w:val="baseline"/>
+                <w:lang w:val="en-US" w:eastAsia="zh-CN"/>
+              </w:rPr>
+            </w:pPr>
+            <w:r>
+              <w:rPr>
+                <w:rFonts w:hint="eastAsia"/>
+                <w:vertAlign w:val="baseline"/>
+                <w:lang w:val="en-US" w:eastAsia="zh-CN"/>
+              </w:rPr>
+              <w:t>2025年4月</w:t>
+            </w:r>
+          </w:p>
+        </w:tc>
+      </w:tr>
+      <w:tr>
+        <w:tblPrEx>
+          <w:tblBorders>
+            <w:top w:val="single" w:color="auto" w:sz="4" w:space="0"/>
+            <w:left w:val="single" w:color="auto" w:sz="4" w:space="0"/>
+            <w:bottom w:val="single" w:color="auto" w:sz="4" w:space="0"/>
+            <w:right w:val="single" w:color="auto" w:sz="4" w:space="0"/>
+            <w:insideH w:val="single" w:color="auto" w:sz="4" w:space="0"/>
+            <w:insideV w:val="single" w:color="auto" w:sz="4" w:space="0"/>
+          </w:tblBorders>
+          <w:tblCellMar>
+            <w:top w:w="0" w:type="dxa"/>
+            <w:left w:w="108" w:type="dxa"/>
+            <w:bottom w:w="0" w:type="dxa"/>
+            <w:right w:w="108" w:type="dxa"/>
+          </w:tblCellMar>
+        </w:tblPrEx>
+        <w:trPr>
+          <w:jc w:val="center"/>
+        </w:trPr>
+        <w:tc>
+          <w:tcPr>
+            <w:tcW w:w="787" w:type="dxa"/>
+          </w:tcPr>
+          <w:p>
+            <w:pPr>
+              <w:pStyle w:val="30"/>
+              <w:widowControl w:val="0"/>
+              <w:numPr>
+                <w:ilvl w:val="0"/>
+                <w:numId w:val="4"/>
+              </w:numPr>
+              <w:bidi w:val="0"/>
+              <w:ind w:left="0" w:leftChars="0" w:right="0" w:rightChars="0" w:firstLine="0" w:firstLineChars="0"/>
+              <w:jc w:val="center"/>
+              <w:rPr>
+                <w:rFonts w:hint="default"/>
+                <w:vertAlign w:val="baseline"/>
+                <w:lang w:val="en-US" w:eastAsia="zh-CN"/>
+              </w:rPr>
+            </w:pPr>
+          </w:p>
+        </w:tc>
+        <w:tc>
+          <w:tcPr>
+            <w:tcW w:w="2100" w:type="dxa"/>
+          </w:tcPr>
+          <w:p>
+            <w:pPr>
+              <w:pStyle w:val="30"/>
+              <w:widowControl w:val="0"/>
+              <w:bidi w:val="0"/>
+              <w:ind w:left="0" w:leftChars="0" w:right="0" w:rightChars="0" w:firstLine="0" w:firstLineChars="0"/>
+              <w:jc w:val="center"/>
+              <w:rPr>
+                <w:rFonts w:hint="default"/>
+                <w:vertAlign w:val="baseline"/>
+                <w:lang w:val="en-US" w:eastAsia="zh-CN"/>
+              </w:rPr>
+            </w:pPr>
+            <w:r>
+              <w:rPr>
+                <w:rFonts w:hint="eastAsia"/>
+                <w:vertAlign w:val="baseline"/>
+                <w:lang w:val="en-US" w:eastAsia="zh-CN"/>
+              </w:rPr>
+              <w:t>运维项目经理</w:t>
+            </w:r>
+          </w:p>
+        </w:tc>
+        <w:tc>
+          <w:tcPr>
+            <w:tcW w:w="2196" w:type="dxa"/>
+          </w:tcPr>
+          <w:p>
+            <w:pPr>
+              <w:pStyle w:val="30"/>
+              <w:widowControl w:val="0"/>
+              <w:bidi w:val="0"/>
+              <w:ind w:left="0" w:leftChars="0" w:right="0" w:rightChars="0" w:firstLine="0" w:firstLineChars="0"/>
+              <w:jc w:val="center"/>
+              <w:rPr>
+                <w:rFonts w:hint="default"/>
+                <w:vertAlign w:val="baseline"/>
+                <w:lang w:val="en-US" w:eastAsia="zh-CN"/>
+              </w:rPr>
+            </w:pPr>
+            <w:r>
+              <w:rPr>
+                <w:rFonts w:hint="eastAsia"/>
+                <w:vertAlign w:val="baseline"/>
+                <w:lang w:val="en-US" w:eastAsia="zh-CN"/>
+              </w:rPr>
+              <w:t>运维工程师</w:t>
+            </w:r>
+          </w:p>
+        </w:tc>
+        <w:tc>
+          <w:tcPr>
+            <w:tcW w:w="1896" w:type="dxa"/>
+          </w:tcPr>
+          <w:p>
+            <w:pPr>
+              <w:pStyle w:val="30"/>
+              <w:widowControl w:val="0"/>
+              <w:bidi w:val="0"/>
+              <w:ind w:left="0" w:leftChars="0" w:right="0" w:rightChars="0" w:firstLine="0" w:firstLineChars="0"/>
+              <w:jc w:val="center"/>
+              <w:rPr>
+                <w:rFonts w:hint="default"/>
+                <w:vertAlign w:val="baseline"/>
+                <w:lang w:val="en-US" w:eastAsia="zh-CN"/>
+              </w:rPr>
+            </w:pPr>
+            <w:r>
+              <w:rPr>
+                <w:rFonts w:hint="eastAsia"/>
+                <w:vertAlign w:val="baseline"/>
+                <w:lang w:val="en-US" w:eastAsia="zh-CN"/>
+              </w:rPr>
+              <w:t>2025年6月</w:t>
+            </w:r>
+          </w:p>
+        </w:tc>
+      </w:tr>
+      <w:tr>
+        <w:tblPrEx>
+          <w:tblBorders>
+            <w:top w:val="single" w:color="auto" w:sz="4" w:space="0"/>
+            <w:left w:val="single" w:color="auto" w:sz="4" w:space="0"/>
+            <w:bottom w:val="single" w:color="auto" w:sz="4" w:space="0"/>
+            <w:right w:val="single" w:color="auto" w:sz="4" w:space="0"/>
+            <w:insideH w:val="single" w:color="auto" w:sz="4" w:space="0"/>
+            <w:insideV w:val="single" w:color="auto" w:sz="4" w:space="0"/>
+          </w:tblBorders>
+          <w:tblCellMar>
+            <w:top w:w="0" w:type="dxa"/>
+            <w:left w:w="108" w:type="dxa"/>
+            <w:bottom w:w="0" w:type="dxa"/>
+            <w:right w:w="108" w:type="dxa"/>
+          </w:tblCellMar>
+        </w:tblPrEx>
+        <w:trPr>
+          <w:jc w:val="center"/>
+        </w:trPr>
+        <w:tc>
+          <w:tcPr>
+            <w:tcW w:w="787" w:type="dxa"/>
+          </w:tcPr>
+          <w:p>
+            <w:pPr>
+              <w:pStyle w:val="30"/>
+              <w:widowControl w:val="0"/>
+              <w:numPr>
+                <w:ilvl w:val="0"/>
+                <w:numId w:val="4"/>
+              </w:numPr>
+              <w:bidi w:val="0"/>
+              <w:ind w:left="0" w:leftChars="0" w:right="0" w:rightChars="0" w:firstLine="0" w:firstLineChars="0"/>
+              <w:jc w:val="center"/>
+              <w:rPr>
+                <w:rFonts w:hint="default"/>
+                <w:vertAlign w:val="baseline"/>
+                <w:lang w:val="en-US" w:eastAsia="zh-CN"/>
+              </w:rPr>
+            </w:pPr>
+          </w:p>
+        </w:tc>
+        <w:tc>
+          <w:tcPr>
+            <w:tcW w:w="2100" w:type="dxa"/>
+          </w:tcPr>
+          <w:p>
+            <w:pPr>
+              <w:pStyle w:val="30"/>
+              <w:widowControl w:val="0"/>
+              <w:bidi w:val="0"/>
+              <w:ind w:left="0" w:leftChars="0" w:right="0" w:rightChars="0" w:firstLine="0" w:firstLineChars="0"/>
+              <w:jc w:val="center"/>
+              <w:rPr>
+                <w:rFonts w:hint="default"/>
+                <w:vertAlign w:val="baseline"/>
+                <w:lang w:val="en-US" w:eastAsia="zh-CN"/>
+              </w:rPr>
+            </w:pPr>
+            <w:r>
+              <w:rPr>
+                <w:rFonts w:hint="eastAsia"/>
+                <w:vertAlign w:val="baseline"/>
+                <w:lang w:val="en-US" w:eastAsia="zh-CN"/>
+              </w:rPr>
+              <w:t>软件运维工程师</w:t>
+            </w:r>
+          </w:p>
+        </w:tc>
+        <w:tc>
+          <w:tcPr>
+            <w:tcW w:w="2196" w:type="dxa"/>
+          </w:tcPr>
+          <w:p>
+            <w:pPr>
+              <w:pStyle w:val="30"/>
+              <w:widowControl w:val="0"/>
+              <w:bidi w:val="0"/>
+              <w:ind w:left="0" w:leftChars="0" w:right="0" w:rightChars="0" w:firstLine="0" w:firstLineChars="0"/>
+              <w:jc w:val="center"/>
+              <w:rPr>
+                <w:rFonts w:hint="default"/>
+                <w:vertAlign w:val="baseline"/>
+                <w:lang w:val="en-US" w:eastAsia="zh-CN"/>
+              </w:rPr>
+            </w:pPr>
+            <w:r>
+              <w:rPr>
+                <w:rFonts w:hint="eastAsia"/>
+                <w:vertAlign w:val="baseline"/>
+                <w:lang w:val="en-US" w:eastAsia="zh-CN"/>
+              </w:rPr>
+              <w:t>运维实施工程师</w:t>
+            </w:r>
+          </w:p>
+        </w:tc>
+        <w:tc>
+          <w:tcPr>
+            <w:tcW w:w="1896" w:type="dxa"/>
+          </w:tcPr>
+          <w:p>
+            <w:pPr>
+              <w:pStyle w:val="30"/>
+              <w:widowControl w:val="0"/>
+              <w:bidi w:val="0"/>
+              <w:ind w:left="0" w:leftChars="0" w:right="0" w:rightChars="0" w:firstLine="0" w:firstLineChars="0"/>
+              <w:jc w:val="center"/>
+              <w:rPr>
+                <w:rFonts w:hint="default"/>
+                <w:vertAlign w:val="baseline"/>
+                <w:lang w:val="en-US" w:eastAsia="zh-CN"/>
+              </w:rPr>
+            </w:pPr>
+            <w:r>
+              <w:rPr>
+                <w:rFonts w:hint="eastAsia"/>
+                <w:vertAlign w:val="baseline"/>
+                <w:lang w:val="en-US" w:eastAsia="zh-CN"/>
+              </w:rPr>
+              <w:t>2025年7月</w:t>
+            </w:r>
+          </w:p>
+        </w:tc>
+      </w:tr>
+      <w:tr>
+        <w:tblPrEx>
+          <w:tblBorders>
+            <w:top w:val="single" w:color="auto" w:sz="4" w:space="0"/>
+            <w:left w:val="single" w:color="auto" w:sz="4" w:space="0"/>
+            <w:bottom w:val="single" w:color="auto" w:sz="4" w:space="0"/>
+            <w:right w:val="single" w:color="auto" w:sz="4" w:space="0"/>
+            <w:insideH w:val="single" w:color="auto" w:sz="4" w:space="0"/>
+            <w:insideV w:val="single" w:color="auto" w:sz="4" w:space="0"/>
+          </w:tblBorders>
+          <w:tblCellMar>
+            <w:top w:w="0" w:type="dxa"/>
+            <w:left w:w="108" w:type="dxa"/>
+            <w:bottom w:w="0" w:type="dxa"/>
+            <w:right w:w="108" w:type="dxa"/>
+          </w:tblCellMar>
+        </w:tblPrEx>
+        <w:trPr>
+          <w:jc w:val="center"/>
+        </w:trPr>
+        <w:tc>
+          <w:tcPr>
+            <w:tcW w:w="787" w:type="dxa"/>
+          </w:tcPr>
+          <w:p>
+            <w:pPr>
+              <w:pStyle w:val="30"/>
+              <w:widowControl w:val="0"/>
+              <w:numPr>
+                <w:ilvl w:val="0"/>
+                <w:numId w:val="4"/>
+              </w:numPr>
+              <w:bidi w:val="0"/>
+              <w:ind w:left="0" w:leftChars="0" w:right="0" w:rightChars="0" w:firstLine="0" w:firstLineChars="0"/>
+              <w:jc w:val="center"/>
+              <w:rPr>
+                <w:rFonts w:hint="default"/>
+                <w:vertAlign w:val="baseline"/>
+                <w:lang w:val="en-US" w:eastAsia="zh-CN"/>
+              </w:rPr>
+            </w:pPr>
+          </w:p>
+        </w:tc>
+        <w:tc>
+          <w:tcPr>
+            <w:tcW w:w="2100" w:type="dxa"/>
+          </w:tcPr>
+          <w:p>
+            <w:pPr>
+              <w:pStyle w:val="30"/>
+              <w:widowControl w:val="0"/>
+              <w:bidi w:val="0"/>
+              <w:ind w:left="0" w:leftChars="0" w:right="0" w:rightChars="0" w:firstLine="0" w:firstLineChars="0"/>
+              <w:jc w:val="center"/>
+              <w:rPr>
+                <w:rFonts w:hint="default"/>
+                <w:vertAlign w:val="baseline"/>
+                <w:lang w:val="en-US" w:eastAsia="zh-CN"/>
+              </w:rPr>
+            </w:pPr>
+            <w:r>
+              <w:rPr>
+                <w:rFonts w:hint="eastAsia"/>
+                <w:vertAlign w:val="baseline"/>
+                <w:lang w:val="en-US" w:eastAsia="zh-CN"/>
+              </w:rPr>
+              <w:t>研发项目经理</w:t>
+            </w:r>
+          </w:p>
+        </w:tc>
+        <w:tc>
+          <w:tcPr>
+            <w:tcW w:w="2196" w:type="dxa"/>
+          </w:tcPr>
+          <w:p>
+            <w:pPr>
+              <w:pStyle w:val="30"/>
+              <w:widowControl w:val="0"/>
+              <w:bidi w:val="0"/>
+              <w:ind w:left="0" w:leftChars="0" w:right="0" w:rightChars="0" w:firstLine="0" w:firstLineChars="0"/>
+              <w:jc w:val="center"/>
+              <w:rPr>
+                <w:rFonts w:hint="default"/>
+                <w:vertAlign w:val="baseline"/>
+                <w:lang w:val="en-US" w:eastAsia="zh-CN"/>
+              </w:rPr>
+            </w:pPr>
+            <w:r>
+              <w:rPr>
+                <w:rFonts w:hint="eastAsia"/>
+                <w:vertAlign w:val="baseline"/>
+                <w:lang w:val="en-US" w:eastAsia="zh-CN"/>
+              </w:rPr>
+              <w:t>研发工程师</w:t>
+            </w:r>
+          </w:p>
+        </w:tc>
+        <w:tc>
+          <w:tcPr>
+            <w:tcW w:w="1896" w:type="dxa"/>
+          </w:tcPr>
+          <w:p>
+            <w:pPr>
+              <w:pStyle w:val="30"/>
+              <w:widowControl w:val="0"/>
+              <w:bidi w:val="0"/>
+              <w:ind w:left="0" w:leftChars="0" w:right="0" w:rightChars="0" w:firstLine="0" w:firstLineChars="0"/>
+              <w:jc w:val="center"/>
+              <w:rPr>
+                <w:rFonts w:hint="default"/>
+                <w:vertAlign w:val="baseline"/>
+                <w:lang w:val="en-US" w:eastAsia="zh-CN"/>
+              </w:rPr>
+            </w:pPr>
+            <w:r>
+              <w:rPr>
+                <w:rFonts w:hint="eastAsia"/>
+                <w:vertAlign w:val="baseline"/>
+                <w:lang w:val="en-US" w:eastAsia="zh-CN"/>
+              </w:rPr>
+              <w:t>2025年9月</w:t>
+            </w:r>
+          </w:p>
+        </w:tc>
+      </w:tr>
+    </w:tbl>
     <w:p>
       <w:pPr>
         <w:pStyle w:val="31"/>
@@ -14180,23 +14998,14 @@
           <w:lang w:val="en-US" w:eastAsia="zh-CN"/>
         </w:rPr>
       </w:pPr>
-      <w:bookmarkStart w:id="20" w:name="_Toc26944"/>
-      <w:bookmarkStart w:id="21" w:name="_Toc32493"/>
+      <w:bookmarkStart w:id="20" w:name="_Toc32493"/>
+      <w:bookmarkStart w:id="21" w:name="_Toc26944"/>
       <w:r>
         <w:rPr>
           <w:rFonts w:hint="eastAsia"/>
           <w:lang w:val="en-US" w:eastAsia="zh-CN"/>
         </w:rPr>
-        <w:t>人员绩效</w:t>
-      </w:r>
-      <w:bookmarkStart w:id="28" w:name="_GoBack"/>
-      <w:bookmarkEnd w:id="28"/>
-      <w:r>
-        <w:rPr>
-          <w:rFonts w:hint="eastAsia"/>
-          <w:lang w:val="en-US" w:eastAsia="zh-CN"/>
-        </w:rPr>
-        <w:t>考核计划</w:t>
+        <w:t>人员绩效考核计划</w:t>
       </w:r>
       <w:bookmarkEnd w:id="20"/>
       <w:bookmarkEnd w:id="21"/>
@@ -14281,8 +15090,8 @@
         <w:topLinePunct/>
         <w:bidi w:val="0"/>
       </w:pPr>
-      <w:bookmarkStart w:id="24" w:name="_Toc7669"/>
-      <w:bookmarkStart w:id="25" w:name="_Toc12142"/>
+      <w:bookmarkStart w:id="24" w:name="_Toc12142"/>
+      <w:bookmarkStart w:id="25" w:name="_Toc7669"/>
       <w:r>
         <w:t>附则</w:t>
       </w:r>
@@ -14297,7 +15106,7 @@
         <w:widowControl/>
         <w:numPr>
           <w:ilvl w:val="0"/>
-          <w:numId w:val="3"/>
+          <w:numId w:val="5"/>
         </w:numPr>
         <w:kinsoku w:val="0"/>
         <w:wordWrap/>
@@ -14458,7 +15267,7 @@
   <w:footnote w:type="separator" w:id="0">
     <w:p>
       <w:pPr>
-        <w:spacing w:line="240" w:lineRule="auto"/>
+        <w:spacing w:line="360" w:lineRule="auto"/>
       </w:pPr>
       <w:r>
         <w:separator/>
@@ -14468,7 +15277,7 @@
   <w:footnote w:type="continuationSeparator" w:id="1">
     <w:p>
       <w:pPr>
-        <w:spacing w:line="240" w:lineRule="auto"/>
+        <w:spacing w:line="360" w:lineRule="auto"/>
       </w:pPr>
       <w:r>
         <w:continuationSeparator/>
@@ -14645,6 +15454,40 @@
     </w:lvl>
   </w:abstractNum>
   <w:abstractNum w:abstractNumId="2">
+    <w:nsid w:val="2E244970"/>
+    <w:multiLevelType w:val="singleLevel"/>
+    <w:tmpl w:val="2E244970"/>
+    <w:lvl w:ilvl="0" w:tentative="0">
+      <w:start w:val="1"/>
+      <w:numFmt w:val="decimal"/>
+      <w:lvlText w:val="%1."/>
+      <w:lvlJc w:val="left"/>
+      <w:pPr>
+        <w:ind w:left="425" w:hanging="425"/>
+      </w:pPr>
+      <w:rPr>
+        <w:rFonts w:hint="default"/>
+      </w:rPr>
+    </w:lvl>
+  </w:abstractNum>
+  <w:abstractNum w:abstractNumId="3">
+    <w:nsid w:val="3E9CC961"/>
+    <w:multiLevelType w:val="singleLevel"/>
+    <w:tmpl w:val="3E9CC961"/>
+    <w:lvl w:ilvl="0" w:tentative="0">
+      <w:start w:val="1"/>
+      <w:numFmt w:val="decimal"/>
+      <w:lvlText w:val="%1."/>
+      <w:lvlJc w:val="left"/>
+      <w:pPr>
+        <w:ind w:left="425" w:hanging="425"/>
+      </w:pPr>
+      <w:rPr>
+        <w:rFonts w:hint="default"/>
+      </w:rPr>
+    </w:lvl>
+  </w:abstractNum>
+  <w:abstractNum w:abstractNumId="4">
     <w:nsid w:val="451FDF0A"/>
     <w:multiLevelType w:val="singleLevel"/>
     <w:tmpl w:val="451FDF0A"/>
@@ -14665,9 +15508,15 @@
     <w:abstractNumId w:val="0"/>
   </w:num>
   <w:num w:numId="2">
+    <w:abstractNumId w:val="4"/>
+  </w:num>
+  <w:num w:numId="3">
     <w:abstractNumId w:val="2"/>
   </w:num>
-  <w:num w:numId="3">
+  <w:num w:numId="4">
+    <w:abstractNumId w:val="3"/>
+  </w:num>
+  <w:num w:numId="5">
     <w:abstractNumId w:val="1"/>
   </w:num>
 </w:numbering>
@@ -14684,7 +15533,7 @@
     <w:pPrDefault/>
   </w:docDefaults>
   <w:latentStyles w:count="260" w:defQFormat="0" w:defUnhideWhenUsed="1" w:defSemiHidden="1" w:defUIPriority="99" w:defLockedState="0">
-    <w:lsdException w:qFormat="1" w:unhideWhenUsed="0" w:uiPriority="0" w:name="Normal"/>
+    <w:lsdException w:qFormat="1" w:unhideWhenUsed="0" w:uiPriority="0" w:semiHidden="0" w:name="Normal"/>
     <w:lsdException w:qFormat="1" w:unhideWhenUsed="0" w:uiPriority="0" w:semiHidden="0" w:name="heading 1"/>
     <w:lsdException w:qFormat="1" w:uiPriority="0" w:semiHidden="0" w:name="heading 2"/>
     <w:lsdException w:qFormat="1" w:uiPriority="0" w:name="heading 3"/>
@@ -14935,7 +15784,6 @@
   </w:latentStyles>
   <w:style w:type="paragraph" w:default="1" w:styleId="1">
     <w:name w:val="Normal"/>
-    <w:semiHidden/>
     <w:qFormat/>
     <w:uiPriority w:val="0"/>
     <w:pPr>
@@ -14944,12 +15792,12 @@
       <w:autoSpaceDN w:val="0"/>
       <w:adjustRightInd w:val="0"/>
       <w:snapToGrid w:val="0"/>
-      <w:spacing w:line="240" w:lineRule="auto"/>
+      <w:spacing w:line="360" w:lineRule="auto"/>
       <w:jc w:val="left"/>
       <w:textAlignment w:val="baseline"/>
     </w:pPr>
     <w:rPr>
-      <w:rFonts w:ascii="Arial" w:hAnsi="Arial" w:eastAsia="Arial" w:cs="Arial"/>
+      <w:rFonts w:ascii="Arial" w:hAnsi="Arial" w:eastAsia="宋体" w:cs="Arial"/>
       <w:snapToGrid w:val="0"/>
       <w:color w:val="000000"/>
       <w:kern w:val="0"/>
@@ -15250,10 +16098,10 @@
     <w:uiPriority w:val="0"/>
     <w:pPr>
       <w:pBdr>
-        <w:top w:val="none" w:color="auto" w:sz="0" w:space="0"/>
-        <w:left w:val="none" w:color="auto" w:sz="0" w:space="0"/>
-        <w:bottom w:val="none" w:color="auto" w:sz="0" w:space="0"/>
-        <w:right w:val="none" w:color="auto" w:sz="0" w:space="0"/>
+        <w:top w:val="none" w:color="auto" w:sz="0" w:space="1"/>
+        <w:left w:val="none" w:color="auto" w:sz="0" w:space="4"/>
+        <w:bottom w:val="none" w:color="auto" w:sz="0" w:space="1"/>
+        <w:right w:val="none" w:color="auto" w:sz="0" w:space="4"/>
       </w:pBdr>
       <w:tabs>
         <w:tab w:val="center" w:pos="4153"/>
@@ -15294,33 +16142,9 @@
     <w:basedOn w:val="1"/>
     <w:qFormat/>
     <w:uiPriority w:val="0"/>
-    <w:pPr>
-      <w:tabs>
-        <w:tab w:val="left" w:pos="916"/>
-        <w:tab w:val="left" w:pos="1832"/>
-        <w:tab w:val="left" w:pos="2748"/>
-        <w:tab w:val="left" w:pos="3664"/>
-        <w:tab w:val="left" w:pos="4580"/>
-        <w:tab w:val="left" w:pos="5496"/>
-        <w:tab w:val="left" w:pos="6412"/>
-        <w:tab w:val="left" w:pos="7328"/>
-        <w:tab w:val="left" w:pos="8244"/>
-        <w:tab w:val="left" w:pos="9160"/>
-        <w:tab w:val="left" w:pos="10076"/>
-        <w:tab w:val="left" w:pos="10992"/>
-        <w:tab w:val="left" w:pos="11908"/>
-        <w:tab w:val="left" w:pos="12824"/>
-        <w:tab w:val="left" w:pos="13740"/>
-        <w:tab w:val="left" w:pos="14656"/>
-      </w:tabs>
-      <w:jc w:val="left"/>
-    </w:pPr>
     <w:rPr>
-      <w:rFonts w:hint="eastAsia" w:ascii="宋体" w:hAnsi="宋体" w:eastAsia="宋体" w:cs="宋体"/>
-      <w:kern w:val="0"/>
-      <w:sz w:val="24"/>
-      <w:szCs w:val="24"/>
-      <w:lang w:val="en-US" w:eastAsia="zh-CN"/>
+      <w:rFonts w:ascii="Courier New" w:hAnsi="Courier New"/>
+      <w:sz w:val="20"/>
     </w:rPr>
   </w:style>
   <w:style w:type="paragraph" w:styleId="19">
@@ -15455,6 +16279,7 @@
   <w:style w:type="paragraph" w:customStyle="1" w:styleId="30">
     <w:name w:val="柴_正文"/>
     <w:basedOn w:val="12"/>
+    <w:link w:val="46"/>
     <w:qFormat/>
     <w:uiPriority w:val="0"/>
     <w:pPr>
@@ -15484,7 +16309,7 @@
   <w:style w:type="paragraph" w:customStyle="1" w:styleId="32">
     <w:name w:val="柴_标题3"/>
     <w:basedOn w:val="4"/>
-    <w:next w:val="1"/>
+    <w:next w:val="30"/>
     <w:qFormat/>
     <w:uiPriority w:val="0"/>
     <w:pPr>
@@ -15615,6 +16440,24 @@
         <w:bottom w:val="none" w:color="auto" w:sz="0" w:space="0"/>
         <w:right w:val="none" w:color="auto" w:sz="0" w:space="0"/>
       </w:pBdr>
+      <w:tabs>
+        <w:tab w:val="left" w:pos="916"/>
+        <w:tab w:val="left" w:pos="1832"/>
+        <w:tab w:val="left" w:pos="2748"/>
+        <w:tab w:val="left" w:pos="3664"/>
+        <w:tab w:val="left" w:pos="4580"/>
+        <w:tab w:val="left" w:pos="5496"/>
+        <w:tab w:val="left" w:pos="6412"/>
+        <w:tab w:val="left" w:pos="7328"/>
+        <w:tab w:val="left" w:pos="8244"/>
+        <w:tab w:val="left" w:pos="9160"/>
+        <w:tab w:val="left" w:pos="10076"/>
+        <w:tab w:val="left" w:pos="10992"/>
+        <w:tab w:val="left" w:pos="11908"/>
+        <w:tab w:val="left" w:pos="12824"/>
+        <w:tab w:val="left" w:pos="13740"/>
+        <w:tab w:val="left" w:pos="14656"/>
+      </w:tabs>
       <w:wordWrap w:val="0"/>
       <w:spacing w:line="264" w:lineRule="atLeast"/>
     </w:pPr>
@@ -15630,6 +16473,75 @@
       <w:sz w:val="16"/>
       <w:szCs w:val="16"/>
       <w:u w:val="none"/>
+    </w:rPr>
+  </w:style>
+  <w:style w:type="table" w:customStyle="1" w:styleId="43">
+    <w:name w:val="Table Normal"/>
+    <w:semiHidden/>
+    <w:unhideWhenUsed/>
+    <w:qFormat/>
+    <w:uiPriority w:val="0"/>
+    <w:tblPr>
+      <w:tblCellMar>
+        <w:top w:w="0" w:type="dxa"/>
+        <w:left w:w="0" w:type="dxa"/>
+        <w:bottom w:w="0" w:type="dxa"/>
+        <w:right w:w="0" w:type="dxa"/>
+      </w:tblCellMar>
+    </w:tblPr>
+  </w:style>
+  <w:style w:type="paragraph" w:customStyle="1" w:styleId="44">
+    <w:name w:val="柴_正文_无缩进"/>
+    <w:basedOn w:val="1"/>
+    <w:link w:val="47"/>
+    <w:qFormat/>
+    <w:uiPriority w:val="0"/>
+    <w:pPr>
+      <w:ind w:firstLine="0" w:firstLineChars="0"/>
+    </w:pPr>
+    <w:rPr>
+      <w:rFonts w:ascii="Arial" w:hAnsi="Arial"/>
+      <w:sz w:val="24"/>
+      <w:lang w:eastAsia="zh-CN"/>
+    </w:rPr>
+  </w:style>
+  <w:style w:type="paragraph" w:customStyle="1" w:styleId="45">
+    <w:name w:val="柴_标题4"/>
+    <w:basedOn w:val="5"/>
+    <w:next w:val="1"/>
+    <w:qFormat/>
+    <w:uiPriority w:val="0"/>
+    <w:pPr>
+      <w:widowControl w:val="0"/>
+      <w:spacing w:before="160" w:line="360" w:lineRule="auto"/>
+      <w:ind w:left="981" w:leftChars="300" w:hanging="862"/>
+    </w:pPr>
+    <w:rPr>
+      <w:rFonts w:hint="eastAsia" w:ascii="Calibri" w:hAnsi="Calibri" w:eastAsia="宋体" w:cs="宋体"/>
+      <w:sz w:val="24"/>
+      <w:szCs w:val="24"/>
+      <w:lang w:eastAsia="zh-CN" w:bidi="zh-CN"/>
+    </w:rPr>
+  </w:style>
+  <w:style w:type="character" w:customStyle="1" w:styleId="46">
+    <w:name w:val="柴_正文 Char"/>
+    <w:link w:val="30"/>
+    <w:qFormat/>
+    <w:uiPriority w:val="0"/>
+    <w:rPr>
+      <w:rFonts w:ascii="Arial" w:hAnsi="Arial" w:eastAsia="宋体"/>
+      <w:sz w:val="24"/>
+      <w:lang w:eastAsia="zh-CN"/>
+    </w:rPr>
+  </w:style>
+  <w:style w:type="character" w:customStyle="1" w:styleId="47">
+    <w:name w:val="柴_正文_无缩进 Char"/>
+    <w:link w:val="44"/>
+    <w:uiPriority w:val="0"/>
+    <w:rPr>
+      <w:rFonts w:ascii="Arial" w:hAnsi="Arial"/>
+      <w:sz w:val="24"/>
+      <w:lang w:eastAsia="zh-CN"/>
     </w:rPr>
   </w:style>
 </w:styles>
